--- a/files/kod11.docx
+++ b/files/kod11.docx
@@ -2,159 +2,6 @@
 <file path=word/document.xml><?xml version="1.0" encoding="utf-8"?>
 <w:document xmlns:wpc="http://schemas.microsoft.com/office/word/2010/wordprocessingCanvas" xmlns:cx="http://schemas.microsoft.com/office/drawing/2014/chartex" xmlns:cx1="http://schemas.microsoft.com/office/drawing/2015/9/8/chartex" xmlns:cx2="http://schemas.microsoft.com/office/drawing/2015/10/21/chartex" xmlns:cx3="http://schemas.microsoft.com/office/drawing/2016/5/9/chartex" xmlns:cx4="http://schemas.microsoft.com/office/drawing/2016/5/10/chartex" xmlns:cx5="http://schemas.microsoft.com/office/drawing/2016/5/11/chartex" xmlns:cx6="http://schemas.microsoft.com/office/drawing/2016/5/12/chartex" xmlns:cx7="http://schemas.microsoft.com/office/drawing/2016/5/13/chartex" xmlns:cx8="http://schemas.microsoft.com/office/drawing/2016/5/14/chartex" xmlns:mc="http://schemas.openxmlformats.org/markup-compatibility/2006" xmlns:aink="http://schemas.microsoft.com/office/drawing/2016/ink" xmlns:am3d="http://schemas.microsoft.com/office/drawing/2017/model3d" xmlns:o="urn:schemas-microsoft-com:office:office" xmlns:oel="http://schemas.microsoft.com/office/2019/extlst" xmlns:r="http://schemas.openxmlformats.org/officeDocument/2006/relationships" xmlns:m="http://schemas.openxmlformats.org/officeDocument/2006/math" xmlns:v="urn:schemas-microsoft-com:vml" xmlns:wp14="http://schemas.microsoft.com/office/word/2010/wordprocessingDrawing" xmlns:wp="http://schemas.openxmlformats.org/drawingml/2006/wordprocessingDrawing" xmlns:w10="urn:schemas-microsoft-com:office:word" xmlns:w="http://schemas.openxmlformats.org/wordprocessingml/2006/main" xmlns:w14="http://schemas.microsoft.com/office/word/2010/wordml" xmlns:w15="http://schemas.microsoft.com/office/word/2012/wordml" xmlns:w16cex="http://schemas.microsoft.com/office/word/2018/wordml/cex" xmlns:w16cid="http://schemas.microsoft.com/office/word/2016/wordml/cid" xmlns:w16="http://schemas.microsoft.com/office/word/2018/wordml" xmlns:w16du="http://schemas.microsoft.com/office/word/2023/wordml/word16du" xmlns:w16sdtdh="http://schemas.microsoft.com/office/word/2020/wordml/sdtdatahash" xmlns:w16sdtfl="http://schemas.microsoft.com/office/word/2024/wordml/sdtformatlock" xmlns:w16se="http://schemas.microsoft.com/office/word/2015/wordml/symex" xmlns:wpg="http://schemas.microsoft.com/office/word/2010/wordprocessingGroup" xmlns:wpi="http://schemas.microsoft.com/office/word/2010/wordprocessingInk" xmlns:wne="http://schemas.microsoft.com/office/word/2006/wordml" xmlns:wps="http://schemas.microsoft.com/office/word/2010/wordprocessingShape" mc:Ignorable="w14 w15 w16se w16cid w16 w16cex w16sdtdh w16sdtfl w16du wp14">
   <w:body>
-    <w:p>
-      <w:pPr>
-        <w:widowControl w:val="0"/>
-        <w:tabs>
-          <w:tab w:val="left" w:pos="1560"/>
-        </w:tabs>
-        <w:spacing w:line="276" w:lineRule="auto"/>
-        <w:jc w:val="center"/>
-        <w:rPr>
-          <w:rFonts w:ascii="Arial" w:hAnsi="Arial" w:cs="Arial"/>
-          <w:b/>
-        </w:rPr>
-      </w:pPr>
-      <w:bookmarkStart w:id="0" w:name="VendorDelete"/>
-      <w:r>
-        <w:rPr>
-          <w:rFonts w:ascii="Arial" w:hAnsi="Arial" w:cs="Arial"/>
-          <w:b/>
-        </w:rPr>
-        <w:t>DEVRE TATİL FİNANSAL KİRALAMA SÖZLEŞMESİ</w:t>
-      </w:r>
-    </w:p>
-    <w:p>
-      <w:pPr>
-        <w:widowControl w:val="0"/>
-        <w:spacing w:line="276" w:lineRule="auto"/>
-        <w:rPr>
-          <w:rFonts w:ascii="Arial" w:hAnsi="Arial" w:cs="Arial"/>
-          <w:b/>
-        </w:rPr>
-      </w:pPr>
-    </w:p>
-    <w:p>
-      <w:pPr>
-        <w:widowControl w:val="0"/>
-        <w:spacing w:line="276" w:lineRule="auto"/>
-        <w:rPr>
-          <w:rFonts w:ascii="Arial" w:hAnsi="Arial" w:cs="Arial"/>
-          <w:color w:val="00B0F0"/>
-        </w:rPr>
-      </w:pPr>
-      <w:r>
-        <w:rPr>
-          <w:rFonts w:ascii="Arial" w:hAnsi="Arial" w:cs="Arial"/>
-          <w:b/>
-        </w:rPr>
-        <w:t>MADDE 1-</w:t>
-      </w:r>
-      <w:r>
-        <w:rPr>
-          <w:rFonts w:ascii="Arial" w:hAnsi="Arial" w:cs="Arial"/>
-          <w:b/>
-        </w:rPr>
-        <w:tab/>
-      </w:r>
-      <w:r>
-        <w:rPr>
-          <w:rFonts w:ascii="Arial" w:hAnsi="Arial" w:cs="Arial"/>
-          <w:b/>
-        </w:rPr>
-        <w:tab/>
-      </w:r>
-      <w:r>
-        <w:rPr>
-          <w:rFonts w:ascii="Arial" w:hAnsi="Arial" w:cs="Arial"/>
-          <w:b/>
-        </w:rPr>
-        <w:tab/>
-      </w:r>
-      <w:r>
-        <w:rPr>
-          <w:rFonts w:ascii="Arial" w:hAnsi="Arial" w:cs="Arial"/>
-          <w:b/>
-        </w:rPr>
-        <w:tab/>
-      </w:r>
-      <w:r>
-        <w:rPr>
-          <w:rFonts w:ascii="Arial" w:hAnsi="Arial" w:cs="Arial"/>
-          <w:b/>
-        </w:rPr>
-        <w:tab/>
-      </w:r>
-      <w:r>
-        <w:rPr>
-          <w:rFonts w:ascii="Arial" w:hAnsi="Arial" w:cs="Arial"/>
-          <w:b/>
-        </w:rPr>
-        <w:tab/>
-      </w:r>
-      <w:r>
-        <w:rPr>
-          <w:rFonts w:ascii="Arial" w:hAnsi="Arial" w:cs="Arial"/>
-          <w:b/>
-        </w:rPr>
-        <w:tab/>
-      </w:r>
-      <w:r>
-        <w:rPr>
-          <w:rFonts w:ascii="Arial" w:hAnsi="Arial" w:cs="Arial"/>
-          <w:b/>
-        </w:rPr>
-        <w:tab/>
-        <w:t>No:</w:t>
-      </w:r>
-      <w:r>
-        <w:rPr>
-          <w:rFonts w:ascii="Arial" w:hAnsi="Arial" w:cs="Arial"/>
-          <w:b/>
-        </w:rPr>
-        <w:t xml:space="preserve"> {{</w:t>
-      </w:r>
-      <w:r>
-        <w:rPr>
-          <w:rFonts w:ascii="Arial" w:hAnsi="Arial" w:cs="Arial"/>
-          <w:noProof/>
-        </w:rPr>
-        <w:t xml:space="preserve"> </w:t>
-      </w:r>
-      <w:r>
-        <w:rPr>
-          <w:rFonts w:ascii="Arial" w:hAnsi="Arial" w:cs="Arial"/>
-          <w:noProof/>
-        </w:rPr>
-        <w:t>ContractHeaderCode</w:t>
-      </w:r>
-      <w:r>
-        <w:rPr>
-          <w:rFonts w:ascii="Arial" w:hAnsi="Arial" w:cs="Arial"/>
-          <w:b/>
-        </w:rPr>
-        <w:t xml:space="preserve"> }}</w:t>
-      </w:r>
-    </w:p>
-    <w:p>
-      <w:pPr>
-        <w:widowControl w:val="0"/>
-        <w:spacing w:line="276" w:lineRule="auto"/>
-        <w:rPr>
-          <w:rFonts w:ascii="Arial" w:hAnsi="Arial" w:cs="Arial"/>
-          <w:b/>
-          <w:bCs/>
-        </w:rPr>
-      </w:pPr>
-      <w:r>
-        <w:rPr>
-          <w:rFonts w:ascii="Arial" w:hAnsi="Arial" w:cs="Arial"/>
-          <w:b/>
-          <w:bCs/>
-        </w:rPr>
-        <w:t>Müşteri;</w:t>
-      </w:r>
-    </w:p>
     <w:tbl>
       <w:tblPr>
         <w:tblW w:w="10348" w:type="dxa"/>
@@ -173,2957 +20,11 @@
           </w:tcPr>
           <w:p>
             <w:pPr>
-              <w:widowControl w:val="0"/>
-              <w:spacing w:line="276" w:lineRule="auto"/>
-              <w:rPr>
-                <w:rFonts w:ascii="Arial" w:hAnsi="Arial" w:cs="Arial"/>
-                <w:b/>
-              </w:rPr>
-            </w:pPr>
-            <w:r>
-              <w:rPr>
-                <w:rFonts w:ascii="Arial" w:hAnsi="Arial" w:cs="Arial"/>
-                <w:bCs/>
-                <w:lang w:val="en-US"/>
-              </w:rPr>
-              <w:t xml:space="preserve">Adı Soyadı / </w:t>
-            </w:r>
-            <w:r>
-              <w:rPr>
-                <w:rFonts w:ascii="Arial" w:eastAsia="Calibri" w:hAnsi="Arial" w:cs="Arial"/>
-                <w:bCs/>
-              </w:rPr>
-              <w:t>T.C. Kimlik No / Pass.No</w:t>
-            </w:r>
-          </w:p>
-        </w:tc>
-        <w:tc>
-          <w:tcPr>
-            <w:tcW w:w="236" w:type="dxa"/>
-          </w:tcPr>
-          <w:p>
-            <w:pPr>
-              <w:widowControl w:val="0"/>
-              <w:spacing w:line="276" w:lineRule="auto"/>
-              <w:rPr>
-                <w:rFonts w:ascii="Arial" w:hAnsi="Arial" w:cs="Arial"/>
-                <w:b/>
-              </w:rPr>
-            </w:pPr>
-            <w:r>
-              <w:rPr>
-                <w:rFonts w:ascii="Arial" w:hAnsi="Arial" w:cs="Arial"/>
-                <w:b/>
-              </w:rPr>
-              <w:t>:</w:t>
-            </w:r>
-          </w:p>
-        </w:tc>
-        <w:tc>
-          <w:tcPr>
-            <w:tcW w:w="5893" w:type="dxa"/>
-          </w:tcPr>
-          <w:p>
-            <w:pPr>
-              <w:widowControl w:val="0"/>
-              <w:spacing w:line="276" w:lineRule="auto"/>
-              <w:jc w:val="both"/>
-              <w:rPr>
-                <w:rFonts w:ascii="Arial" w:hAnsi="Arial" w:cs="Arial"/>
-              </w:rPr>
-            </w:pPr>
-            <w:r>
-              <w:rPr>
-                <w:rFonts w:ascii="Arial" w:hAnsi="Arial" w:cs="Arial"/>
-              </w:rPr>
-              <w:t>{{</w:t>
-            </w:r>
-            <w:r>
-              <w:rPr>
-                <w:rFonts w:ascii="Arial" w:hAnsi="Arial" w:cs="Arial"/>
-                <w:noProof/>
-              </w:rPr>
-              <w:t xml:space="preserve"> CustomerName</w:t>
-            </w:r>
-            <w:r>
-              <w:rPr>
-                <w:rFonts w:ascii="Arial" w:hAnsi="Arial" w:cs="Arial"/>
-              </w:rPr>
-              <w:t xml:space="preserve"> }} {{</w:t>
-            </w:r>
-            <w:r>
-              <w:rPr>
-                <w:rFonts w:ascii="Arial" w:hAnsi="Arial" w:cs="Arial"/>
-                <w:noProof/>
-              </w:rPr>
-              <w:t xml:space="preserve"> TaxAndTCIdentity}}</w:t>
-            </w:r>
-          </w:p>
-        </w:tc>
-      </w:tr>
-      <w:tr>
-        <w:tc>
-          <w:tcPr>
-            <w:tcW w:w="4219" w:type="dxa"/>
-          </w:tcPr>
-          <w:p>
-            <w:pPr>
-              <w:widowControl w:val="0"/>
-              <w:spacing w:line="276" w:lineRule="auto"/>
-              <w:rPr>
-                <w:rFonts w:ascii="Arial" w:hAnsi="Arial" w:cs="Arial"/>
-                <w:b/>
-              </w:rPr>
-            </w:pPr>
-            <w:r>
-              <w:rPr>
-                <w:rFonts w:ascii="Arial" w:eastAsia="Calibri" w:hAnsi="Arial" w:cs="Arial"/>
-                <w:bCs/>
-              </w:rPr>
-              <w:t>Yazışma Adresi</w:t>
-            </w:r>
-          </w:p>
-        </w:tc>
-        <w:tc>
-          <w:tcPr>
-            <w:tcW w:w="236" w:type="dxa"/>
-          </w:tcPr>
-          <w:p>
-            <w:pPr>
-              <w:widowControl w:val="0"/>
-              <w:spacing w:line="276" w:lineRule="auto"/>
-              <w:rPr>
-                <w:rFonts w:ascii="Arial" w:hAnsi="Arial" w:cs="Arial"/>
-                <w:b/>
-              </w:rPr>
-            </w:pPr>
-            <w:r>
-              <w:rPr>
-                <w:rFonts w:ascii="Arial" w:hAnsi="Arial" w:cs="Arial"/>
-                <w:b/>
-              </w:rPr>
-              <w:t>:</w:t>
-            </w:r>
-          </w:p>
-        </w:tc>
-        <w:tc>
-          <w:tcPr>
-            <w:tcW w:w="5893" w:type="dxa"/>
-          </w:tcPr>
-          <w:p>
-            <w:pPr>
-              <w:widowControl w:val="0"/>
-              <w:spacing w:line="276" w:lineRule="auto"/>
-              <w:rPr>
-                <w:rFonts w:ascii="Arial" w:hAnsi="Arial" w:cs="Arial"/>
-              </w:rPr>
-            </w:pPr>
-            <w:r>
-              <w:rPr>
-                <w:rFonts w:ascii="Arial" w:hAnsi="Arial" w:cs="Arial"/>
-              </w:rPr>
-              <w:t>{{</w:t>
-            </w:r>
-            <w:r>
-              <w:rPr>
-                <w:rFonts w:ascii="Arial" w:hAnsi="Arial" w:cs="Arial"/>
-                <w:noProof/>
-              </w:rPr>
-              <w:t xml:space="preserve"> YazismaAddress</w:t>
-            </w:r>
-            <w:r>
-              <w:rPr>
-                <w:rFonts w:ascii="Arial" w:hAnsi="Arial" w:cs="Arial"/>
-              </w:rPr>
-              <w:t xml:space="preserve"> }}</w:t>
-            </w:r>
-          </w:p>
-        </w:tc>
-      </w:tr>
-      <w:tr>
-        <w:tc>
-          <w:tcPr>
-            <w:tcW w:w="4219" w:type="dxa"/>
-          </w:tcPr>
-          <w:p>
-            <w:pPr>
-              <w:widowControl w:val="0"/>
-              <w:spacing w:line="276" w:lineRule="auto"/>
-              <w:rPr>
-                <w:rFonts w:ascii="Arial" w:hAnsi="Arial" w:cs="Arial"/>
-                <w:b/>
-                <w:bCs/>
-              </w:rPr>
-            </w:pPr>
-            <w:r>
-              <w:rPr>
-                <w:rFonts w:ascii="Arial" w:eastAsia="Calibri" w:hAnsi="Arial" w:cs="Arial"/>
-                <w:bCs/>
-              </w:rPr>
-              <w:t>İş Telefonu</w:t>
-            </w:r>
-          </w:p>
-        </w:tc>
-        <w:tc>
-          <w:tcPr>
-            <w:tcW w:w="236" w:type="dxa"/>
-          </w:tcPr>
-          <w:p>
-            <w:pPr>
-              <w:widowControl w:val="0"/>
-              <w:spacing w:line="276" w:lineRule="auto"/>
-              <w:rPr>
-                <w:rFonts w:ascii="Arial" w:hAnsi="Arial" w:cs="Arial"/>
-                <w:b/>
-                <w:bCs/>
-              </w:rPr>
-            </w:pPr>
-            <w:r>
-              <w:rPr>
-                <w:rFonts w:ascii="Arial" w:hAnsi="Arial" w:cs="Arial"/>
-                <w:b/>
-                <w:sz w:val="20"/>
-                <w:szCs w:val="20"/>
-              </w:rPr>
-              <w:t>:</w:t>
-            </w:r>
-          </w:p>
-        </w:tc>
-        <w:tc>
-          <w:tcPr>
-            <w:tcW w:w="5893" w:type="dxa"/>
-          </w:tcPr>
-          <w:p>
-            <w:pPr>
-              <w:widowControl w:val="0"/>
-              <w:spacing w:line="276" w:lineRule="auto"/>
-              <w:rPr>
-                <w:rFonts w:ascii="Arial" w:hAnsi="Arial" w:cs="Arial"/>
-                <w:b/>
-                <w:bCs/>
-              </w:rPr>
-            </w:pPr>
-            <w:r>
-              <w:rPr>
-                <w:rFonts w:ascii="Arial" w:hAnsi="Arial" w:cs="Arial"/>
-              </w:rPr>
-              <w:t>{{</w:t>
-            </w:r>
-            <w:r>
-              <w:rPr>
-                <w:rFonts w:ascii="Arial" w:hAnsi="Arial" w:cs="Arial"/>
-                <w:noProof/>
-              </w:rPr>
-              <w:t xml:space="preserve"> WorkPhone}}</w:t>
-            </w:r>
-          </w:p>
-        </w:tc>
-      </w:tr>
-      <w:tr>
-        <w:tc>
-          <w:tcPr>
-            <w:tcW w:w="4219" w:type="dxa"/>
-          </w:tcPr>
-          <w:p>
-            <w:pPr>
-              <w:widowControl w:val="0"/>
-              <w:spacing w:line="276" w:lineRule="auto"/>
-              <w:rPr>
-                <w:rFonts w:ascii="Arial" w:eastAsia="Calibri" w:hAnsi="Arial" w:cs="Arial"/>
-                <w:bCs/>
-              </w:rPr>
-            </w:pPr>
-            <w:bookmarkStart w:id="1" w:name="OtherAddress1" w:colFirst="0" w:colLast="2"/>
-            <w:r>
-              <w:rPr>
-                <w:rFonts w:ascii="Arial" w:eastAsia="Calibri" w:hAnsi="Arial" w:cs="Arial"/>
-                <w:bCs/>
-              </w:rPr>
-              <w:t>Yurt Dışı Adresi</w:t>
-            </w:r>
-          </w:p>
-        </w:tc>
-        <w:tc>
-          <w:tcPr>
-            <w:tcW w:w="236" w:type="dxa"/>
-          </w:tcPr>
-          <w:p>
-            <w:pPr>
-              <w:widowControl w:val="0"/>
-              <w:spacing w:line="276" w:lineRule="auto"/>
-              <w:rPr>
-                <w:rFonts w:ascii="Arial" w:hAnsi="Arial" w:cs="Arial"/>
-                <w:b/>
-              </w:rPr>
-            </w:pPr>
-            <w:r>
-              <w:rPr>
-                <w:rFonts w:ascii="Arial" w:hAnsi="Arial" w:cs="Arial"/>
-                <w:b/>
-              </w:rPr>
-              <w:t>:</w:t>
-            </w:r>
-          </w:p>
-        </w:tc>
-        <w:tc>
-          <w:tcPr>
-            <w:tcW w:w="5893" w:type="dxa"/>
-          </w:tcPr>
-          <w:p>
-            <w:pPr>
-              <w:widowControl w:val="0"/>
-              <w:spacing w:line="276" w:lineRule="auto"/>
-              <w:rPr>
-                <w:rFonts w:ascii="Arial" w:hAnsi="Arial" w:cs="Arial"/>
-              </w:rPr>
-            </w:pPr>
-            <w:r>
-              <w:rPr>
-                <w:rFonts w:ascii="Arial" w:hAnsi="Arial" w:cs="Arial"/>
-              </w:rPr>
-              <w:t>{{</w:t>
-            </w:r>
-            <w:r>
-              <w:rPr>
-                <w:rFonts w:ascii="Arial" w:hAnsi="Arial" w:cs="Arial"/>
-                <w:noProof/>
-              </w:rPr>
-              <w:t xml:space="preserve"> OtherAddress</w:t>
-            </w:r>
-            <w:r>
-              <w:rPr>
-                <w:rFonts w:ascii="Arial" w:hAnsi="Arial" w:cs="Arial"/>
-              </w:rPr>
-              <w:t xml:space="preserve"> }}</w:t>
-            </w:r>
-          </w:p>
-        </w:tc>
-      </w:tr>
-      <w:bookmarkEnd w:id="1"/>
-      <w:tr>
-        <w:tc>
-          <w:tcPr>
-            <w:tcW w:w="4219" w:type="dxa"/>
-          </w:tcPr>
-          <w:p>
-            <w:pPr>
-              <w:widowControl w:val="0"/>
-              <w:spacing w:line="276" w:lineRule="auto"/>
-              <w:rPr>
-                <w:rFonts w:ascii="Arial" w:hAnsi="Arial" w:cs="Arial"/>
-                <w:b/>
-              </w:rPr>
-            </w:pPr>
-            <w:r>
-              <w:rPr>
-                <w:rFonts w:ascii="Arial" w:eastAsia="Calibri" w:hAnsi="Arial" w:cs="Arial"/>
-                <w:bCs/>
-              </w:rPr>
-              <w:t>Mobil Tel</w:t>
-            </w:r>
-          </w:p>
-        </w:tc>
-        <w:tc>
-          <w:tcPr>
-            <w:tcW w:w="236" w:type="dxa"/>
-          </w:tcPr>
-          <w:p>
-            <w:pPr>
-              <w:widowControl w:val="0"/>
-              <w:spacing w:line="276" w:lineRule="auto"/>
-              <w:rPr>
-                <w:rFonts w:ascii="Arial" w:hAnsi="Arial" w:cs="Arial"/>
-                <w:b/>
-              </w:rPr>
-            </w:pPr>
-            <w:r>
-              <w:rPr>
-                <w:rFonts w:ascii="Arial" w:hAnsi="Arial" w:cs="Arial"/>
-                <w:b/>
-              </w:rPr>
-              <w:t>:</w:t>
-            </w:r>
-          </w:p>
-        </w:tc>
-        <w:tc>
-          <w:tcPr>
-            <w:tcW w:w="5893" w:type="dxa"/>
-          </w:tcPr>
-          <w:p>
-            <w:pPr>
-              <w:widowControl w:val="0"/>
-              <w:spacing w:line="276" w:lineRule="auto"/>
-              <w:rPr>
-                <w:rFonts w:ascii="Arial" w:hAnsi="Arial" w:cs="Arial"/>
-                <w:b/>
-              </w:rPr>
-            </w:pPr>
-            <w:r>
-              <w:rPr>
-                <w:rFonts w:ascii="Arial" w:hAnsi="Arial" w:cs="Arial"/>
-              </w:rPr>
-              <w:t>{{</w:t>
-            </w:r>
-            <w:r>
-              <w:rPr>
-                <w:rFonts w:ascii="Arial" w:hAnsi="Arial" w:cs="Arial"/>
-                <w:noProof/>
-              </w:rPr>
-              <w:t xml:space="preserve"> MobilPhone</w:t>
-            </w:r>
-            <w:r>
-              <w:rPr>
-                <w:rFonts w:ascii="Arial" w:hAnsi="Arial" w:cs="Arial"/>
-              </w:rPr>
-              <w:t xml:space="preserve"> }}</w:t>
-            </w:r>
-          </w:p>
-        </w:tc>
-      </w:tr>
-      <w:tr>
-        <w:tc>
-          <w:tcPr>
-            <w:tcW w:w="4219" w:type="dxa"/>
-          </w:tcPr>
-          <w:p>
-            <w:pPr>
-              <w:widowControl w:val="0"/>
-              <w:spacing w:line="276" w:lineRule="auto"/>
-              <w:rPr>
-                <w:rFonts w:ascii="Arial" w:eastAsia="Calibri" w:hAnsi="Arial" w:cs="Arial"/>
-                <w:bCs/>
-              </w:rPr>
-            </w:pPr>
-            <w:bookmarkStart w:id="2" w:name="OtherPhone1" w:colFirst="0" w:colLast="2"/>
-            <w:r>
-              <w:rPr>
-                <w:rFonts w:ascii="Arial" w:eastAsia="Calibri" w:hAnsi="Arial" w:cs="Arial"/>
-                <w:bCs/>
-              </w:rPr>
-              <w:t>Yurt Dışı Tel</w:t>
-            </w:r>
-          </w:p>
-        </w:tc>
-        <w:tc>
-          <w:tcPr>
-            <w:tcW w:w="236" w:type="dxa"/>
-          </w:tcPr>
-          <w:p>
-            <w:pPr>
-              <w:widowControl w:val="0"/>
-              <w:spacing w:line="276" w:lineRule="auto"/>
-              <w:rPr>
-                <w:rFonts w:ascii="Arial" w:hAnsi="Arial" w:cs="Arial"/>
-                <w:b/>
-              </w:rPr>
-            </w:pPr>
-            <w:r>
-              <w:rPr>
-                <w:rFonts w:ascii="Arial" w:hAnsi="Arial" w:cs="Arial"/>
-                <w:b/>
-              </w:rPr>
-              <w:t>:</w:t>
-            </w:r>
-          </w:p>
-        </w:tc>
-        <w:tc>
-          <w:tcPr>
-            <w:tcW w:w="5893" w:type="dxa"/>
-          </w:tcPr>
-          <w:p>
-            <w:pPr>
-              <w:widowControl w:val="0"/>
-              <w:spacing w:line="276" w:lineRule="auto"/>
-              <w:rPr>
-                <w:rFonts w:ascii="Arial" w:hAnsi="Arial" w:cs="Arial"/>
-              </w:rPr>
-            </w:pPr>
-            <w:r>
-              <w:rPr>
-                <w:rFonts w:ascii="Arial" w:hAnsi="Arial" w:cs="Arial"/>
-              </w:rPr>
-              <w:t>{{</w:t>
-            </w:r>
-            <w:r>
-              <w:rPr>
-                <w:rFonts w:ascii="Arial" w:hAnsi="Arial" w:cs="Arial"/>
-                <w:noProof/>
-              </w:rPr>
-              <w:t xml:space="preserve"> OtherPhone</w:t>
-            </w:r>
-            <w:r>
-              <w:rPr>
-                <w:rFonts w:ascii="Arial" w:hAnsi="Arial" w:cs="Arial"/>
-              </w:rPr>
-              <w:t xml:space="preserve"> }}</w:t>
-            </w:r>
-          </w:p>
-        </w:tc>
-      </w:tr>
-      <w:bookmarkEnd w:id="2"/>
-      <w:tr>
-        <w:tc>
-          <w:tcPr>
-            <w:tcW w:w="4219" w:type="dxa"/>
-          </w:tcPr>
-          <w:p>
-            <w:pPr>
-              <w:widowControl w:val="0"/>
-              <w:spacing w:line="276" w:lineRule="auto"/>
-              <w:rPr>
-                <w:rFonts w:ascii="Arial" w:hAnsi="Arial" w:cs="Arial"/>
-                <w:b/>
-              </w:rPr>
-            </w:pPr>
-            <w:r>
-              <w:rPr>
-                <w:rFonts w:ascii="Arial" w:eastAsia="Calibri" w:hAnsi="Arial" w:cs="Arial"/>
-                <w:bCs/>
-              </w:rPr>
-              <w:t>E posta</w:t>
-            </w:r>
-          </w:p>
-        </w:tc>
-        <w:tc>
-          <w:tcPr>
-            <w:tcW w:w="236" w:type="dxa"/>
-          </w:tcPr>
-          <w:p>
-            <w:pPr>
-              <w:widowControl w:val="0"/>
-              <w:spacing w:line="276" w:lineRule="auto"/>
-              <w:rPr>
-                <w:rFonts w:ascii="Arial" w:hAnsi="Arial" w:cs="Arial"/>
-                <w:b/>
-              </w:rPr>
-            </w:pPr>
-            <w:r>
-              <w:rPr>
-                <w:rFonts w:ascii="Arial" w:hAnsi="Arial" w:cs="Arial"/>
-                <w:b/>
-              </w:rPr>
-              <w:t>:</w:t>
-            </w:r>
-          </w:p>
-        </w:tc>
-        <w:tc>
-          <w:tcPr>
-            <w:tcW w:w="5893" w:type="dxa"/>
-          </w:tcPr>
-          <w:p>
-            <w:pPr>
-              <w:widowControl w:val="0"/>
-              <w:spacing w:line="276" w:lineRule="auto"/>
-              <w:rPr>
-                <w:rFonts w:ascii="Arial" w:hAnsi="Arial" w:cs="Arial"/>
-                <w:b/>
-              </w:rPr>
-            </w:pPr>
-            <w:r>
-              <w:rPr>
-                <w:rFonts w:ascii="Arial" w:hAnsi="Arial" w:cs="Arial"/>
-              </w:rPr>
-              <w:t>{{</w:t>
-            </w:r>
-            <w:r>
-              <w:rPr>
-                <w:rFonts w:ascii="Arial" w:hAnsi="Arial" w:cs="Arial"/>
-                <w:noProof/>
-              </w:rPr>
-              <w:t xml:space="preserve"> Email</w:t>
-            </w:r>
-            <w:r>
-              <w:rPr>
-                <w:rFonts w:ascii="Arial" w:hAnsi="Arial" w:cs="Arial"/>
-              </w:rPr>
-              <w:t xml:space="preserve"> }}</w:t>
-            </w:r>
-          </w:p>
-        </w:tc>
-      </w:tr>
-      <w:tr>
-        <w:tc>
-          <w:tcPr>
-            <w:tcW w:w="4219" w:type="dxa"/>
-          </w:tcPr>
-          <w:p>
-            <w:pPr>
-              <w:widowControl w:val="0"/>
-              <w:spacing w:line="276" w:lineRule="auto"/>
-              <w:rPr>
-                <w:rFonts w:ascii="Arial" w:eastAsia="Calibri" w:hAnsi="Arial" w:cs="Arial"/>
-                <w:bCs/>
-              </w:rPr>
-            </w:pPr>
-            <w:r>
-              <w:rPr>
-                <w:rFonts w:ascii="Arial" w:eastAsia="Calibri" w:hAnsi="Arial" w:cs="Arial"/>
-                <w:bCs/>
-              </w:rPr>
-              <w:t>Kayıtlı Elektronik Posta Adresi</w:t>
-            </w:r>
-          </w:p>
-        </w:tc>
-        <w:tc>
-          <w:tcPr>
-            <w:tcW w:w="236" w:type="dxa"/>
-          </w:tcPr>
-          <w:p>
-            <w:pPr>
-              <w:widowControl w:val="0"/>
-              <w:spacing w:line="276" w:lineRule="auto"/>
-              <w:rPr>
-                <w:rFonts w:ascii="Arial" w:hAnsi="Arial" w:cs="Arial"/>
-                <w:b/>
-              </w:rPr>
-            </w:pPr>
-            <w:r>
-              <w:rPr>
-                <w:rFonts w:ascii="Arial" w:hAnsi="Arial" w:cs="Arial"/>
-                <w:b/>
-              </w:rPr>
-              <w:t>:</w:t>
-            </w:r>
-          </w:p>
-        </w:tc>
-        <w:tc>
-          <w:tcPr>
-            <w:tcW w:w="5893" w:type="dxa"/>
-          </w:tcPr>
-          <w:p>
-            <w:pPr>
-              <w:widowControl w:val="0"/>
-              <w:spacing w:line="276" w:lineRule="auto"/>
-              <w:rPr>
-                <w:rFonts w:ascii="Arial" w:hAnsi="Arial" w:cs="Arial"/>
-              </w:rPr>
-            </w:pPr>
-            <w:r>
-              <w:rPr>
-                <w:rFonts w:ascii="Arial" w:hAnsi="Arial" w:cs="Arial"/>
-              </w:rPr>
-              <w:t>{{</w:t>
-            </w:r>
-            <w:r>
-              <w:rPr>
-                <w:rFonts w:ascii="Arial" w:hAnsi="Arial" w:cs="Arial"/>
-                <w:noProof/>
-              </w:rPr>
-              <w:t xml:space="preserve"> </w:t>
-            </w:r>
-            <w:r>
-              <w:rPr>
-                <w:rFonts w:ascii="Arial" w:hAnsi="Arial" w:cs="Arial"/>
-                <w:noProof/>
-              </w:rPr>
-              <w:t>KepAddress</w:t>
-            </w:r>
-            <w:r>
-              <w:rPr>
-                <w:rFonts w:ascii="Arial" w:hAnsi="Arial" w:cs="Arial"/>
-              </w:rPr>
-              <w:t xml:space="preserve"> }}</w:t>
-            </w:r>
-          </w:p>
-          <w:p>
-            <w:pPr>
-              <w:widowControl w:val="0"/>
-              <w:spacing w:line="276" w:lineRule="auto"/>
-              <w:rPr>
-                <w:rFonts w:ascii="Arial" w:hAnsi="Arial" w:cs="Arial"/>
-              </w:rPr>
-            </w:pPr>
-            <w:r>
-              <w:rPr>
-                <w:rFonts w:ascii="Arial" w:hAnsi="Arial" w:cs="Arial"/>
-              </w:rPr>
-              <w:t>(Bundan böyle Kep adresi olarak anılacaktır)</w:t>
-            </w:r>
-          </w:p>
-        </w:tc>
-      </w:tr>
-      <w:tr>
-        <w:tc>
-          <w:tcPr>
-            <w:tcW w:w="4219" w:type="dxa"/>
-          </w:tcPr>
-          <w:p>
-            <w:pPr>
-              <w:widowControl w:val="0"/>
-              <w:spacing w:line="276" w:lineRule="auto"/>
-              <w:rPr>
-                <w:rFonts w:ascii="Arial" w:eastAsia="Calibri" w:hAnsi="Arial" w:cs="Arial"/>
-                <w:bCs/>
-              </w:rPr>
-            </w:pPr>
-            <w:r>
-              <w:rPr>
-                <w:rFonts w:ascii="Arial" w:hAnsi="Arial" w:cs="Arial"/>
-                <w:b/>
-                <w:bCs/>
-                <w:lang w:val="en-US"/>
-              </w:rPr>
-              <w:t>Finansal Kiralama Şirketi</w:t>
-            </w:r>
-          </w:p>
-        </w:tc>
-        <w:tc>
-          <w:tcPr>
-            <w:tcW w:w="236" w:type="dxa"/>
-          </w:tcPr>
-          <w:p>
-            <w:pPr>
-              <w:widowControl w:val="0"/>
-              <w:spacing w:line="276" w:lineRule="auto"/>
-              <w:rPr>
-                <w:rFonts w:ascii="Arial" w:hAnsi="Arial" w:cs="Arial"/>
-                <w:b/>
-              </w:rPr>
-            </w:pPr>
-            <w:r>
-              <w:rPr>
-                <w:rFonts w:ascii="Arial" w:hAnsi="Arial" w:cs="Arial"/>
-                <w:b/>
-              </w:rPr>
-              <w:t>:</w:t>
-            </w:r>
-          </w:p>
-        </w:tc>
-        <w:tc>
-          <w:tcPr>
-            <w:tcW w:w="5893" w:type="dxa"/>
-          </w:tcPr>
-          <w:p>
-            <w:pPr>
-              <w:widowControl w:val="0"/>
-              <w:spacing w:line="276" w:lineRule="auto"/>
-              <w:rPr>
-                <w:rFonts w:ascii="Arial" w:hAnsi="Arial" w:cs="Arial"/>
-                <w:b/>
-              </w:rPr>
-            </w:pPr>
-            <w:r>
-              <w:rPr>
-                <w:rFonts w:ascii="Arial" w:hAnsi="Arial" w:cs="Arial"/>
-                <w:noProof/>
-              </w:rPr>
-              <w:t>Arı Leasing Kiralama A.Ş.</w:t>
-            </w:r>
-            <w:r>
-              <w:rPr>
-                <w:rFonts w:ascii="Arial" w:hAnsi="Arial" w:cs="Arial"/>
-              </w:rPr>
-              <w:t xml:space="preserve"> </w:t>
-            </w:r>
-            <w:r>
-              <w:rPr>
-                <w:rFonts w:ascii="Arial" w:hAnsi="Arial" w:cs="Arial"/>
-                <w:bCs/>
-              </w:rPr>
-              <w:t>(Bundan Böyle Arı Leasing olarak anılacaktır)</w:t>
-            </w:r>
-          </w:p>
-        </w:tc>
-      </w:tr>
-      <w:tr>
-        <w:tc>
-          <w:tcPr>
-            <w:tcW w:w="4219" w:type="dxa"/>
-          </w:tcPr>
-          <w:p>
-            <w:pPr>
-              <w:widowControl w:val="0"/>
-              <w:spacing w:line="276" w:lineRule="auto"/>
-              <w:rPr>
-                <w:rFonts w:ascii="Arial" w:hAnsi="Arial" w:cs="Arial"/>
-                <w:b/>
-              </w:rPr>
-            </w:pPr>
-            <w:r>
-              <w:rPr>
-                <w:rFonts w:ascii="Arial" w:eastAsia="Calibri" w:hAnsi="Arial" w:cs="Arial"/>
-                <w:bCs/>
-              </w:rPr>
-              <w:t>Adresi</w:t>
-            </w:r>
-          </w:p>
-        </w:tc>
-        <w:tc>
-          <w:tcPr>
-            <w:tcW w:w="236" w:type="dxa"/>
-          </w:tcPr>
-          <w:p>
-            <w:pPr>
-              <w:widowControl w:val="0"/>
-              <w:spacing w:line="276" w:lineRule="auto"/>
-              <w:rPr>
-                <w:rFonts w:ascii="Arial" w:hAnsi="Arial" w:cs="Arial"/>
-                <w:b/>
-              </w:rPr>
-            </w:pPr>
-            <w:r>
-              <w:rPr>
-                <w:rFonts w:ascii="Arial" w:hAnsi="Arial" w:cs="Arial"/>
-                <w:b/>
-              </w:rPr>
-              <w:t>:</w:t>
-            </w:r>
-          </w:p>
-        </w:tc>
-        <w:tc>
-          <w:tcPr>
-            <w:tcW w:w="5893" w:type="dxa"/>
-          </w:tcPr>
-          <w:p>
-            <w:pPr>
-              <w:widowControl w:val="0"/>
-              <w:spacing w:line="276" w:lineRule="auto"/>
-              <w:rPr>
-                <w:rFonts w:ascii="Arial" w:hAnsi="Arial" w:cs="Arial"/>
-                <w:b/>
-              </w:rPr>
-            </w:pPr>
-            <w:r>
-              <w:rPr>
-                <w:rFonts w:ascii="Arial" w:hAnsi="Arial" w:cs="Arial"/>
-                <w:noProof/>
-              </w:rPr>
-              <w:t>Sultantepe Mah.Hüseyin Baykara Sok.No:1 İç Kapı No:3  ÜSKÜDAR/İSTANBUL</w:t>
-            </w:r>
-          </w:p>
-        </w:tc>
-      </w:tr>
-      <w:tr>
-        <w:tc>
-          <w:tcPr>
-            <w:tcW w:w="4219" w:type="dxa"/>
-          </w:tcPr>
-          <w:p>
-            <w:pPr>
-              <w:widowControl w:val="0"/>
-              <w:spacing w:line="276" w:lineRule="auto"/>
-              <w:rPr>
-                <w:rFonts w:ascii="Arial" w:hAnsi="Arial" w:cs="Arial"/>
-                <w:b/>
-              </w:rPr>
-            </w:pPr>
-            <w:r>
-              <w:rPr>
-                <w:rFonts w:ascii="Arial" w:eastAsia="Calibri" w:hAnsi="Arial" w:cs="Arial"/>
-                <w:bCs/>
-              </w:rPr>
-              <w:t>Tel</w:t>
-            </w:r>
-          </w:p>
-        </w:tc>
-        <w:tc>
-          <w:tcPr>
-            <w:tcW w:w="236" w:type="dxa"/>
-          </w:tcPr>
-          <w:p>
-            <w:pPr>
-              <w:widowControl w:val="0"/>
-              <w:spacing w:line="276" w:lineRule="auto"/>
-              <w:rPr>
-                <w:rFonts w:ascii="Arial" w:hAnsi="Arial" w:cs="Arial"/>
-                <w:b/>
-              </w:rPr>
-            </w:pPr>
-            <w:r>
-              <w:rPr>
-                <w:rFonts w:ascii="Arial" w:hAnsi="Arial" w:cs="Arial"/>
-                <w:b/>
-              </w:rPr>
-              <w:t>:</w:t>
-            </w:r>
-          </w:p>
-        </w:tc>
-        <w:tc>
-          <w:tcPr>
-            <w:tcW w:w="5893" w:type="dxa"/>
-          </w:tcPr>
-          <w:p>
-            <w:pPr>
-              <w:widowControl w:val="0"/>
-              <w:spacing w:line="276" w:lineRule="auto"/>
-              <w:rPr>
-                <w:rFonts w:ascii="Arial" w:hAnsi="Arial" w:cs="Arial"/>
-                <w:b/>
-              </w:rPr>
-            </w:pPr>
-            <w:r>
-              <w:rPr>
-                <w:rFonts w:ascii="Arial" w:hAnsi="Arial" w:cs="Arial"/>
-                <w:noProof/>
-              </w:rPr>
-              <w:t>(212) 310 27 21</w:t>
-            </w:r>
-          </w:p>
-        </w:tc>
-      </w:tr>
-      <w:tr>
-        <w:tc>
-          <w:tcPr>
-            <w:tcW w:w="4219" w:type="dxa"/>
-          </w:tcPr>
-          <w:p>
-            <w:pPr>
-              <w:widowControl w:val="0"/>
-              <w:spacing w:line="276" w:lineRule="auto"/>
-              <w:rPr>
-                <w:rFonts w:ascii="Arial" w:hAnsi="Arial" w:cs="Arial"/>
-                <w:b/>
-              </w:rPr>
-            </w:pPr>
-            <w:r>
-              <w:rPr>
-                <w:rFonts w:ascii="Arial" w:eastAsia="Calibri" w:hAnsi="Arial" w:cs="Arial"/>
-                <w:bCs/>
-              </w:rPr>
-              <w:t>E-posta Adresi</w:t>
-            </w:r>
-          </w:p>
-        </w:tc>
-        <w:tc>
-          <w:tcPr>
-            <w:tcW w:w="236" w:type="dxa"/>
-          </w:tcPr>
-          <w:p>
-            <w:pPr>
-              <w:widowControl w:val="0"/>
-              <w:spacing w:line="276" w:lineRule="auto"/>
-              <w:rPr>
-                <w:rFonts w:ascii="Arial" w:hAnsi="Arial" w:cs="Arial"/>
-                <w:b/>
-              </w:rPr>
-            </w:pPr>
-            <w:r>
-              <w:rPr>
-                <w:rFonts w:ascii="Arial" w:hAnsi="Arial" w:cs="Arial"/>
-                <w:b/>
-              </w:rPr>
-              <w:t>:</w:t>
-            </w:r>
-          </w:p>
-        </w:tc>
-        <w:tc>
-          <w:tcPr>
-            <w:tcW w:w="5893" w:type="dxa"/>
-          </w:tcPr>
-          <w:p>
-            <w:pPr>
-              <w:widowControl w:val="0"/>
-              <w:spacing w:line="276" w:lineRule="auto"/>
-              <w:rPr>
-                <w:rFonts w:ascii="Arial" w:hAnsi="Arial" w:cs="Arial"/>
-                <w:b/>
-              </w:rPr>
-            </w:pPr>
-            <w:hyperlink r:id="rId7" w:history="1">
-              <w:r>
-                <w:rPr>
-                  <w:rStyle w:val="Kpr"/>
-                  <w:rFonts w:ascii="Arial" w:hAnsi="Arial" w:cs="Arial"/>
-                </w:rPr>
-                <w:t>info@arileasing.com.tr</w:t>
-              </w:r>
-            </w:hyperlink>
-          </w:p>
-        </w:tc>
-      </w:tr>
-      <w:tr>
-        <w:tc>
-          <w:tcPr>
-            <w:tcW w:w="4219" w:type="dxa"/>
-          </w:tcPr>
-          <w:p>
-            <w:pPr>
-              <w:widowControl w:val="0"/>
-              <w:spacing w:line="276" w:lineRule="auto"/>
-              <w:rPr>
-                <w:rFonts w:ascii="Arial" w:hAnsi="Arial" w:cs="Arial"/>
-                <w:b/>
-              </w:rPr>
-            </w:pPr>
-            <w:r>
-              <w:rPr>
-                <w:rFonts w:ascii="Arial" w:eastAsia="Calibri" w:hAnsi="Arial" w:cs="Arial"/>
-                <w:bCs/>
-              </w:rPr>
-              <w:t>Mersis Numarası</w:t>
-            </w:r>
-          </w:p>
-        </w:tc>
-        <w:tc>
-          <w:tcPr>
-            <w:tcW w:w="236" w:type="dxa"/>
-          </w:tcPr>
-          <w:p>
-            <w:pPr>
-              <w:widowControl w:val="0"/>
-              <w:spacing w:line="276" w:lineRule="auto"/>
-              <w:rPr>
-                <w:rFonts w:ascii="Arial" w:hAnsi="Arial" w:cs="Arial"/>
-                <w:b/>
-              </w:rPr>
-            </w:pPr>
-            <w:r>
-              <w:rPr>
-                <w:rFonts w:ascii="Arial" w:hAnsi="Arial" w:cs="Arial"/>
-                <w:b/>
-              </w:rPr>
-              <w:t>:</w:t>
-            </w:r>
-          </w:p>
-        </w:tc>
-        <w:tc>
-          <w:tcPr>
-            <w:tcW w:w="5893" w:type="dxa"/>
-          </w:tcPr>
-          <w:p>
-            <w:pPr>
-              <w:widowControl w:val="0"/>
-              <w:spacing w:line="276" w:lineRule="auto"/>
-              <w:rPr>
-                <w:rFonts w:ascii="Arial" w:hAnsi="Arial" w:cs="Arial"/>
-              </w:rPr>
-            </w:pPr>
-            <w:r>
-              <w:rPr>
-                <w:rFonts w:ascii="Arial" w:hAnsi="Arial" w:cs="Arial"/>
-              </w:rPr>
-              <w:t>0147005285500018</w:t>
-            </w:r>
-          </w:p>
-        </w:tc>
-      </w:tr>
-      <w:tr>
-        <w:tc>
-          <w:tcPr>
-            <w:tcW w:w="4219" w:type="dxa"/>
-          </w:tcPr>
-          <w:p>
-            <w:pPr>
-              <w:widowControl w:val="0"/>
-              <w:spacing w:line="276" w:lineRule="auto"/>
-              <w:rPr>
-                <w:rFonts w:ascii="Arial" w:hAnsi="Arial" w:cs="Arial"/>
-                <w:b/>
-              </w:rPr>
-            </w:pPr>
-            <w:r>
-              <w:rPr>
-                <w:rFonts w:ascii="Arial" w:eastAsia="Calibri" w:hAnsi="Arial" w:cs="Arial"/>
-                <w:b/>
-                <w:bCs/>
-              </w:rPr>
-              <w:t>Devre Tatil Tesisi</w:t>
-            </w:r>
-          </w:p>
-        </w:tc>
-        <w:tc>
-          <w:tcPr>
-            <w:tcW w:w="236" w:type="dxa"/>
-          </w:tcPr>
-          <w:p>
-            <w:pPr>
-              <w:widowControl w:val="0"/>
-              <w:spacing w:line="276" w:lineRule="auto"/>
-              <w:rPr>
-                <w:rFonts w:ascii="Arial" w:hAnsi="Arial" w:cs="Arial"/>
-                <w:b/>
-              </w:rPr>
-            </w:pPr>
-            <w:r>
-              <w:rPr>
-                <w:rFonts w:ascii="Arial" w:hAnsi="Arial" w:cs="Arial"/>
-                <w:b/>
-              </w:rPr>
-              <w:t>:</w:t>
-            </w:r>
-          </w:p>
-        </w:tc>
-        <w:tc>
-          <w:tcPr>
-            <w:tcW w:w="5893" w:type="dxa"/>
-          </w:tcPr>
-          <w:p>
-            <w:pPr>
-              <w:widowControl w:val="0"/>
-              <w:spacing w:line="276" w:lineRule="auto"/>
-              <w:rPr>
-                <w:rFonts w:ascii="Arial" w:hAnsi="Arial" w:cs="Arial"/>
-              </w:rPr>
-            </w:pPr>
-            <w:r>
-              <w:rPr>
-                <w:rFonts w:ascii="Arial" w:hAnsi="Arial" w:cs="Arial"/>
-              </w:rPr>
-              <w:t xml:space="preserve">Balıkesir ili, Susurluk İlçesi, Okçugöl Mahallesinde kain tapunun </w:t>
-            </w:r>
-            <w:r>
-              <w:rPr>
-                <w:rFonts w:ascii="Arial" w:hAnsi="Arial" w:cs="Arial"/>
-              </w:rPr>
-              <w:fldChar w:fldCharType="begin"/>
-            </w:r>
-            <w:r>
-              <w:rPr>
-                <w:rFonts w:ascii="Arial" w:hAnsi="Arial" w:cs="Arial"/>
-              </w:rPr>
-              <w:instrText xml:space="preserve"> MERGEFIELD  ISLAND_NO  \* MERGEFORMAT </w:instrText>
-            </w:r>
-            <w:r>
-              <w:rPr>
-                <w:rFonts w:ascii="Arial" w:hAnsi="Arial" w:cs="Arial"/>
-              </w:rPr>
-              <w:fldChar w:fldCharType="separate"/>
-            </w:r>
-            <w:r>
-              <w:rPr>
-                <w:rFonts w:ascii="Arial" w:hAnsi="Arial" w:cs="Arial"/>
-                <w:noProof/>
-              </w:rPr>
-              <w:t>«ISLAND_NO»</w:t>
-            </w:r>
-            <w:r>
-              <w:rPr>
-                <w:rFonts w:ascii="Arial" w:hAnsi="Arial" w:cs="Arial"/>
-              </w:rPr>
-              <w:fldChar w:fldCharType="end"/>
-            </w:r>
-            <w:r>
-              <w:rPr>
-                <w:rFonts w:ascii="Arial" w:hAnsi="Arial" w:cs="Arial"/>
-              </w:rPr>
-              <w:t xml:space="preserve"> </w:t>
-            </w:r>
-            <w:r>
-              <w:rPr>
-                <w:rFonts w:ascii="Arial" w:hAnsi="Arial" w:cs="Arial"/>
-              </w:rPr>
-              <w:t xml:space="preserve">Ada, Pafta, </w:t>
-            </w:r>
-            <w:r>
-              <w:rPr>
-                <w:rFonts w:ascii="Arial" w:hAnsi="Arial" w:cs="Arial"/>
-              </w:rPr>
-              <w:fldChar w:fldCharType="begin"/>
-            </w:r>
-            <w:r>
-              <w:rPr>
-                <w:rFonts w:ascii="Arial" w:hAnsi="Arial" w:cs="Arial"/>
-              </w:rPr>
-              <w:instrText xml:space="preserve"> MERGEFIELD  PARCEL_NO  \* MERGEFORMAT </w:instrText>
-            </w:r>
-            <w:r>
-              <w:rPr>
-                <w:rFonts w:ascii="Arial" w:hAnsi="Arial" w:cs="Arial"/>
-              </w:rPr>
-              <w:fldChar w:fldCharType="separate"/>
-            </w:r>
-            <w:r>
-              <w:rPr>
-                <w:rFonts w:ascii="Arial" w:hAnsi="Arial" w:cs="Arial"/>
-                <w:noProof/>
-              </w:rPr>
-              <w:t>«PARCEL_NO»</w:t>
-            </w:r>
-            <w:r>
-              <w:rPr>
-                <w:rFonts w:ascii="Arial" w:hAnsi="Arial" w:cs="Arial"/>
-              </w:rPr>
-              <w:fldChar w:fldCharType="end"/>
-            </w:r>
-            <w:r>
-              <w:rPr>
-                <w:rFonts w:ascii="Arial" w:hAnsi="Arial" w:cs="Arial"/>
-              </w:rPr>
-              <w:t xml:space="preserve"> Parselinde bulunan </w:t>
-            </w:r>
-          </w:p>
-          <w:p>
-            <w:pPr>
-              <w:rPr>
-                <w:rFonts w:ascii="Arial" w:hAnsi="Arial" w:cs="Arial"/>
-              </w:rPr>
-            </w:pPr>
-            <w:r>
-              <w:rPr>
-                <w:rFonts w:ascii="Arial" w:hAnsi="Arial" w:cs="Arial"/>
-              </w:rPr>
-              <w:fldChar w:fldCharType="begin"/>
-            </w:r>
-            <w:r>
-              <w:rPr>
-                <w:rFonts w:ascii="Arial" w:hAnsi="Arial" w:cs="Arial"/>
-              </w:rPr>
-              <w:instrText xml:space="preserve"> MERGEFIELD  PROJECT_NAME  \* MERGEFORMAT </w:instrText>
-            </w:r>
-            <w:r>
-              <w:rPr>
-                <w:rFonts w:ascii="Arial" w:hAnsi="Arial" w:cs="Arial"/>
-              </w:rPr>
-              <w:fldChar w:fldCharType="separate"/>
-            </w:r>
-            <w:r>
-              <w:rPr>
-                <w:rFonts w:ascii="Arial" w:hAnsi="Arial" w:cs="Arial"/>
-                <w:noProof/>
-              </w:rPr>
-              <w:t>«PROJECT_NAME»</w:t>
-            </w:r>
-            <w:r>
-              <w:rPr>
-                <w:rFonts w:ascii="Arial" w:hAnsi="Arial" w:cs="Arial"/>
-              </w:rPr>
-              <w:fldChar w:fldCharType="end"/>
-            </w:r>
-            <w:r>
-              <w:rPr>
-                <w:rFonts w:ascii="Arial" w:hAnsi="Arial" w:cs="Arial"/>
-              </w:rPr>
-              <w:t xml:space="preserve"> </w:t>
-            </w:r>
-            <w:r>
-              <w:rPr>
-                <w:rFonts w:ascii="Arial" w:hAnsi="Arial" w:cs="Arial"/>
-              </w:rPr>
-              <w:t>isimli tatil ve konaklama tesisi</w:t>
-            </w:r>
-          </w:p>
-        </w:tc>
-      </w:tr>
-      <w:tr>
-        <w:tc>
-          <w:tcPr>
-            <w:tcW w:w="4219" w:type="dxa"/>
-          </w:tcPr>
-          <w:p>
-            <w:pPr>
-              <w:widowControl w:val="0"/>
-              <w:spacing w:line="276" w:lineRule="auto"/>
-              <w:rPr>
-                <w:rFonts w:ascii="Arial" w:eastAsia="Calibri" w:hAnsi="Arial" w:cs="Arial"/>
-                <w:bCs/>
-              </w:rPr>
-            </w:pPr>
-            <w:r>
-              <w:rPr>
-                <w:rFonts w:ascii="Arial" w:eastAsia="Calibri" w:hAnsi="Arial" w:cs="Arial"/>
-                <w:bCs/>
-              </w:rPr>
-              <w:t>Ünite Tipi-Paket Modeli</w:t>
-            </w:r>
-          </w:p>
-          <w:p>
-            <w:pPr>
-              <w:rPr>
-                <w:rFonts w:ascii="Arial" w:eastAsia="Calibri" w:hAnsi="Arial" w:cs="Arial"/>
-              </w:rPr>
-            </w:pPr>
-            <w:r>
-              <w:rPr>
-                <w:rFonts w:ascii="Arial" w:eastAsia="Calibri" w:hAnsi="Arial" w:cs="Arial"/>
-              </w:rPr>
-              <w:t xml:space="preserve">                                                       </w:t>
-            </w:r>
-          </w:p>
-        </w:tc>
-        <w:tc>
-          <w:tcPr>
-            <w:tcW w:w="236" w:type="dxa"/>
-          </w:tcPr>
-          <w:p>
-            <w:pPr>
-              <w:widowControl w:val="0"/>
-              <w:spacing w:line="276" w:lineRule="auto"/>
-              <w:rPr>
-                <w:rFonts w:ascii="Arial" w:hAnsi="Arial" w:cs="Arial"/>
-                <w:b/>
-              </w:rPr>
-            </w:pPr>
-            <w:r>
-              <w:rPr>
-                <w:rFonts w:ascii="Arial" w:hAnsi="Arial" w:cs="Arial"/>
-                <w:b/>
-              </w:rPr>
-              <w:t>:</w:t>
-            </w:r>
-          </w:p>
-        </w:tc>
-        <w:tc>
-          <w:tcPr>
-            <w:tcW w:w="5893" w:type="dxa"/>
-          </w:tcPr>
-          <w:p>
-            <w:pPr>
-              <w:widowControl w:val="0"/>
-              <w:spacing w:line="276" w:lineRule="auto"/>
-              <w:rPr>
-                <w:rFonts w:ascii="Arial" w:hAnsi="Arial" w:cs="Arial"/>
-              </w:rPr>
-            </w:pPr>
-            <w:r>
-              <w:rPr>
-                <w:rFonts w:ascii="Arial" w:hAnsi="Arial" w:cs="Arial"/>
-              </w:rPr>
-              <w:fldChar w:fldCharType="begin"/>
-            </w:r>
-            <w:r>
-              <w:rPr>
-                <w:rFonts w:ascii="Arial" w:hAnsi="Arial" w:cs="Arial"/>
-              </w:rPr>
-              <w:instrText xml:space="preserve"> MERGEFIELD  FREE_PART_UNIT_TYPE  \* MERGEFORMAT </w:instrText>
-            </w:r>
-            <w:r>
-              <w:rPr>
-                <w:rFonts w:ascii="Arial" w:hAnsi="Arial" w:cs="Arial"/>
-              </w:rPr>
-              <w:fldChar w:fldCharType="separate"/>
-            </w:r>
-            <w:r>
-              <w:rPr>
-                <w:rFonts w:ascii="Arial" w:hAnsi="Arial" w:cs="Arial"/>
-                <w:noProof/>
-              </w:rPr>
-              <w:t>«FREE_PART_UNIT_TYPE»</w:t>
-            </w:r>
-            <w:r>
-              <w:rPr>
-                <w:rFonts w:ascii="Arial" w:hAnsi="Arial" w:cs="Arial"/>
-              </w:rPr>
-              <w:fldChar w:fldCharType="end"/>
-            </w:r>
-            <w:r>
-              <w:rPr>
-                <w:rFonts w:ascii="Arial" w:hAnsi="Arial" w:cs="Arial"/>
-              </w:rPr>
-              <w:t xml:space="preserve"> </w:t>
-            </w:r>
-            <w:r>
-              <w:rPr>
-                <w:rFonts w:ascii="Arial" w:hAnsi="Arial" w:cs="Arial"/>
-              </w:rPr>
-              <w:fldChar w:fldCharType="begin"/>
-            </w:r>
-            <w:r>
-              <w:rPr>
-                <w:rFonts w:ascii="Arial" w:hAnsi="Arial" w:cs="Arial"/>
-              </w:rPr>
-              <w:instrText xml:space="preserve"> MERGEFIELD  ApartmentTypeName  \* MERGEFORMAT </w:instrText>
-            </w:r>
-            <w:r>
-              <w:rPr>
-                <w:rFonts w:ascii="Arial" w:hAnsi="Arial" w:cs="Arial"/>
-              </w:rPr>
-              <w:fldChar w:fldCharType="separate"/>
-            </w:r>
-            <w:r>
-              <w:rPr>
-                <w:rFonts w:ascii="Arial" w:hAnsi="Arial" w:cs="Arial"/>
-                <w:noProof/>
-              </w:rPr>
-              <w:t>«ApartmentTypeName»</w:t>
-            </w:r>
-            <w:r>
-              <w:rPr>
-                <w:rFonts w:ascii="Arial" w:hAnsi="Arial" w:cs="Arial"/>
-              </w:rPr>
-              <w:fldChar w:fldCharType="end"/>
-            </w:r>
-            <w:r>
-              <w:rPr>
-                <w:rFonts w:ascii="Arial" w:hAnsi="Arial" w:cs="Arial"/>
-              </w:rPr>
-              <w:t xml:space="preserve"> </w:t>
-            </w:r>
-            <w:r>
-              <w:rPr>
-                <w:rFonts w:ascii="Arial" w:hAnsi="Arial" w:cs="Arial"/>
-              </w:rPr>
-              <w:t>– (</w:t>
-            </w:r>
-            <w:r>
-              <w:rPr>
-                <w:rFonts w:ascii="Arial" w:hAnsi="Arial" w:cs="Arial"/>
-              </w:rPr>
-              <w:fldChar w:fldCharType="begin"/>
-            </w:r>
-            <w:r>
-              <w:rPr>
-                <w:rFonts w:ascii="Arial" w:hAnsi="Arial" w:cs="Arial"/>
-              </w:rPr>
-              <w:instrText xml:space="preserve"> MERGEFIELD  FREE_VALIDATION_PERIOD_TEXT  \* MERGEFORMAT </w:instrText>
-            </w:r>
-            <w:r>
-              <w:rPr>
-                <w:rFonts w:ascii="Arial" w:hAnsi="Arial" w:cs="Arial"/>
-              </w:rPr>
-              <w:fldChar w:fldCharType="separate"/>
-            </w:r>
-            <w:r>
-              <w:rPr>
-                <w:rFonts w:ascii="Arial" w:hAnsi="Arial" w:cs="Arial"/>
-                <w:noProof/>
-              </w:rPr>
-              <w:t>«FREE_VALIDATION_PERIOD_TEXT»</w:t>
-            </w:r>
-            <w:r>
-              <w:rPr>
-                <w:rFonts w:ascii="Arial" w:hAnsi="Arial" w:cs="Arial"/>
-              </w:rPr>
-              <w:fldChar w:fldCharType="end"/>
-            </w:r>
-            <w:r>
-              <w:rPr>
-                <w:rFonts w:ascii="Arial" w:hAnsi="Arial" w:cs="Arial"/>
-              </w:rPr>
-              <w:t>)</w:t>
-            </w:r>
-          </w:p>
-          <w:p>
-            <w:pPr>
-              <w:widowControl w:val="0"/>
-              <w:spacing w:line="276" w:lineRule="auto"/>
-              <w:jc w:val="center"/>
-              <w:rPr>
-                <w:rFonts w:ascii="Arial" w:hAnsi="Arial" w:cs="Arial"/>
-              </w:rPr>
-            </w:pPr>
-          </w:p>
-        </w:tc>
-      </w:tr>
-      <w:tr>
-        <w:tc>
-          <w:tcPr>
-            <w:tcW w:w="4219" w:type="dxa"/>
-          </w:tcPr>
-          <w:p>
-            <w:pPr>
-              <w:widowControl w:val="0"/>
-              <w:spacing w:line="276" w:lineRule="auto"/>
-              <w:rPr>
-                <w:rFonts w:ascii="Arial" w:hAnsi="Arial" w:cs="Arial"/>
-                <w:b/>
-              </w:rPr>
-            </w:pPr>
-            <w:r>
-              <w:rPr>
-                <w:rFonts w:ascii="Arial" w:eastAsia="Calibri" w:hAnsi="Arial" w:cs="Arial"/>
-                <w:b/>
-              </w:rPr>
-              <w:t>Devre Tatil dönemi</w:t>
-            </w:r>
-          </w:p>
-        </w:tc>
-        <w:tc>
-          <w:tcPr>
-            <w:tcW w:w="236" w:type="dxa"/>
-          </w:tcPr>
-          <w:p>
-            <w:pPr>
-              <w:widowControl w:val="0"/>
-              <w:spacing w:line="276" w:lineRule="auto"/>
-              <w:rPr>
-                <w:rFonts w:ascii="Arial" w:hAnsi="Arial" w:cs="Arial"/>
-                <w:b/>
-              </w:rPr>
-            </w:pPr>
-            <w:r>
-              <w:rPr>
-                <w:rFonts w:ascii="Arial" w:hAnsi="Arial" w:cs="Arial"/>
-                <w:b/>
-              </w:rPr>
-              <w:t>:</w:t>
-            </w:r>
-          </w:p>
-        </w:tc>
-        <w:tc>
-          <w:tcPr>
-            <w:tcW w:w="5893" w:type="dxa"/>
-          </w:tcPr>
-          <w:p>
-            <w:pPr>
-              <w:widowControl w:val="0"/>
-              <w:spacing w:line="276" w:lineRule="auto"/>
-              <w:rPr>
-                <w:rFonts w:ascii="Arial" w:hAnsi="Arial" w:cs="Arial"/>
-              </w:rPr>
-            </w:pPr>
-            <w:r>
-              <w:rPr>
-                <w:rFonts w:ascii="Arial" w:hAnsi="Arial" w:cs="Arial"/>
-              </w:rPr>
-              <w:fldChar w:fldCharType="begin"/>
-            </w:r>
-            <w:r>
-              <w:rPr>
-                <w:rFonts w:ascii="Arial" w:hAnsi="Arial" w:cs="Arial"/>
-              </w:rPr>
-              <w:instrText xml:space="preserve"> MERGEFIELD  TimeSharePeriodPartText  \* MERGEFORMAT </w:instrText>
-            </w:r>
-            <w:r>
-              <w:rPr>
-                <w:rFonts w:ascii="Arial" w:hAnsi="Arial" w:cs="Arial"/>
-              </w:rPr>
-              <w:fldChar w:fldCharType="separate"/>
-            </w:r>
-            <w:r>
-              <w:rPr>
-                <w:rFonts w:ascii="Arial" w:hAnsi="Arial" w:cs="Arial"/>
-                <w:noProof/>
-              </w:rPr>
-              <w:t>«TimeSharePeriodPartText»</w:t>
-            </w:r>
-            <w:r>
-              <w:rPr>
-                <w:rFonts w:ascii="Arial" w:hAnsi="Arial" w:cs="Arial"/>
-              </w:rPr>
-              <w:fldChar w:fldCharType="end"/>
-            </w:r>
-          </w:p>
-        </w:tc>
-      </w:tr>
-      <w:tr>
-        <w:tc>
-          <w:tcPr>
-            <w:tcW w:w="4219" w:type="dxa"/>
-          </w:tcPr>
-          <w:p>
-            <w:pPr>
-              <w:widowControl w:val="0"/>
-              <w:spacing w:line="276" w:lineRule="auto"/>
-              <w:rPr>
-                <w:rFonts w:ascii="Arial" w:eastAsia="Calibri" w:hAnsi="Arial" w:cs="Arial"/>
-                <w:bCs/>
-              </w:rPr>
-            </w:pPr>
-            <w:r>
-              <w:rPr>
-                <w:rFonts w:ascii="Arial" w:eastAsia="Calibri" w:hAnsi="Arial" w:cs="Arial"/>
-                <w:bCs/>
-              </w:rPr>
-              <w:t>Devre Tatilde konaklayabilecek Maksimum Kişi Sayısı</w:t>
-            </w:r>
-          </w:p>
-          <w:p>
-            <w:pPr>
-              <w:widowControl w:val="0"/>
-              <w:spacing w:line="276" w:lineRule="auto"/>
-              <w:rPr>
-                <w:rFonts w:ascii="Arial" w:eastAsia="Calibri" w:hAnsi="Arial" w:cs="Arial"/>
-                <w:b/>
-              </w:rPr>
-            </w:pPr>
-            <w:r>
-              <w:rPr>
-                <w:rFonts w:ascii="Arial" w:eastAsia="Calibri" w:hAnsi="Arial" w:cs="Arial"/>
-                <w:b/>
-              </w:rPr>
-              <w:t xml:space="preserve">Devre Tatil Süresi </w:t>
-            </w:r>
-          </w:p>
-        </w:tc>
-        <w:tc>
-          <w:tcPr>
-            <w:tcW w:w="236" w:type="dxa"/>
-          </w:tcPr>
-          <w:p>
-            <w:pPr>
-              <w:widowControl w:val="0"/>
-              <w:spacing w:line="276" w:lineRule="auto"/>
-              <w:rPr>
-                <w:rFonts w:ascii="Arial" w:hAnsi="Arial" w:cs="Arial"/>
-                <w:b/>
-              </w:rPr>
-            </w:pPr>
-          </w:p>
-          <w:p>
-            <w:pPr>
-              <w:widowControl w:val="0"/>
-              <w:spacing w:line="276" w:lineRule="auto"/>
-              <w:rPr>
-                <w:rFonts w:ascii="Arial" w:hAnsi="Arial" w:cs="Arial"/>
-                <w:b/>
-              </w:rPr>
-            </w:pPr>
-            <w:r>
-              <w:rPr>
-                <w:rFonts w:ascii="Arial" w:hAnsi="Arial" w:cs="Arial"/>
-                <w:b/>
-              </w:rPr>
-              <w:t>:</w:t>
-            </w:r>
-          </w:p>
-          <w:p>
-            <w:pPr>
-              <w:widowControl w:val="0"/>
-              <w:spacing w:line="276" w:lineRule="auto"/>
-              <w:rPr>
-                <w:rFonts w:ascii="Arial" w:hAnsi="Arial" w:cs="Arial"/>
-                <w:b/>
-              </w:rPr>
-            </w:pPr>
-            <w:r>
-              <w:rPr>
-                <w:rFonts w:ascii="Arial" w:hAnsi="Arial" w:cs="Arial"/>
-                <w:b/>
-              </w:rPr>
-              <w:t>:</w:t>
-            </w:r>
-          </w:p>
-          <w:p>
-            <w:pPr>
-              <w:widowControl w:val="0"/>
-              <w:spacing w:line="276" w:lineRule="auto"/>
-              <w:rPr>
-                <w:rFonts w:ascii="Arial" w:hAnsi="Arial" w:cs="Arial"/>
-                <w:b/>
-              </w:rPr>
-            </w:pPr>
-            <w:r>
-              <w:rPr>
-                <w:rFonts w:ascii="Arial" w:hAnsi="Arial" w:cs="Arial"/>
-                <w:b/>
-              </w:rPr>
-              <w:t xml:space="preserve"> </w:t>
-            </w:r>
-          </w:p>
-        </w:tc>
-        <w:tc>
-          <w:tcPr>
-            <w:tcW w:w="5893" w:type="dxa"/>
-          </w:tcPr>
-          <w:p>
-            <w:pPr>
-              <w:widowControl w:val="0"/>
-              <w:spacing w:line="276" w:lineRule="auto"/>
-              <w:rPr>
-                <w:rFonts w:ascii="Arial" w:hAnsi="Arial" w:cs="Arial"/>
-                <w:bCs/>
-              </w:rPr>
-            </w:pPr>
-          </w:p>
-          <w:p>
-            <w:pPr>
-              <w:widowControl w:val="0"/>
-              <w:spacing w:line="276" w:lineRule="auto"/>
-              <w:rPr>
-                <w:rFonts w:ascii="Arial" w:hAnsi="Arial" w:cs="Arial"/>
-                <w:bCs/>
-              </w:rPr>
-            </w:pPr>
-            <w:r>
-              <w:rPr>
-                <w:rFonts w:ascii="Arial" w:hAnsi="Arial" w:cs="Arial"/>
-              </w:rPr>
-              <w:fldChar w:fldCharType="begin"/>
-            </w:r>
-            <w:r>
-              <w:rPr>
-                <w:rFonts w:ascii="Arial" w:hAnsi="Arial" w:cs="Arial"/>
-              </w:rPr>
-              <w:instrText xml:space="preserve"> MERGEFIELD  NumberOfPeopleStay  \* MERGEFORMAT </w:instrText>
-            </w:r>
-            <w:r>
-              <w:rPr>
-                <w:rFonts w:ascii="Arial" w:hAnsi="Arial" w:cs="Arial"/>
-              </w:rPr>
-              <w:fldChar w:fldCharType="separate"/>
-            </w:r>
-            <w:r>
-              <w:rPr>
-                <w:rFonts w:ascii="Arial" w:hAnsi="Arial" w:cs="Arial"/>
-                <w:noProof/>
-              </w:rPr>
-              <w:t>«NumberOfPeopleStay»</w:t>
-            </w:r>
-            <w:r>
-              <w:rPr>
-                <w:rFonts w:ascii="Arial" w:hAnsi="Arial" w:cs="Arial"/>
-              </w:rPr>
-              <w:fldChar w:fldCharType="end"/>
-            </w:r>
-          </w:p>
-          <w:p>
-            <w:pPr>
-              <w:widowControl w:val="0"/>
-              <w:spacing w:line="276" w:lineRule="auto"/>
-              <w:rPr>
-                <w:rFonts w:ascii="Arial" w:hAnsi="Arial" w:cs="Arial"/>
-                <w:bCs/>
-              </w:rPr>
-            </w:pPr>
-            <w:r>
-              <w:rPr>
-                <w:rFonts w:ascii="Arial" w:hAnsi="Arial" w:cs="Arial"/>
-              </w:rPr>
-              <w:t xml:space="preserve">10 </w:t>
-            </w:r>
-            <w:r>
-              <w:rPr>
-                <w:rFonts w:ascii="Arial" w:hAnsi="Arial" w:cs="Arial"/>
-                <w:bCs/>
-              </w:rPr>
-              <w:t>yıl</w:t>
-            </w:r>
-          </w:p>
-        </w:tc>
-      </w:tr>
-      <w:tr>
-        <w:tc>
-          <w:tcPr>
-            <w:tcW w:w="4219" w:type="dxa"/>
-          </w:tcPr>
-          <w:p>
-            <w:pPr>
-              <w:widowControl w:val="0"/>
-              <w:spacing w:line="276" w:lineRule="auto"/>
-              <w:rPr>
-                <w:rFonts w:ascii="Arial" w:hAnsi="Arial" w:cs="Arial"/>
-                <w:b/>
-              </w:rPr>
-            </w:pPr>
-            <w:r>
-              <w:rPr>
-                <w:rFonts w:ascii="Arial" w:hAnsi="Arial" w:cs="Arial"/>
-                <w:bCs/>
-                <w:lang w:val="en-US"/>
-              </w:rPr>
-              <w:t>Sözleşme Tarihi</w:t>
-            </w:r>
-          </w:p>
-          <w:p>
-            <w:pPr>
-              <w:widowControl w:val="0"/>
-              <w:spacing w:line="276" w:lineRule="auto"/>
-              <w:rPr>
-                <w:rFonts w:ascii="Arial" w:hAnsi="Arial" w:cs="Arial"/>
-              </w:rPr>
-            </w:pPr>
-            <w:r>
-              <w:rPr>
-                <w:rFonts w:ascii="Arial" w:hAnsi="Arial" w:cs="Arial"/>
-              </w:rPr>
-              <w:t>KDV Oranı</w:t>
-            </w:r>
-          </w:p>
-          <w:p>
-            <w:pPr>
-              <w:widowControl w:val="0"/>
-              <w:spacing w:line="276" w:lineRule="auto"/>
-              <w:rPr>
-                <w:rFonts w:ascii="Arial" w:eastAsia="Calibri" w:hAnsi="Arial" w:cs="Arial"/>
-                <w:bCs/>
-              </w:rPr>
-            </w:pPr>
-            <w:r>
-              <w:rPr>
-                <w:rFonts w:ascii="Arial" w:hAnsi="Arial" w:cs="Arial"/>
-              </w:rPr>
-              <w:t xml:space="preserve">Projenin Devreye Alınacağı Tarih          </w:t>
-            </w:r>
-          </w:p>
-        </w:tc>
-        <w:tc>
-          <w:tcPr>
-            <w:tcW w:w="236" w:type="dxa"/>
-          </w:tcPr>
-          <w:p>
-            <w:pPr>
-              <w:widowControl w:val="0"/>
-              <w:spacing w:line="276" w:lineRule="auto"/>
-              <w:rPr>
-                <w:rFonts w:ascii="Arial" w:hAnsi="Arial" w:cs="Arial"/>
-                <w:b/>
-              </w:rPr>
-            </w:pPr>
-            <w:r>
-              <w:rPr>
-                <w:rFonts w:ascii="Arial" w:hAnsi="Arial" w:cs="Arial"/>
-                <w:b/>
-              </w:rPr>
-              <w:t>:</w:t>
-            </w:r>
-          </w:p>
-          <w:p>
-            <w:pPr>
-              <w:widowControl w:val="0"/>
-              <w:spacing w:line="276" w:lineRule="auto"/>
-              <w:rPr>
-                <w:rFonts w:ascii="Arial" w:hAnsi="Arial" w:cs="Arial"/>
-                <w:b/>
-              </w:rPr>
-            </w:pPr>
-            <w:r>
-              <w:rPr>
-                <w:rFonts w:ascii="Arial" w:hAnsi="Arial" w:cs="Arial"/>
-                <w:b/>
-              </w:rPr>
-              <w:t>:</w:t>
-            </w:r>
-          </w:p>
-          <w:p>
-            <w:pPr>
-              <w:widowControl w:val="0"/>
-              <w:spacing w:line="276" w:lineRule="auto"/>
-              <w:rPr>
-                <w:rFonts w:ascii="Arial" w:hAnsi="Arial" w:cs="Arial"/>
-                <w:b/>
-              </w:rPr>
-            </w:pPr>
-            <w:r>
-              <w:rPr>
-                <w:rFonts w:ascii="Arial" w:hAnsi="Arial" w:cs="Arial"/>
-                <w:b/>
-              </w:rPr>
-              <w:t xml:space="preserve">: </w:t>
-            </w:r>
-          </w:p>
-        </w:tc>
-        <w:tc>
-          <w:tcPr>
-            <w:tcW w:w="5893" w:type="dxa"/>
-          </w:tcPr>
-          <w:p>
-            <w:pPr>
-              <w:widowControl w:val="0"/>
-              <w:spacing w:line="276" w:lineRule="auto"/>
-              <w:rPr>
-                <w:rFonts w:ascii="Arial" w:hAnsi="Arial" w:cs="Arial"/>
-              </w:rPr>
-            </w:pPr>
-            <w:r>
-              <w:rPr>
-                <w:rFonts w:ascii="Arial" w:hAnsi="Arial" w:cs="Arial"/>
-              </w:rPr>
-              <w:fldChar w:fldCharType="begin"/>
-            </w:r>
-            <w:r>
-              <w:rPr>
-                <w:rFonts w:ascii="Arial" w:hAnsi="Arial" w:cs="Arial"/>
-              </w:rPr>
-              <w:instrText xml:space="preserve"> MERGEFIELD  CUSTOMER_SIGN_DATE  \* MERGEFORMAT </w:instrText>
-            </w:r>
-            <w:r>
-              <w:rPr>
-                <w:rFonts w:ascii="Arial" w:hAnsi="Arial" w:cs="Arial"/>
-              </w:rPr>
-              <w:fldChar w:fldCharType="separate"/>
-            </w:r>
-            <w:r>
-              <w:rPr>
-                <w:rFonts w:ascii="Arial" w:hAnsi="Arial" w:cs="Arial"/>
-                <w:noProof/>
-              </w:rPr>
-              <w:t>«CUSTOMER_SIGN_DATE»</w:t>
-            </w:r>
-            <w:r>
-              <w:rPr>
-                <w:rFonts w:ascii="Arial" w:hAnsi="Arial" w:cs="Arial"/>
-              </w:rPr>
-              <w:fldChar w:fldCharType="end"/>
-            </w:r>
-          </w:p>
-          <w:p>
-            <w:pPr>
-              <w:widowControl w:val="0"/>
-              <w:spacing w:line="276" w:lineRule="auto"/>
-              <w:rPr>
-                <w:rFonts w:ascii="Arial" w:hAnsi="Arial" w:cs="Arial"/>
-                <w:bCs/>
-              </w:rPr>
-            </w:pPr>
-            <w:r>
-              <w:rPr>
-                <w:rFonts w:ascii="Arial" w:hAnsi="Arial" w:cs="Arial"/>
-              </w:rPr>
-              <w:t xml:space="preserve">% </w:t>
-            </w:r>
-            <w:r>
-              <w:rPr>
-                <w:rFonts w:ascii="Arial" w:hAnsi="Arial" w:cs="Arial"/>
-              </w:rPr>
-              <w:fldChar w:fldCharType="begin"/>
-            </w:r>
-            <w:r>
-              <w:rPr>
-                <w:rFonts w:ascii="Arial" w:hAnsi="Arial" w:cs="Arial"/>
-              </w:rPr>
-              <w:instrText xml:space="preserve"> MERGEFIELD  TaxRate  \* MERGEFORMAT </w:instrText>
-            </w:r>
-            <w:r>
-              <w:rPr>
-                <w:rFonts w:ascii="Arial" w:hAnsi="Arial" w:cs="Arial"/>
-              </w:rPr>
-              <w:fldChar w:fldCharType="separate"/>
-            </w:r>
-            <w:r>
-              <w:rPr>
-                <w:rFonts w:ascii="Arial" w:hAnsi="Arial" w:cs="Arial"/>
-                <w:noProof/>
-              </w:rPr>
-              <w:t>«TaxRate»</w:t>
-            </w:r>
-            <w:r>
-              <w:rPr>
-                <w:rFonts w:ascii="Arial" w:hAnsi="Arial" w:cs="Arial"/>
-              </w:rPr>
-              <w:fldChar w:fldCharType="end"/>
-            </w:r>
-          </w:p>
-          <w:p>
-            <w:pPr>
-              <w:rPr>
-                <w:rFonts w:ascii="Arial" w:hAnsi="Arial" w:cs="Arial"/>
-              </w:rPr>
-            </w:pPr>
-            <w:r>
-              <w:rPr>
-                <w:rFonts w:ascii="Arial" w:hAnsi="Arial" w:cs="Arial"/>
-              </w:rPr>
-              <w:t xml:space="preserve">Sözleşme tarihinden itibaren,36 ay’ dır. </w:t>
-            </w:r>
-          </w:p>
-          <w:p>
-            <w:pPr>
-              <w:rPr>
-                <w:rFonts w:ascii="Arial" w:hAnsi="Arial" w:cs="Arial"/>
-              </w:rPr>
-            </w:pPr>
-          </w:p>
-        </w:tc>
-      </w:tr>
-      <w:tr>
-        <w:trPr>
-          <w:trHeight w:val="352"/>
-        </w:trPr>
-        <w:tc>
-          <w:tcPr>
-            <w:tcW w:w="4219" w:type="dxa"/>
-          </w:tcPr>
-          <w:p>
-            <w:pPr>
-              <w:widowControl w:val="0"/>
-              <w:spacing w:line="276" w:lineRule="auto"/>
-              <w:rPr>
-                <w:rFonts w:ascii="Arial" w:eastAsia="Calibri" w:hAnsi="Arial" w:cs="Arial"/>
-                <w:bCs/>
-              </w:rPr>
-            </w:pPr>
-            <w:r>
-              <w:rPr>
-                <w:rFonts w:ascii="Arial" w:hAnsi="Arial" w:cs="Arial"/>
-                <w:bCs/>
-                <w:lang w:val="en-US"/>
-              </w:rPr>
-              <w:t>Devre Tatil İlk Teslim Tarihi</w:t>
-            </w:r>
-          </w:p>
-        </w:tc>
-        <w:tc>
-          <w:tcPr>
-            <w:tcW w:w="236" w:type="dxa"/>
-          </w:tcPr>
-          <w:p>
-            <w:pPr>
-              <w:widowControl w:val="0"/>
-              <w:spacing w:line="276" w:lineRule="auto"/>
-              <w:rPr>
-                <w:rFonts w:ascii="Arial" w:hAnsi="Arial" w:cs="Arial"/>
-                <w:b/>
-              </w:rPr>
-            </w:pPr>
-            <w:r>
-              <w:rPr>
-                <w:rFonts w:ascii="Arial" w:hAnsi="Arial" w:cs="Arial"/>
-                <w:b/>
-              </w:rPr>
-              <w:t>:</w:t>
-            </w:r>
-          </w:p>
-        </w:tc>
-        <w:tc>
-          <w:tcPr>
-            <w:tcW w:w="5893" w:type="dxa"/>
-          </w:tcPr>
-          <w:p>
-            <w:pPr>
-              <w:widowControl w:val="0"/>
-              <w:spacing w:line="276" w:lineRule="auto"/>
-              <w:rPr>
-                <w:rFonts w:ascii="Arial" w:hAnsi="Arial" w:cs="Arial"/>
-              </w:rPr>
-            </w:pPr>
-            <w:r>
-              <w:rPr>
-                <w:rFonts w:ascii="Arial" w:hAnsi="Arial" w:cs="Arial"/>
-              </w:rPr>
-              <w:t xml:space="preserve"> Projenin devreye alınacağı tarihi müteakip bu sözleşme ile belirlenmiş  devre tatil dönemi  </w:t>
-            </w:r>
-          </w:p>
-        </w:tc>
-      </w:tr>
-      <w:tr>
-        <w:trPr>
-          <w:trHeight w:val="352"/>
-        </w:trPr>
-        <w:tc>
-          <w:tcPr>
-            <w:tcW w:w="4219" w:type="dxa"/>
-          </w:tcPr>
-          <w:p>
-            <w:pPr>
-              <w:widowControl w:val="0"/>
-              <w:spacing w:line="276" w:lineRule="auto"/>
-              <w:rPr>
-                <w:rFonts w:ascii="Arial" w:hAnsi="Arial" w:cs="Arial"/>
-                <w:bCs/>
-                <w:lang w:val="en-US"/>
-              </w:rPr>
-            </w:pPr>
-            <w:bookmarkStart w:id="3" w:name="PlannedDate" w:colFirst="0" w:colLast="2"/>
-            <w:r>
-              <w:rPr>
-                <w:rFonts w:ascii="Arial" w:hAnsi="Arial" w:cs="Arial"/>
-                <w:bCs/>
-                <w:lang w:val="en-US"/>
-              </w:rPr>
-              <w:t>Planlanan Teslim Tarihi</w:t>
-            </w:r>
-          </w:p>
-        </w:tc>
-        <w:tc>
-          <w:tcPr>
-            <w:tcW w:w="236" w:type="dxa"/>
-          </w:tcPr>
-          <w:p>
-            <w:pPr>
-              <w:widowControl w:val="0"/>
-              <w:spacing w:line="276" w:lineRule="auto"/>
-              <w:rPr>
-                <w:rFonts w:ascii="Arial" w:hAnsi="Arial" w:cs="Arial"/>
-                <w:b/>
-              </w:rPr>
-            </w:pPr>
-            <w:r>
-              <w:rPr>
-                <w:rFonts w:ascii="Arial" w:hAnsi="Arial" w:cs="Arial"/>
-                <w:b/>
-              </w:rPr>
-              <w:t>:</w:t>
-            </w:r>
-          </w:p>
-        </w:tc>
-        <w:tc>
-          <w:tcPr>
-            <w:tcW w:w="5893" w:type="dxa"/>
-          </w:tcPr>
-          <w:p>
-            <w:pPr>
-              <w:widowControl w:val="0"/>
-              <w:spacing w:line="276" w:lineRule="auto"/>
-              <w:rPr>
-                <w:rFonts w:ascii="Arial" w:hAnsi="Arial" w:cs="Arial"/>
-              </w:rPr>
-            </w:pPr>
-            <w:r>
-              <w:rPr>
-                <w:rFonts w:ascii="Arial" w:hAnsi="Arial" w:cs="Arial"/>
-              </w:rPr>
-              <w:fldChar w:fldCharType="begin"/>
-            </w:r>
-            <w:r>
-              <w:rPr>
-                <w:rFonts w:ascii="Arial" w:hAnsi="Arial" w:cs="Arial"/>
-              </w:rPr>
-              <w:instrText xml:space="preserve"> MERGEFIELD  PLANNED_DELIVERY_DATE  \* MERGEFORMAT </w:instrText>
-            </w:r>
-            <w:r>
-              <w:rPr>
-                <w:rFonts w:ascii="Arial" w:hAnsi="Arial" w:cs="Arial"/>
-              </w:rPr>
-              <w:fldChar w:fldCharType="separate"/>
-            </w:r>
-            <w:r>
-              <w:rPr>
-                <w:rFonts w:ascii="Arial" w:hAnsi="Arial" w:cs="Arial"/>
-                <w:noProof/>
-              </w:rPr>
-              <w:t>«PLANNED_DELIVERY_DATE»</w:t>
-            </w:r>
-            <w:r>
-              <w:rPr>
-                <w:rFonts w:ascii="Arial" w:hAnsi="Arial" w:cs="Arial"/>
-              </w:rPr>
-              <w:fldChar w:fldCharType="end"/>
-            </w:r>
-          </w:p>
-        </w:tc>
-      </w:tr>
-      <w:bookmarkEnd w:id="3"/>
-      <w:tr>
-        <w:tc>
-          <w:tcPr>
-            <w:tcW w:w="4219" w:type="dxa"/>
-          </w:tcPr>
-          <w:p>
-            <w:pPr>
-              <w:spacing w:line="276" w:lineRule="auto"/>
-              <w:rPr>
-                <w:rFonts w:ascii="Arial" w:hAnsi="Arial" w:cs="Arial"/>
-                <w:color w:val="FF0000"/>
-              </w:rPr>
-            </w:pPr>
-            <w:r>
-              <w:rPr>
-                <w:rFonts w:ascii="Arial" w:hAnsi="Arial" w:cs="Arial"/>
-                <w:bCs/>
-                <w:lang w:val="en-US"/>
-              </w:rPr>
-              <w:t>Ödeme Süresi</w:t>
-            </w:r>
-          </w:p>
-        </w:tc>
-        <w:tc>
-          <w:tcPr>
-            <w:tcW w:w="236" w:type="dxa"/>
-          </w:tcPr>
-          <w:p>
-            <w:pPr>
-              <w:spacing w:line="276" w:lineRule="auto"/>
-              <w:rPr>
-                <w:rFonts w:ascii="Arial" w:hAnsi="Arial" w:cs="Arial"/>
-                <w:b/>
-              </w:rPr>
-            </w:pPr>
-            <w:r>
-              <w:rPr>
-                <w:rFonts w:ascii="Arial" w:hAnsi="Arial" w:cs="Arial"/>
-                <w:b/>
-              </w:rPr>
-              <w:t>:</w:t>
-            </w:r>
-          </w:p>
-        </w:tc>
-        <w:tc>
-          <w:tcPr>
-            <w:tcW w:w="5893" w:type="dxa"/>
-          </w:tcPr>
-          <w:p>
-            <w:pPr>
-              <w:spacing w:line="276" w:lineRule="auto"/>
-              <w:rPr>
-                <w:rFonts w:ascii="Arial" w:hAnsi="Arial" w:cs="Arial"/>
-              </w:rPr>
-            </w:pPr>
-            <w:r>
-              <w:rPr>
-                <w:rFonts w:ascii="Arial" w:hAnsi="Arial" w:cs="Arial"/>
-              </w:rPr>
-              <w:fldChar w:fldCharType="begin"/>
-            </w:r>
-            <w:r>
-              <w:rPr>
-                <w:rFonts w:ascii="Arial" w:hAnsi="Arial" w:cs="Arial"/>
-              </w:rPr>
-              <w:instrText xml:space="preserve"> MERGEFIELD  MATURITY  \* MERGEFORMAT </w:instrText>
-            </w:r>
-            <w:r>
-              <w:rPr>
-                <w:rFonts w:ascii="Arial" w:hAnsi="Arial" w:cs="Arial"/>
-              </w:rPr>
-              <w:fldChar w:fldCharType="separate"/>
-            </w:r>
-            <w:r>
-              <w:rPr>
-                <w:rFonts w:ascii="Arial" w:hAnsi="Arial" w:cs="Arial"/>
-                <w:noProof/>
-              </w:rPr>
-              <w:t>«MATURITY»</w:t>
-            </w:r>
-            <w:r>
-              <w:rPr>
-                <w:rFonts w:ascii="Arial" w:hAnsi="Arial" w:cs="Arial"/>
-              </w:rPr>
-              <w:fldChar w:fldCharType="end"/>
-            </w:r>
-            <w:r>
-              <w:rPr>
-                <w:rFonts w:ascii="Arial" w:hAnsi="Arial" w:cs="Arial"/>
-              </w:rPr>
-              <w:t xml:space="preserve"> Ay</w:t>
-            </w:r>
-          </w:p>
-        </w:tc>
-      </w:tr>
-      <w:tr>
-        <w:tc>
-          <w:tcPr>
-            <w:tcW w:w="4219" w:type="dxa"/>
-          </w:tcPr>
-          <w:p>
-            <w:pPr>
-              <w:widowControl w:val="0"/>
-              <w:spacing w:line="276" w:lineRule="auto"/>
-              <w:rPr>
-                <w:rFonts w:ascii="Arial" w:hAnsi="Arial" w:cs="Arial"/>
-                <w:b/>
-              </w:rPr>
-            </w:pPr>
-            <w:r>
-              <w:rPr>
-                <w:rFonts w:ascii="Arial" w:eastAsia="Calibri" w:hAnsi="Arial" w:cs="Arial"/>
-                <w:b/>
-                <w:bCs/>
-                <w:iCs/>
-              </w:rPr>
-              <w:t>Sözleşme Bedeli Açıklamaları</w:t>
-            </w:r>
-          </w:p>
-        </w:tc>
-        <w:tc>
-          <w:tcPr>
-            <w:tcW w:w="236" w:type="dxa"/>
-          </w:tcPr>
-          <w:p>
-            <w:pPr>
-              <w:rPr>
-                <w:rFonts w:ascii="Arial" w:hAnsi="Arial" w:cs="Arial"/>
-                <w:b/>
-              </w:rPr>
-            </w:pPr>
-          </w:p>
-        </w:tc>
-        <w:tc>
-          <w:tcPr>
-            <w:tcW w:w="5893" w:type="dxa"/>
-          </w:tcPr>
-          <w:p>
-            <w:pPr>
-              <w:rPr>
-                <w:sz w:val="20"/>
-                <w:szCs w:val="20"/>
-                <w:lang w:val="en-US"/>
-              </w:rPr>
-            </w:pPr>
-          </w:p>
-        </w:tc>
-      </w:tr>
-      <w:tr>
-        <w:tc>
-          <w:tcPr>
-            <w:tcW w:w="4219" w:type="dxa"/>
-          </w:tcPr>
-          <w:p>
-            <w:pPr>
-              <w:widowControl w:val="0"/>
-              <w:spacing w:line="276" w:lineRule="auto"/>
-              <w:rPr>
-                <w:rFonts w:ascii="Arial" w:hAnsi="Arial" w:cs="Arial"/>
-                <w:b/>
-              </w:rPr>
-            </w:pPr>
-            <w:r>
-              <w:rPr>
-                <w:rFonts w:ascii="Arial" w:eastAsia="Calibri" w:hAnsi="Arial" w:cs="Arial"/>
-                <w:bCs/>
-              </w:rPr>
-              <w:t xml:space="preserve">Devre Tatil Baz Maliyeti (KDV Dahil) </w:t>
-            </w:r>
-          </w:p>
-        </w:tc>
-        <w:tc>
-          <w:tcPr>
-            <w:tcW w:w="236" w:type="dxa"/>
-          </w:tcPr>
-          <w:p>
-            <w:pPr>
-              <w:widowControl w:val="0"/>
-              <w:spacing w:line="276" w:lineRule="auto"/>
-              <w:rPr>
-                <w:rFonts w:ascii="Arial" w:hAnsi="Arial" w:cs="Arial"/>
-                <w:b/>
-              </w:rPr>
-            </w:pPr>
-            <w:r>
-              <w:rPr>
-                <w:rFonts w:ascii="Arial" w:hAnsi="Arial" w:cs="Arial"/>
-                <w:b/>
-              </w:rPr>
-              <w:t>:</w:t>
-            </w:r>
-          </w:p>
-        </w:tc>
-        <w:tc>
-          <w:tcPr>
-            <w:tcW w:w="5893" w:type="dxa"/>
-          </w:tcPr>
-          <w:p>
-            <w:pPr>
-              <w:widowControl w:val="0"/>
-              <w:spacing w:line="276" w:lineRule="auto"/>
-              <w:rPr>
-                <w:rFonts w:ascii="Arial" w:hAnsi="Arial" w:cs="Arial"/>
-                <w:strike/>
-              </w:rPr>
-            </w:pPr>
-            <w:r>
-              <w:rPr>
-                <w:rFonts w:ascii="Arial" w:hAnsi="Arial" w:cs="Arial"/>
-              </w:rPr>
-              <w:fldChar w:fldCharType="begin"/>
-            </w:r>
-            <w:r>
-              <w:rPr>
-                <w:rFonts w:ascii="Arial" w:hAnsi="Arial" w:cs="Arial"/>
-              </w:rPr>
-              <w:instrText xml:space="preserve"> MERGEFIELD  CASH_SALES_TOTAL_AMOUNT \# #,##0.00 \* MERGEFORMAT </w:instrText>
-            </w:r>
-            <w:r>
-              <w:rPr>
-                <w:rFonts w:ascii="Arial" w:hAnsi="Arial" w:cs="Arial"/>
-              </w:rPr>
-              <w:fldChar w:fldCharType="separate"/>
-            </w:r>
-            <w:r>
-              <w:rPr>
-                <w:rFonts w:ascii="Arial" w:hAnsi="Arial" w:cs="Arial"/>
-                <w:noProof/>
-              </w:rPr>
-              <w:t>«CASH_SALES_TOTAL_AMOUNT»</w:t>
-            </w:r>
-            <w:r>
-              <w:rPr>
-                <w:rFonts w:ascii="Arial" w:hAnsi="Arial" w:cs="Arial"/>
-              </w:rPr>
-              <w:fldChar w:fldCharType="end"/>
-            </w:r>
-            <w:r>
-              <w:rPr>
-                <w:rFonts w:ascii="Arial" w:hAnsi="Arial" w:cs="Arial"/>
-              </w:rPr>
-              <w:t xml:space="preserve"> </w:t>
-            </w:r>
-            <w:r>
-              <w:rPr>
-                <w:rFonts w:ascii="Arial" w:hAnsi="Arial" w:cs="Arial"/>
-              </w:rPr>
-              <w:fldChar w:fldCharType="begin"/>
-            </w:r>
-            <w:r>
-              <w:rPr>
-                <w:rFonts w:ascii="Arial" w:hAnsi="Arial" w:cs="Arial"/>
-              </w:rPr>
-              <w:instrText xml:space="preserve"> MERGEFIELD  CurrencyCode  \* MERGEFORMAT </w:instrText>
-            </w:r>
-            <w:r>
-              <w:rPr>
-                <w:rFonts w:ascii="Arial" w:hAnsi="Arial" w:cs="Arial"/>
-              </w:rPr>
-              <w:fldChar w:fldCharType="separate"/>
-            </w:r>
-            <w:r>
-              <w:rPr>
-                <w:rFonts w:ascii="Arial" w:hAnsi="Arial" w:cs="Arial"/>
-                <w:noProof/>
-              </w:rPr>
-              <w:t>«CurrencyCode»</w:t>
-            </w:r>
-            <w:r>
-              <w:rPr>
-                <w:rFonts w:ascii="Arial" w:hAnsi="Arial" w:cs="Arial"/>
-              </w:rPr>
-              <w:fldChar w:fldCharType="end"/>
-            </w:r>
-          </w:p>
-        </w:tc>
-      </w:tr>
-      <w:tr>
-        <w:tc>
-          <w:tcPr>
-            <w:tcW w:w="4219" w:type="dxa"/>
-          </w:tcPr>
-          <w:p>
-            <w:pPr>
-              <w:widowControl w:val="0"/>
-              <w:spacing w:line="276" w:lineRule="auto"/>
-              <w:rPr>
-                <w:rFonts w:ascii="Arial" w:hAnsi="Arial" w:cs="Arial"/>
-                <w:bCs/>
-                <w:lang w:val="en-US"/>
-              </w:rPr>
-            </w:pPr>
-            <w:r>
-              <w:rPr>
-                <w:rFonts w:ascii="Arial" w:eastAsia="Calibri" w:hAnsi="Arial" w:cs="Arial"/>
-                <w:bCs/>
-              </w:rPr>
-              <w:lastRenderedPageBreak/>
-              <w:t>Finansal Kiralama Geliri (KDV Dahil)</w:t>
-            </w:r>
-          </w:p>
-        </w:tc>
-        <w:tc>
-          <w:tcPr>
-            <w:tcW w:w="236" w:type="dxa"/>
-          </w:tcPr>
-          <w:p>
-            <w:pPr>
-              <w:widowControl w:val="0"/>
-              <w:spacing w:line="276" w:lineRule="auto"/>
-              <w:rPr>
-                <w:rFonts w:ascii="Arial" w:hAnsi="Arial" w:cs="Arial"/>
-                <w:b/>
-              </w:rPr>
-            </w:pPr>
-            <w:r>
-              <w:rPr>
-                <w:rFonts w:ascii="Arial" w:hAnsi="Arial" w:cs="Arial"/>
-                <w:b/>
-              </w:rPr>
-              <w:t>:</w:t>
-            </w:r>
-          </w:p>
-        </w:tc>
-        <w:tc>
-          <w:tcPr>
-            <w:tcW w:w="5893" w:type="dxa"/>
-          </w:tcPr>
-          <w:p>
-            <w:pPr>
-              <w:widowControl w:val="0"/>
-              <w:spacing w:line="276" w:lineRule="auto"/>
-              <w:rPr>
-                <w:rFonts w:ascii="Arial" w:hAnsi="Arial" w:cs="Arial"/>
-                <w:strike/>
-              </w:rPr>
-            </w:pPr>
-            <w:r>
-              <w:rPr>
-                <w:rFonts w:ascii="Arial" w:hAnsi="Arial" w:cs="Arial"/>
-              </w:rPr>
-              <w:fldChar w:fldCharType="begin"/>
-            </w:r>
-            <w:r>
-              <w:rPr>
-                <w:rFonts w:ascii="Arial" w:hAnsi="Arial" w:cs="Arial"/>
-              </w:rPr>
-              <w:instrText xml:space="preserve"> MERGEFIELD  LeasingAmount \# #,##0.00 \* MERGEFORMAT </w:instrText>
-            </w:r>
-            <w:r>
-              <w:rPr>
-                <w:rFonts w:ascii="Arial" w:hAnsi="Arial" w:cs="Arial"/>
-              </w:rPr>
-              <w:fldChar w:fldCharType="separate"/>
-            </w:r>
-            <w:r>
-              <w:rPr>
-                <w:rFonts w:ascii="Arial" w:hAnsi="Arial" w:cs="Arial"/>
-                <w:noProof/>
-              </w:rPr>
-              <w:t>«LeasingAmount»</w:t>
-            </w:r>
-            <w:r>
-              <w:rPr>
-                <w:rFonts w:ascii="Arial" w:hAnsi="Arial" w:cs="Arial"/>
-              </w:rPr>
-              <w:fldChar w:fldCharType="end"/>
-            </w:r>
-            <w:r>
-              <w:rPr>
-                <w:rFonts w:ascii="Arial" w:hAnsi="Arial" w:cs="Arial"/>
-              </w:rPr>
-              <w:t xml:space="preserve"> </w:t>
-            </w:r>
-            <w:r>
-              <w:rPr>
-                <w:rFonts w:ascii="Arial" w:hAnsi="Arial" w:cs="Arial"/>
-              </w:rPr>
-              <w:fldChar w:fldCharType="begin"/>
-            </w:r>
-            <w:r>
-              <w:rPr>
-                <w:rFonts w:ascii="Arial" w:hAnsi="Arial" w:cs="Arial"/>
-              </w:rPr>
-              <w:instrText xml:space="preserve"> MERGEFIELD  CurrencyCode  \* MERGEFORMAT </w:instrText>
-            </w:r>
-            <w:r>
-              <w:rPr>
-                <w:rFonts w:ascii="Arial" w:hAnsi="Arial" w:cs="Arial"/>
-              </w:rPr>
-              <w:fldChar w:fldCharType="separate"/>
-            </w:r>
-            <w:r>
-              <w:rPr>
-                <w:rFonts w:ascii="Arial" w:hAnsi="Arial" w:cs="Arial"/>
-                <w:noProof/>
-              </w:rPr>
-              <w:t>«CurrencyCode»</w:t>
-            </w:r>
-            <w:r>
-              <w:rPr>
-                <w:rFonts w:ascii="Arial" w:hAnsi="Arial" w:cs="Arial"/>
-              </w:rPr>
-              <w:fldChar w:fldCharType="end"/>
-            </w:r>
-          </w:p>
-        </w:tc>
-      </w:tr>
-      <w:tr>
-        <w:tc>
-          <w:tcPr>
-            <w:tcW w:w="4219" w:type="dxa"/>
-          </w:tcPr>
-          <w:p>
-            <w:pPr>
-              <w:widowControl w:val="0"/>
-              <w:spacing w:line="276" w:lineRule="auto"/>
-              <w:rPr>
-                <w:rFonts w:ascii="Arial" w:eastAsia="Calibri" w:hAnsi="Arial" w:cs="Arial"/>
-                <w:bCs/>
-              </w:rPr>
-            </w:pPr>
-            <w:r>
-              <w:rPr>
-                <w:rFonts w:ascii="Arial" w:eastAsia="Calibri" w:hAnsi="Arial" w:cs="Arial"/>
-                <w:bCs/>
-              </w:rPr>
-              <w:t>Toplam Sözleşme Bedeli (KDV Dahil)</w:t>
-            </w:r>
-          </w:p>
-          <w:p>
-            <w:pPr>
-              <w:widowControl w:val="0"/>
-              <w:spacing w:line="276" w:lineRule="auto"/>
-              <w:rPr>
-                <w:rFonts w:ascii="Arial" w:hAnsi="Arial" w:cs="Arial"/>
-                <w:b/>
-              </w:rPr>
-            </w:pPr>
-            <w:r>
-              <w:rPr>
-                <w:rFonts w:ascii="Arial" w:eastAsia="Calibri" w:hAnsi="Arial" w:cs="Arial"/>
-                <w:bCs/>
-              </w:rPr>
-              <w:t xml:space="preserve">Peşin Ödenen Tutar                               </w:t>
-            </w:r>
-          </w:p>
-        </w:tc>
-        <w:tc>
-          <w:tcPr>
-            <w:tcW w:w="236" w:type="dxa"/>
-          </w:tcPr>
-          <w:p>
-            <w:pPr>
-              <w:widowControl w:val="0"/>
-              <w:spacing w:line="276" w:lineRule="auto"/>
-              <w:rPr>
-                <w:rFonts w:ascii="Arial" w:hAnsi="Arial" w:cs="Arial"/>
-                <w:b/>
-              </w:rPr>
-            </w:pPr>
-            <w:r>
-              <w:rPr>
-                <w:rFonts w:ascii="Arial" w:hAnsi="Arial" w:cs="Arial"/>
-                <w:b/>
-              </w:rPr>
-              <w:t>:</w:t>
-            </w:r>
-          </w:p>
-          <w:p>
-            <w:pPr>
-              <w:widowControl w:val="0"/>
-              <w:spacing w:line="276" w:lineRule="auto"/>
-              <w:rPr>
-                <w:rFonts w:ascii="Arial" w:hAnsi="Arial" w:cs="Arial"/>
-                <w:b/>
-              </w:rPr>
-            </w:pPr>
-            <w:r>
-              <w:rPr>
-                <w:rFonts w:ascii="Arial" w:hAnsi="Arial" w:cs="Arial"/>
-                <w:b/>
-              </w:rPr>
-              <w:t>:</w:t>
-            </w:r>
-          </w:p>
-        </w:tc>
-        <w:tc>
-          <w:tcPr>
-            <w:tcW w:w="5893" w:type="dxa"/>
-          </w:tcPr>
-          <w:p>
-            <w:pPr>
-              <w:widowControl w:val="0"/>
-              <w:spacing w:line="276" w:lineRule="auto"/>
-              <w:rPr>
-                <w:rFonts w:ascii="Arial" w:hAnsi="Arial" w:cs="Arial"/>
-              </w:rPr>
-            </w:pPr>
-            <w:r>
-              <w:rPr>
-                <w:rFonts w:ascii="Arial" w:hAnsi="Arial" w:cs="Arial"/>
-              </w:rPr>
-              <w:fldChar w:fldCharType="begin"/>
-            </w:r>
-            <w:r>
-              <w:rPr>
-                <w:rFonts w:ascii="Arial" w:hAnsi="Arial" w:cs="Arial"/>
-              </w:rPr>
-              <w:instrText xml:space="preserve"> MERGEFIELD  CURRENT_SALE_TOTAL_AMOUNT \# #,##0.00 \* MERGEFORMAT </w:instrText>
-            </w:r>
-            <w:r>
-              <w:rPr>
-                <w:rFonts w:ascii="Arial" w:hAnsi="Arial" w:cs="Arial"/>
-              </w:rPr>
-              <w:fldChar w:fldCharType="separate"/>
-            </w:r>
-            <w:r>
-              <w:rPr>
-                <w:rFonts w:ascii="Arial" w:hAnsi="Arial" w:cs="Arial"/>
-                <w:noProof/>
-              </w:rPr>
-              <w:t>«CURRENT_SALE_TOTAL_AMOUNT»</w:t>
-            </w:r>
-            <w:r>
-              <w:rPr>
-                <w:rFonts w:ascii="Arial" w:hAnsi="Arial" w:cs="Arial"/>
-              </w:rPr>
-              <w:fldChar w:fldCharType="end"/>
-            </w:r>
-            <w:r>
-              <w:rPr>
-                <w:rFonts w:ascii="Arial" w:hAnsi="Arial" w:cs="Arial"/>
-              </w:rPr>
-              <w:t xml:space="preserve"> </w:t>
-            </w:r>
-            <w:r>
-              <w:rPr>
-                <w:rFonts w:ascii="Arial" w:hAnsi="Arial" w:cs="Arial"/>
-              </w:rPr>
-              <w:fldChar w:fldCharType="begin"/>
-            </w:r>
-            <w:r>
-              <w:rPr>
-                <w:rFonts w:ascii="Arial" w:hAnsi="Arial" w:cs="Arial"/>
-              </w:rPr>
-              <w:instrText xml:space="preserve"> MERGEFIELD  CurrencyCode  \* MERGEFORMAT </w:instrText>
-            </w:r>
-            <w:r>
-              <w:rPr>
-                <w:rFonts w:ascii="Arial" w:hAnsi="Arial" w:cs="Arial"/>
-              </w:rPr>
-              <w:fldChar w:fldCharType="separate"/>
-            </w:r>
-            <w:r>
-              <w:rPr>
-                <w:rFonts w:ascii="Arial" w:hAnsi="Arial" w:cs="Arial"/>
-                <w:noProof/>
-              </w:rPr>
-              <w:t>«CurrencyCode»</w:t>
-            </w:r>
-            <w:r>
-              <w:rPr>
-                <w:rFonts w:ascii="Arial" w:hAnsi="Arial" w:cs="Arial"/>
-              </w:rPr>
-              <w:fldChar w:fldCharType="end"/>
-            </w:r>
-          </w:p>
-          <w:p>
-            <w:pPr>
-              <w:widowControl w:val="0"/>
-              <w:spacing w:line="276" w:lineRule="auto"/>
-              <w:rPr>
-                <w:rFonts w:ascii="Arial" w:hAnsi="Arial" w:cs="Arial"/>
-                <w:bCs/>
-              </w:rPr>
-            </w:pPr>
-          </w:p>
-        </w:tc>
-      </w:tr>
-      <w:tr>
-        <w:tc>
-          <w:tcPr>
-            <w:tcW w:w="4219" w:type="dxa"/>
-          </w:tcPr>
-          <w:p>
-            <w:pPr>
-              <w:widowControl w:val="0"/>
-              <w:spacing w:line="276" w:lineRule="auto"/>
-              <w:rPr>
-                <w:rFonts w:ascii="Arial" w:hAnsi="Arial" w:cs="Arial"/>
-                <w:b/>
-              </w:rPr>
-            </w:pPr>
-            <w:r>
-              <w:rPr>
-                <w:rFonts w:ascii="Arial" w:eastAsia="Calibri" w:hAnsi="Arial" w:cs="Arial"/>
-              </w:rPr>
-              <w:t>Aylık Finansal Kiralama Oranı (Akdi Finansal Kiralama Oranı)</w:t>
-            </w:r>
-          </w:p>
-        </w:tc>
-        <w:tc>
-          <w:tcPr>
-            <w:tcW w:w="236" w:type="dxa"/>
-          </w:tcPr>
-          <w:p>
-            <w:pPr>
-              <w:widowControl w:val="0"/>
-              <w:spacing w:line="276" w:lineRule="auto"/>
-              <w:rPr>
-                <w:rFonts w:ascii="Arial" w:hAnsi="Arial" w:cs="Arial"/>
-                <w:b/>
-              </w:rPr>
-            </w:pPr>
-            <w:r>
-              <w:rPr>
-                <w:rFonts w:ascii="Arial" w:hAnsi="Arial" w:cs="Arial"/>
-                <w:b/>
-              </w:rPr>
-              <w:t>:</w:t>
-            </w:r>
-          </w:p>
-        </w:tc>
-        <w:tc>
-          <w:tcPr>
-            <w:tcW w:w="5893" w:type="dxa"/>
-          </w:tcPr>
-          <w:p>
-            <w:pPr>
-              <w:widowControl w:val="0"/>
-              <w:spacing w:line="276" w:lineRule="auto"/>
-              <w:rPr>
-                <w:rFonts w:ascii="Arial" w:hAnsi="Arial" w:cs="Arial"/>
-              </w:rPr>
-            </w:pPr>
-            <w:r>
-              <w:rPr>
-                <w:rFonts w:ascii="Arial" w:hAnsi="Arial" w:cs="Arial"/>
-              </w:rPr>
-              <w:t xml:space="preserve">% </w:t>
-            </w:r>
-            <w:r>
-              <w:rPr>
-                <w:rFonts w:ascii="Arial" w:hAnsi="Arial" w:cs="Arial"/>
-              </w:rPr>
-              <w:fldChar w:fldCharType="begin"/>
-            </w:r>
-            <w:r>
-              <w:rPr>
-                <w:rFonts w:ascii="Arial" w:hAnsi="Arial" w:cs="Arial"/>
-              </w:rPr>
-              <w:instrText xml:space="preserve"> MERGEFIELD  AnnualRateMonth  \* MERGEFORMAT </w:instrText>
-            </w:r>
-            <w:r>
-              <w:rPr>
-                <w:rFonts w:ascii="Arial" w:hAnsi="Arial" w:cs="Arial"/>
-              </w:rPr>
-              <w:fldChar w:fldCharType="separate"/>
-            </w:r>
-            <w:r>
-              <w:rPr>
-                <w:rFonts w:ascii="Arial" w:hAnsi="Arial" w:cs="Arial"/>
-                <w:noProof/>
-              </w:rPr>
-              <w:t>«AnnualRateMonth»</w:t>
-            </w:r>
-            <w:r>
-              <w:rPr>
-                <w:rFonts w:ascii="Arial" w:hAnsi="Arial" w:cs="Arial"/>
-              </w:rPr>
-              <w:fldChar w:fldCharType="end"/>
-            </w:r>
-          </w:p>
-        </w:tc>
-      </w:tr>
-      <w:tr>
-        <w:tc>
-          <w:tcPr>
-            <w:tcW w:w="4219" w:type="dxa"/>
-          </w:tcPr>
-          <w:p>
-            <w:pPr>
-              <w:widowControl w:val="0"/>
-              <w:spacing w:line="276" w:lineRule="auto"/>
-              <w:rPr>
-                <w:rFonts w:ascii="Arial" w:hAnsi="Arial" w:cs="Arial"/>
-                <w:b/>
-              </w:rPr>
-            </w:pPr>
-            <w:r>
-              <w:rPr>
-                <w:rFonts w:ascii="Arial" w:eastAsia="Calibri" w:hAnsi="Arial" w:cs="Arial"/>
-              </w:rPr>
-              <w:t xml:space="preserve">Yıllık Finansal Kiralama Oranı     </w:t>
-            </w:r>
-          </w:p>
-          <w:p>
-            <w:pPr>
-              <w:widowControl w:val="0"/>
-              <w:spacing w:line="276" w:lineRule="auto"/>
-              <w:rPr>
-                <w:rFonts w:ascii="Arial" w:hAnsi="Arial" w:cs="Arial"/>
-                <w:b/>
-              </w:rPr>
-            </w:pPr>
-            <w:r>
-              <w:rPr>
-                <w:rFonts w:ascii="Arial" w:hAnsi="Arial" w:cs="Arial"/>
-              </w:rPr>
-              <w:t>Yıllık Maliyet Oranı</w:t>
-            </w:r>
-          </w:p>
-        </w:tc>
-        <w:tc>
-          <w:tcPr>
-            <w:tcW w:w="236" w:type="dxa"/>
-          </w:tcPr>
-          <w:p>
-            <w:pPr>
-              <w:widowControl w:val="0"/>
-              <w:spacing w:line="276" w:lineRule="auto"/>
-              <w:rPr>
-                <w:rFonts w:ascii="Arial" w:hAnsi="Arial" w:cs="Arial"/>
-                <w:b/>
-              </w:rPr>
-            </w:pPr>
-            <w:r>
-              <w:rPr>
-                <w:rFonts w:ascii="Arial" w:hAnsi="Arial" w:cs="Arial"/>
-                <w:b/>
-              </w:rPr>
-              <w:t>:</w:t>
-            </w:r>
-          </w:p>
-          <w:p>
-            <w:pPr>
-              <w:widowControl w:val="0"/>
-              <w:spacing w:line="276" w:lineRule="auto"/>
-              <w:rPr>
-                <w:rFonts w:ascii="Arial" w:hAnsi="Arial" w:cs="Arial"/>
-                <w:b/>
-              </w:rPr>
-            </w:pPr>
-            <w:r>
-              <w:rPr>
-                <w:rFonts w:ascii="Arial" w:hAnsi="Arial" w:cs="Arial"/>
-              </w:rPr>
-              <w:t>:</w:t>
-            </w:r>
-          </w:p>
-        </w:tc>
-        <w:tc>
-          <w:tcPr>
-            <w:tcW w:w="5893" w:type="dxa"/>
-          </w:tcPr>
-          <w:p>
-            <w:pPr>
-              <w:widowControl w:val="0"/>
-              <w:spacing w:line="276" w:lineRule="auto"/>
-              <w:rPr>
-                <w:rFonts w:ascii="Arial" w:hAnsi="Arial" w:cs="Arial"/>
-              </w:rPr>
-            </w:pPr>
-            <w:r>
-              <w:rPr>
-                <w:rFonts w:ascii="Arial" w:hAnsi="Arial" w:cs="Arial"/>
-              </w:rPr>
-              <w:t xml:space="preserve">% </w:t>
-            </w:r>
-            <w:r>
-              <w:rPr>
-                <w:rFonts w:ascii="Arial" w:hAnsi="Arial" w:cs="Arial"/>
-              </w:rPr>
-              <w:fldChar w:fldCharType="begin"/>
-            </w:r>
-            <w:r>
-              <w:rPr>
-                <w:rFonts w:ascii="Arial" w:hAnsi="Arial" w:cs="Arial"/>
-              </w:rPr>
-              <w:instrText xml:space="preserve"> MERGEFIELD  AnnualRate  \* MERGEFORMAT </w:instrText>
-            </w:r>
-            <w:r>
-              <w:rPr>
-                <w:rFonts w:ascii="Arial" w:hAnsi="Arial" w:cs="Arial"/>
-              </w:rPr>
-              <w:fldChar w:fldCharType="separate"/>
-            </w:r>
-            <w:r>
-              <w:rPr>
-                <w:rFonts w:ascii="Arial" w:hAnsi="Arial" w:cs="Arial"/>
-                <w:noProof/>
-              </w:rPr>
-              <w:t>«AnnualRate»</w:t>
-            </w:r>
-            <w:r>
-              <w:rPr>
-                <w:rFonts w:ascii="Arial" w:hAnsi="Arial" w:cs="Arial"/>
-              </w:rPr>
-              <w:fldChar w:fldCharType="end"/>
-            </w:r>
-          </w:p>
-          <w:p>
-            <w:pPr>
-              <w:widowControl w:val="0"/>
-              <w:spacing w:line="276" w:lineRule="auto"/>
-              <w:rPr>
-                <w:rFonts w:ascii="Arial" w:hAnsi="Arial" w:cs="Arial"/>
-              </w:rPr>
-            </w:pPr>
-            <w:r>
-              <w:rPr>
-                <w:rFonts w:ascii="Arial" w:hAnsi="Arial" w:cs="Arial"/>
-              </w:rPr>
-              <w:t xml:space="preserve">% </w:t>
-            </w:r>
-            <w:r>
-              <w:rPr>
-                <w:rFonts w:ascii="Arial" w:hAnsi="Arial" w:cs="Arial"/>
-              </w:rPr>
-              <w:fldChar w:fldCharType="begin"/>
-            </w:r>
-            <w:r>
-              <w:rPr>
-                <w:rFonts w:ascii="Arial" w:hAnsi="Arial" w:cs="Arial"/>
-              </w:rPr>
-              <w:instrText xml:space="preserve"> MERGEFIELD  OperationBaseIRR  \* MERGEFORMAT </w:instrText>
-            </w:r>
-            <w:r>
-              <w:rPr>
-                <w:rFonts w:ascii="Arial" w:hAnsi="Arial" w:cs="Arial"/>
-              </w:rPr>
-              <w:fldChar w:fldCharType="separate"/>
-            </w:r>
-            <w:r>
-              <w:rPr>
-                <w:rFonts w:ascii="Arial" w:hAnsi="Arial" w:cs="Arial"/>
-                <w:noProof/>
-              </w:rPr>
-              <w:t>«OperationBaseIRR»</w:t>
-            </w:r>
-            <w:r>
-              <w:rPr>
-                <w:rFonts w:ascii="Arial" w:hAnsi="Arial" w:cs="Arial"/>
-              </w:rPr>
-              <w:fldChar w:fldCharType="end"/>
-            </w:r>
-          </w:p>
-        </w:tc>
-      </w:tr>
-      <w:tr>
-        <w:tc>
-          <w:tcPr>
-            <w:tcW w:w="4219" w:type="dxa"/>
-          </w:tcPr>
-          <w:p>
-            <w:pPr>
-              <w:rPr>
-                <w:rFonts w:ascii="Arial" w:hAnsi="Arial" w:cs="Arial"/>
-              </w:rPr>
-            </w:pPr>
+              <w:rPr>
+                <w:rFonts w:ascii="Arial" w:hAnsi="Arial" w:cs="Arial"/>
+              </w:rPr>
+            </w:pPr>
+            <w:bookmarkStart w:id="0" w:name="VendorDelete"/>
           </w:p>
         </w:tc>
         <w:tc>
@@ -3180,7 +81,7 @@
           <w:b/>
         </w:rPr>
       </w:pPr>
-      <w:bookmarkStart w:id="4" w:name="VendorAdd"/>
+      <w:bookmarkStart w:id="1" w:name="VendorAdd"/>
       <w:r>
         <w:rPr>
           <w:rFonts w:ascii="Arial" w:hAnsi="Arial" w:cs="Arial"/>
@@ -3276,32 +177,7 @@
         <w:rPr>
           <w:rFonts w:ascii="Arial" w:hAnsi="Arial" w:cs="Arial"/>
         </w:rPr>
-        <w:fldChar w:fldCharType="begin"/>
-      </w:r>
-      <w:r>
-        <w:rPr>
-          <w:rFonts w:ascii="Arial" w:hAnsi="Arial" w:cs="Arial"/>
-        </w:rPr>
-        <w:instrText xml:space="preserve"> MERGEFIELD  ContractHeaderCode  \* MERGEFORMAT </w:instrText>
-      </w:r>
-      <w:r>
-        <w:rPr>
-          <w:rFonts w:ascii="Arial" w:hAnsi="Arial" w:cs="Arial"/>
-        </w:rPr>
-        <w:fldChar w:fldCharType="separate"/>
-      </w:r>
-      <w:r>
-        <w:rPr>
-          <w:rFonts w:ascii="Arial" w:hAnsi="Arial" w:cs="Arial"/>
-          <w:noProof/>
-        </w:rPr>
-        <w:t>«ContractHeaderCode»</w:t>
-      </w:r>
-      <w:r>
-        <w:rPr>
-          <w:rFonts w:ascii="Arial" w:hAnsi="Arial" w:cs="Arial"/>
-        </w:rPr>
-        <w:fldChar w:fldCharType="end"/>
+        <w:t>{{ContractHeaderCode}}</w:t>
       </w:r>
     </w:p>
     <w:p>
@@ -3403,69 +279,33 @@
               <w:rPr>
                 <w:rFonts w:ascii="Arial" w:hAnsi="Arial" w:cs="Arial"/>
               </w:rPr>
-              <w:fldChar w:fldCharType="begin"/>
-            </w:r>
-            <w:r>
-              <w:rPr>
-                <w:rFonts w:ascii="Arial" w:hAnsi="Arial" w:cs="Arial"/>
-              </w:rPr>
-              <w:instrText xml:space="preserve"> MERGEFIELD  CustomerName  \* MERGEFORMAT </w:instrText>
-            </w:r>
-            <w:r>
-              <w:rPr>
-                <w:rFonts w:ascii="Arial" w:hAnsi="Arial" w:cs="Arial"/>
-              </w:rPr>
-              <w:fldChar w:fldCharType="separate"/>
+              <w:t>{{</w:t>
             </w:r>
             <w:r>
               <w:rPr>
                 <w:rFonts w:ascii="Arial" w:hAnsi="Arial" w:cs="Arial"/>
                 <w:noProof/>
               </w:rPr>
-              <w:t>«CustomerName»</w:t>
-            </w:r>
-            <w:r>
-              <w:rPr>
-                <w:rFonts w:ascii="Arial" w:hAnsi="Arial" w:cs="Arial"/>
-              </w:rPr>
-              <w:fldChar w:fldCharType="end"/>
-            </w:r>
-            <w:r>
-              <w:rPr>
-                <w:rFonts w:ascii="Arial" w:hAnsi="Arial" w:cs="Arial"/>
-              </w:rPr>
-              <w:t xml:space="preserve"> </w:t>
-            </w:r>
-            <w:r>
-              <w:rPr>
-                <w:rFonts w:ascii="Arial" w:hAnsi="Arial" w:cs="Arial"/>
-              </w:rPr>
-              <w:fldChar w:fldCharType="begin"/>
-            </w:r>
-            <w:r>
-              <w:rPr>
-                <w:rFonts w:ascii="Arial" w:hAnsi="Arial" w:cs="Arial"/>
-              </w:rPr>
-              <w:instrText xml:space="preserve"> MERGEFIELD  TaxAndTCIdentity  \* MERGEFORMAT </w:instrText>
-            </w:r>
-            <w:r>
-              <w:rPr>
-                <w:rFonts w:ascii="Arial" w:hAnsi="Arial" w:cs="Arial"/>
-              </w:rPr>
-              <w:fldChar w:fldCharType="separate"/>
+              <w:t>CustomerName</w:t>
+            </w:r>
+            <w:r>
+              <w:rPr>
+                <w:rFonts w:ascii="Arial" w:hAnsi="Arial" w:cs="Arial"/>
+              </w:rPr>
+              <w:t>}} {{</w:t>
             </w:r>
             <w:r>
               <w:rPr>
                 <w:rFonts w:ascii="Arial" w:hAnsi="Arial" w:cs="Arial"/>
                 <w:noProof/>
               </w:rPr>
-              <w:t>«TaxAndTCIdentity»</w:t>
-            </w:r>
-            <w:r>
-              <w:rPr>
-                <w:rFonts w:ascii="Arial" w:hAnsi="Arial" w:cs="Arial"/>
-              </w:rPr>
-              <w:fldChar w:fldCharType="end"/>
+              <w:t>TaxAndTCIdentity</w:t>
+            </w:r>
+            <w:r>
+              <w:rPr>
+                <w:rFonts w:ascii="Arial" w:hAnsi="Arial" w:cs="Arial"/>
+              </w:rPr>
+              <w:t>}}</w:t>
             </w:r>
           </w:p>
         </w:tc>
@@ -3531,32 +371,20 @@
               <w:rPr>
                 <w:rFonts w:ascii="Arial" w:hAnsi="Arial" w:cs="Arial"/>
               </w:rPr>
-              <w:fldChar w:fldCharType="begin"/>
-            </w:r>
-            <w:r>
-              <w:rPr>
-                <w:rFonts w:ascii="Arial" w:hAnsi="Arial" w:cs="Arial"/>
-              </w:rPr>
-              <w:instrText xml:space="preserve"> MERGEFIELD  YazismaAddress  \* MERGEFORMAT </w:instrText>
-            </w:r>
-            <w:r>
-              <w:rPr>
-                <w:rFonts w:ascii="Arial" w:hAnsi="Arial" w:cs="Arial"/>
-              </w:rPr>
-              <w:fldChar w:fldCharType="separate"/>
+              <w:t>{{</w:t>
             </w:r>
             <w:r>
               <w:rPr>
                 <w:rFonts w:ascii="Arial" w:hAnsi="Arial" w:cs="Arial"/>
                 <w:noProof/>
               </w:rPr>
-              <w:t>«YazismaAddress»</w:t>
-            </w:r>
-            <w:r>
-              <w:rPr>
-                <w:rFonts w:ascii="Arial" w:hAnsi="Arial" w:cs="Arial"/>
-              </w:rPr>
-              <w:fldChar w:fldCharType="end"/>
+              <w:t>YazismaAddress</w:t>
+            </w:r>
+            <w:r>
+              <w:rPr>
+                <w:rFonts w:ascii="Arial" w:hAnsi="Arial" w:cs="Arial"/>
+              </w:rPr>
+              <w:t>}}</w:t>
             </w:r>
           </w:p>
         </w:tc>
@@ -3628,32 +456,14 @@
               <w:rPr>
                 <w:rFonts w:ascii="Arial" w:hAnsi="Arial" w:cs="Arial"/>
               </w:rPr>
-              <w:fldChar w:fldCharType="begin"/>
-            </w:r>
-            <w:r>
-              <w:rPr>
-                <w:rFonts w:ascii="Arial" w:hAnsi="Arial" w:cs="Arial"/>
-              </w:rPr>
-              <w:instrText xml:space="preserve"> MERGEFIELD  WorkPhone  \* MERGEFORMAT </w:instrText>
-            </w:r>
-            <w:r>
-              <w:rPr>
-                <w:rFonts w:ascii="Arial" w:hAnsi="Arial" w:cs="Arial"/>
-              </w:rPr>
-              <w:fldChar w:fldCharType="separate"/>
+              <w:t>{{</w:t>
             </w:r>
             <w:r>
               <w:rPr>
                 <w:rFonts w:ascii="Arial" w:hAnsi="Arial" w:cs="Arial"/>
                 <w:noProof/>
               </w:rPr>
-              <w:t>«WorkPhone»</w:t>
-            </w:r>
-            <w:r>
-              <w:rPr>
-                <w:rFonts w:ascii="Arial" w:hAnsi="Arial" w:cs="Arial"/>
-              </w:rPr>
-              <w:fldChar w:fldCharType="end"/>
+              <w:t>WorkPhone}}</w:t>
             </w:r>
           </w:p>
         </w:tc>
@@ -3672,7 +482,7 @@
                 <w:bCs/>
               </w:rPr>
             </w:pPr>
-            <w:bookmarkStart w:id="5" w:name="OtherAddress" w:colFirst="0" w:colLast="2"/>
+            <w:bookmarkStart w:id="2" w:name="OtherAddress" w:colFirst="0" w:colLast="2"/>
             <w:r>
               <w:rPr>
                 <w:rFonts w:ascii="Arial" w:eastAsia="Calibri" w:hAnsi="Arial" w:cs="Arial"/>
@@ -3720,37 +530,45 @@
               <w:rPr>
                 <w:rFonts w:ascii="Arial" w:hAnsi="Arial" w:cs="Arial"/>
               </w:rPr>
-              <w:fldChar w:fldCharType="begin"/>
-            </w:r>
-            <w:r>
-              <w:rPr>
-                <w:rFonts w:ascii="Arial" w:hAnsi="Arial" w:cs="Arial"/>
-              </w:rPr>
-              <w:instrText xml:space="preserve"> MERGEFIELD  OtherAddress  \* MERGEFORMAT </w:instrText>
-            </w:r>
-            <w:r>
-              <w:rPr>
-                <w:rFonts w:ascii="Arial" w:hAnsi="Arial" w:cs="Arial"/>
-              </w:rPr>
-              <w:fldChar w:fldCharType="separate"/>
+              <w:t>{{</w:t>
             </w:r>
             <w:r>
               <w:rPr>
                 <w:rFonts w:ascii="Arial" w:hAnsi="Arial" w:cs="Arial"/>
                 <w:noProof/>
               </w:rPr>
-              <w:t>«OtherAddress»</w:t>
-            </w:r>
-            <w:r>
-              <w:rPr>
-                <w:rFonts w:ascii="Arial" w:hAnsi="Arial" w:cs="Arial"/>
-              </w:rPr>
-              <w:fldChar w:fldCharType="end"/>
+              <w:t>OtherAddre</w:t>
+            </w:r>
+            <w:r>
+              <w:rPr>
+                <w:rFonts w:ascii="Arial" w:hAnsi="Arial" w:cs="Arial"/>
+                <w:noProof/>
+              </w:rPr>
+              <w:t>s</w:t>
+            </w:r>
+            <w:r>
+              <w:rPr>
+                <w:rFonts w:ascii="Arial" w:hAnsi="Arial" w:cs="Arial"/>
+                <w:noProof/>
+              </w:rPr>
+              <w:t>s</w:t>
+            </w:r>
+            <w:r>
+              <w:rPr>
+                <w:rFonts w:ascii="Arial" w:hAnsi="Arial" w:cs="Arial"/>
+              </w:rPr>
+              <w:t>}</w:t>
+            </w:r>
+            <w:r>
+              <w:rPr>
+                <w:rFonts w:ascii="Arial" w:hAnsi="Arial" w:cs="Arial"/>
+              </w:rPr>
+              <w:t>}</w:t>
             </w:r>
           </w:p>
         </w:tc>
       </w:tr>
-      <w:bookmarkEnd w:id="5"/>
+      <w:bookmarkEnd w:id="2"/>
       <w:tr>
         <w:tc>
           <w:tcPr>
@@ -3813,32 +631,20 @@
               <w:rPr>
                 <w:rFonts w:ascii="Arial" w:hAnsi="Arial" w:cs="Arial"/>
               </w:rPr>
-              <w:fldChar w:fldCharType="begin"/>
-            </w:r>
-            <w:r>
-              <w:rPr>
-                <w:rFonts w:ascii="Arial" w:hAnsi="Arial" w:cs="Arial"/>
-              </w:rPr>
-              <w:instrText xml:space="preserve"> MERGEFIELD  MobilPhone  \* MERGEFORMAT </w:instrText>
-            </w:r>
-            <w:r>
-              <w:rPr>
-                <w:rFonts w:ascii="Arial" w:hAnsi="Arial" w:cs="Arial"/>
-              </w:rPr>
-              <w:fldChar w:fldCharType="separate"/>
+              <w:t>{{</w:t>
             </w:r>
             <w:r>
               <w:rPr>
                 <w:rFonts w:ascii="Arial" w:hAnsi="Arial" w:cs="Arial"/>
                 <w:noProof/>
               </w:rPr>
-              <w:t>«MobilPhone»</w:t>
-            </w:r>
-            <w:r>
-              <w:rPr>
-                <w:rFonts w:ascii="Arial" w:hAnsi="Arial" w:cs="Arial"/>
-              </w:rPr>
-              <w:fldChar w:fldCharType="end"/>
+              <w:t>MobilPhone</w:t>
+            </w:r>
+            <w:r>
+              <w:rPr>
+                <w:rFonts w:ascii="Arial" w:hAnsi="Arial" w:cs="Arial"/>
+              </w:rPr>
+              <w:t>}}</w:t>
             </w:r>
           </w:p>
         </w:tc>
@@ -3857,7 +663,7 @@
                 <w:bCs/>
               </w:rPr>
             </w:pPr>
-            <w:bookmarkStart w:id="6" w:name="OtherPhone" w:colFirst="0" w:colLast="2"/>
+            <w:bookmarkStart w:id="3" w:name="OtherPhone" w:colFirst="0" w:colLast="2"/>
             <w:r>
               <w:rPr>
                 <w:rFonts w:ascii="Arial" w:eastAsia="Calibri" w:hAnsi="Arial" w:cs="Arial"/>
@@ -3905,37 +711,25 @@
               <w:rPr>
                 <w:rFonts w:ascii="Arial" w:hAnsi="Arial" w:cs="Arial"/>
               </w:rPr>
-              <w:fldChar w:fldCharType="begin"/>
-            </w:r>
-            <w:r>
-              <w:rPr>
-                <w:rFonts w:ascii="Arial" w:hAnsi="Arial" w:cs="Arial"/>
-              </w:rPr>
-              <w:instrText xml:space="preserve"> MERGEFIELD  OtherPhone  \* MERGEFORMAT </w:instrText>
-            </w:r>
-            <w:r>
-              <w:rPr>
-                <w:rFonts w:ascii="Arial" w:hAnsi="Arial" w:cs="Arial"/>
-              </w:rPr>
-              <w:fldChar w:fldCharType="separate"/>
+              <w:t>{{</w:t>
             </w:r>
             <w:r>
               <w:rPr>
                 <w:rFonts w:ascii="Arial" w:hAnsi="Arial" w:cs="Arial"/>
                 <w:noProof/>
               </w:rPr>
-              <w:t>«OtherPhone»</w:t>
-            </w:r>
-            <w:r>
-              <w:rPr>
-                <w:rFonts w:ascii="Arial" w:hAnsi="Arial" w:cs="Arial"/>
-              </w:rPr>
-              <w:fldChar w:fldCharType="end"/>
+              <w:t>OtherPhone</w:t>
+            </w:r>
+            <w:r>
+              <w:rPr>
+                <w:rFonts w:ascii="Arial" w:hAnsi="Arial" w:cs="Arial"/>
+              </w:rPr>
+              <w:t>}}</w:t>
             </w:r>
           </w:p>
         </w:tc>
       </w:tr>
-      <w:bookmarkEnd w:id="6"/>
+      <w:bookmarkEnd w:id="3"/>
       <w:tr>
         <w:tc>
           <w:tcPr>
@@ -3998,32 +792,20 @@
               <w:rPr>
                 <w:rFonts w:ascii="Arial" w:hAnsi="Arial" w:cs="Arial"/>
               </w:rPr>
-              <w:fldChar w:fldCharType="begin"/>
-            </w:r>
-            <w:r>
-              <w:rPr>
-                <w:rFonts w:ascii="Arial" w:hAnsi="Arial" w:cs="Arial"/>
-              </w:rPr>
-              <w:instrText xml:space="preserve"> MERGEFIELD  Email  \* MERGEFORMAT </w:instrText>
-            </w:r>
-            <w:r>
-              <w:rPr>
-                <w:rFonts w:ascii="Arial" w:hAnsi="Arial" w:cs="Arial"/>
-              </w:rPr>
-              <w:fldChar w:fldCharType="separate"/>
+              <w:t>{{</w:t>
             </w:r>
             <w:r>
               <w:rPr>
                 <w:rFonts w:ascii="Arial" w:hAnsi="Arial" w:cs="Arial"/>
                 <w:noProof/>
               </w:rPr>
-              <w:t>«Email»</w:t>
-            </w:r>
-            <w:r>
-              <w:rPr>
-                <w:rFonts w:ascii="Arial" w:hAnsi="Arial" w:cs="Arial"/>
-              </w:rPr>
-              <w:fldChar w:fldCharType="end"/>
+              <w:t>Email</w:t>
+            </w:r>
+            <w:r>
+              <w:rPr>
+                <w:rFonts w:ascii="Arial" w:hAnsi="Arial" w:cs="Arial"/>
+              </w:rPr>
+              <w:t>}}</w:t>
             </w:r>
           </w:p>
         </w:tc>
@@ -4085,6 +867,12 @@
                 <w:rFonts w:ascii="Arial" w:hAnsi="Arial" w:cs="Arial"/>
               </w:rPr>
             </w:pPr>
+            <w:r>
+              <w:rPr>
+                <w:rFonts w:ascii="Arial" w:hAnsi="Arial" w:cs="Arial"/>
+              </w:rPr>
+              <w:t>{{Kep}}</w:t>
+            </w:r>
           </w:p>
           <w:p>
             <w:pPr>
@@ -4380,7 +1168,7 @@
                 <w:b/>
               </w:rPr>
             </w:pPr>
-            <w:hyperlink r:id="rId8" w:history="1">
+            <w:hyperlink r:id="rId7" w:history="1">
               <w:r>
                 <w:rPr>
                   <w:rStyle w:val="Kpr"/>
@@ -4779,7 +1567,7 @@
                 <w:rFonts w:ascii="Arial" w:hAnsi="Arial" w:cs="Arial"/>
               </w:rPr>
             </w:pPr>
-            <w:hyperlink r:id="rId9" w:history="1">
+            <w:hyperlink r:id="rId8" w:history="1">
               <w:r>
                 <w:rPr>
                   <w:rStyle w:val="Kpr"/>
@@ -4874,32 +1662,7 @@
               <w:rPr>
                 <w:rFonts w:ascii="Arial" w:hAnsi="Arial" w:cs="Arial"/>
               </w:rPr>
-              <w:fldChar w:fldCharType="begin"/>
-            </w:r>
-            <w:r>
-              <w:rPr>
-                <w:rFonts w:ascii="Arial" w:hAnsi="Arial" w:cs="Arial"/>
-              </w:rPr>
-              <w:instrText xml:space="preserve"> MERGEFIELD  ISLAND_NO  \* MERGEFORMAT </w:instrText>
-            </w:r>
-            <w:r>
-              <w:rPr>
-                <w:rFonts w:ascii="Arial" w:hAnsi="Arial" w:cs="Arial"/>
-              </w:rPr>
-              <w:fldChar w:fldCharType="separate"/>
-            </w:r>
-            <w:r>
-              <w:rPr>
-                <w:rFonts w:ascii="Arial" w:hAnsi="Arial" w:cs="Arial"/>
-                <w:noProof/>
-              </w:rPr>
-              <w:t>«ISLAND_NO»</w:t>
-            </w:r>
-            <w:r>
-              <w:rPr>
-                <w:rFonts w:ascii="Arial" w:hAnsi="Arial" w:cs="Arial"/>
-              </w:rPr>
-              <w:fldChar w:fldCharType="end"/>
+              <w:t>{{IslandNo}}</w:t>
             </w:r>
             <w:r>
               <w:rPr>
@@ -4917,76 +1680,31 @@
               <w:rPr>
                 <w:rFonts w:ascii="Arial" w:hAnsi="Arial" w:cs="Arial"/>
               </w:rPr>
-              <w:fldChar w:fldCharType="begin"/>
-            </w:r>
-            <w:r>
-              <w:rPr>
-                <w:rFonts w:ascii="Arial" w:hAnsi="Arial" w:cs="Arial"/>
-              </w:rPr>
-              <w:instrText xml:space="preserve"> MERGEFIELD  PARCEL_NO  \* MERGEFORMAT </w:instrText>
-            </w:r>
-            <w:r>
-              <w:rPr>
-                <w:rFonts w:ascii="Arial" w:hAnsi="Arial" w:cs="Arial"/>
-              </w:rPr>
-              <w:fldChar w:fldCharType="separate"/>
-            </w:r>
-            <w:r>
-              <w:rPr>
-                <w:rFonts w:ascii="Arial" w:hAnsi="Arial" w:cs="Arial"/>
-                <w:noProof/>
-              </w:rPr>
-              <w:t>«PARCEL_NO»</w:t>
-            </w:r>
-            <w:r>
-              <w:rPr>
-                <w:rFonts w:ascii="Arial" w:hAnsi="Arial" w:cs="Arial"/>
-              </w:rPr>
-              <w:fldChar w:fldCharType="end"/>
-            </w:r>
-            <w:r>
-              <w:rPr>
-                <w:rFonts w:ascii="Arial" w:hAnsi="Arial" w:cs="Arial"/>
-              </w:rPr>
-              <w:t xml:space="preserve"> Parselinde bulunan </w:t>
-            </w:r>
-          </w:p>
-          <w:p>
-            <w:pPr>
-              <w:rPr>
-                <w:rFonts w:ascii="Arial" w:hAnsi="Arial" w:cs="Arial"/>
-              </w:rPr>
-            </w:pPr>
-            <w:r>
-              <w:rPr>
-                <w:rFonts w:ascii="Arial" w:hAnsi="Arial" w:cs="Arial"/>
-              </w:rPr>
-              <w:fldChar w:fldCharType="begin"/>
-            </w:r>
-            <w:r>
-              <w:rPr>
-                <w:rFonts w:ascii="Arial" w:hAnsi="Arial" w:cs="Arial"/>
-              </w:rPr>
-              <w:instrText xml:space="preserve"> MERGEFIELD  PROJECT_NAME  \* MERGEFORMAT </w:instrText>
-            </w:r>
-            <w:r>
-              <w:rPr>
-                <w:rFonts w:ascii="Arial" w:hAnsi="Arial" w:cs="Arial"/>
-              </w:rPr>
-              <w:fldChar w:fldCharType="separate"/>
-            </w:r>
-            <w:r>
-              <w:rPr>
-                <w:rFonts w:ascii="Arial" w:hAnsi="Arial" w:cs="Arial"/>
-                <w:noProof/>
-              </w:rPr>
-              <w:t>«PROJECT_NAME»</w:t>
-            </w:r>
-            <w:r>
-              <w:rPr>
-                <w:rFonts w:ascii="Arial" w:hAnsi="Arial" w:cs="Arial"/>
-              </w:rPr>
-              <w:fldChar w:fldCharType="end"/>
+              <w:t>{{ParcelNo}}</w:t>
+            </w:r>
+            <w:r>
+              <w:rPr>
+                <w:rFonts w:ascii="Arial" w:hAnsi="Arial" w:cs="Arial"/>
+              </w:rPr>
+              <w:t xml:space="preserve"> </w:t>
+            </w:r>
+            <w:r>
+              <w:rPr>
+                <w:rFonts w:ascii="Arial" w:hAnsi="Arial" w:cs="Arial"/>
+              </w:rPr>
+              <w:t>Parselinde bulunan</w:t>
+            </w:r>
+            <w:r>
+              <w:rPr>
+                <w:rFonts w:ascii="Arial" w:hAnsi="Arial" w:cs="Arial"/>
+              </w:rPr>
+              <w:t xml:space="preserve"> </w:t>
+            </w:r>
+            <w:r>
+              <w:rPr>
+                <w:rFonts w:ascii="Arial" w:hAnsi="Arial" w:cs="Arial"/>
+              </w:rPr>
+              <w:t>{{ProjectName}}</w:t>
             </w:r>
             <w:r>
               <w:rPr>
@@ -5035,8 +1753,410 @@
               <w:rPr>
                 <w:rFonts w:ascii="Arial" w:eastAsia="Calibri" w:hAnsi="Arial" w:cs="Arial"/>
               </w:rPr>
+              <w:t xml:space="preserve">                                                       </w:t>
+            </w:r>
+          </w:p>
+        </w:tc>
+        <w:tc>
+          <w:tcPr>
+            <w:tcW w:w="236" w:type="dxa"/>
+          </w:tcPr>
+          <w:p>
+            <w:pPr>
+              <w:widowControl w:val="0"/>
+              <w:spacing w:line="276" w:lineRule="auto"/>
+              <w:rPr>
+                <w:rFonts w:ascii="Arial" w:hAnsi="Arial" w:cs="Arial"/>
+                <w:b/>
+              </w:rPr>
+            </w:pPr>
+            <w:r>
+              <w:rPr>
+                <w:rFonts w:ascii="Arial" w:hAnsi="Arial" w:cs="Arial"/>
+                <w:b/>
+              </w:rPr>
+              <w:t>:</w:t>
+            </w:r>
+          </w:p>
+        </w:tc>
+        <w:tc>
+          <w:tcPr>
+            <w:tcW w:w="5893" w:type="dxa"/>
+          </w:tcPr>
+          <w:p>
+            <w:pPr>
+              <w:widowControl w:val="0"/>
+              <w:spacing w:line="276" w:lineRule="auto"/>
+              <w:rPr>
+                <w:rFonts w:ascii="Arial" w:hAnsi="Arial" w:cs="Arial"/>
+              </w:rPr>
+            </w:pPr>
+            <w:r>
+              <w:rPr>
+                <w:rFonts w:ascii="Arial" w:hAnsi="Arial" w:cs="Arial"/>
+              </w:rPr>
+              <w:t>{{FreePartUnitType}}</w:t>
+            </w:r>
+            <w:r>
+              <w:rPr>
+                <w:rFonts w:ascii="Arial" w:hAnsi="Arial" w:cs="Arial"/>
+              </w:rPr>
+              <w:t xml:space="preserve"> </w:t>
+            </w:r>
+            <w:r>
+              <w:rPr>
+                <w:rFonts w:ascii="Arial" w:hAnsi="Arial" w:cs="Arial"/>
+              </w:rPr>
+              <w:t>{{</w:t>
+            </w:r>
+            <w:r>
+              <w:rPr>
+                <w:rFonts w:ascii="Arial" w:hAnsi="Arial" w:cs="Arial"/>
+              </w:rPr>
+              <w:t>ApartmentTypeName</w:t>
+            </w:r>
+            <w:r>
+              <w:rPr>
+                <w:rFonts w:ascii="Arial" w:hAnsi="Arial" w:cs="Arial"/>
+              </w:rPr>
+              <w:t>}}</w:t>
+            </w:r>
+            <w:r>
+              <w:rPr>
+                <w:rFonts w:ascii="Arial" w:hAnsi="Arial" w:cs="Arial"/>
+              </w:rPr>
+              <w:t xml:space="preserve"> </w:t>
+            </w:r>
+            <w:r>
+              <w:rPr>
+                <w:rFonts w:ascii="Arial" w:hAnsi="Arial" w:cs="Arial"/>
+              </w:rPr>
+              <w:t xml:space="preserve">– </w:t>
+            </w:r>
+            <w:r>
+              <w:rPr>
+                <w:rFonts w:ascii="Arial" w:hAnsi="Arial" w:cs="Arial"/>
+              </w:rPr>
+              <w:t>({{FreeValidationPeriodText}})</w:t>
+            </w:r>
+          </w:p>
+          <w:p>
+            <w:pPr>
+              <w:widowControl w:val="0"/>
+              <w:spacing w:line="276" w:lineRule="auto"/>
+              <w:jc w:val="center"/>
+              <w:rPr>
+                <w:rFonts w:ascii="Arial" w:hAnsi="Arial" w:cs="Arial"/>
+              </w:rPr>
+            </w:pPr>
+          </w:p>
+        </w:tc>
+      </w:tr>
+      <w:tr>
+        <w:tc>
+          <w:tcPr>
+            <w:tcW w:w="4219" w:type="dxa"/>
+          </w:tcPr>
+          <w:p>
+            <w:pPr>
+              <w:widowControl w:val="0"/>
+              <w:spacing w:line="276" w:lineRule="auto"/>
+              <w:rPr>
+                <w:rFonts w:ascii="Arial" w:hAnsi="Arial" w:cs="Arial"/>
+                <w:b/>
+              </w:rPr>
+            </w:pPr>
+            <w:r>
+              <w:rPr>
+                <w:rFonts w:ascii="Arial" w:eastAsia="Calibri" w:hAnsi="Arial" w:cs="Arial"/>
+                <w:b/>
+              </w:rPr>
+              <w:t>Devre Tatil dönemi</w:t>
+            </w:r>
+          </w:p>
+        </w:tc>
+        <w:tc>
+          <w:tcPr>
+            <w:tcW w:w="236" w:type="dxa"/>
+          </w:tcPr>
+          <w:p>
+            <w:pPr>
+              <w:widowControl w:val="0"/>
+              <w:spacing w:line="276" w:lineRule="auto"/>
+              <w:rPr>
+                <w:rFonts w:ascii="Arial" w:hAnsi="Arial" w:cs="Arial"/>
+                <w:b/>
+              </w:rPr>
+            </w:pPr>
+            <w:r>
+              <w:rPr>
+                <w:rFonts w:ascii="Arial" w:hAnsi="Arial" w:cs="Arial"/>
+                <w:b/>
+              </w:rPr>
+              <w:t>:</w:t>
+            </w:r>
+          </w:p>
+        </w:tc>
+        <w:tc>
+          <w:tcPr>
+            <w:tcW w:w="5893" w:type="dxa"/>
+          </w:tcPr>
+          <w:p>
+            <w:pPr>
+              <w:widowControl w:val="0"/>
+              <w:spacing w:line="276" w:lineRule="auto"/>
+              <w:rPr>
+                <w:rFonts w:ascii="Arial" w:hAnsi="Arial" w:cs="Arial"/>
+              </w:rPr>
+            </w:pPr>
+            <w:r>
+              <w:rPr>
+                <w:rFonts w:ascii="Arial" w:hAnsi="Arial" w:cs="Arial"/>
+              </w:rPr>
+              <w:t>{{</w:t>
+            </w:r>
+            <w:r>
+              <w:rPr>
+                <w:rFonts w:ascii="Arial" w:hAnsi="Arial" w:cs="Arial"/>
+                <w:noProof/>
+              </w:rPr>
+              <w:t>TimeSharePeriodPartText</w:t>
+            </w:r>
+            <w:r>
+              <w:rPr>
+                <w:rFonts w:ascii="Arial" w:hAnsi="Arial" w:cs="Arial"/>
+              </w:rPr>
+              <w:t>}}</w:t>
+            </w:r>
+          </w:p>
+        </w:tc>
+      </w:tr>
+      <w:tr>
+        <w:tc>
+          <w:tcPr>
+            <w:tcW w:w="4219" w:type="dxa"/>
+          </w:tcPr>
+          <w:p>
+            <w:pPr>
+              <w:widowControl w:val="0"/>
+              <w:spacing w:line="276" w:lineRule="auto"/>
+              <w:rPr>
+                <w:rFonts w:ascii="Arial" w:eastAsia="Calibri" w:hAnsi="Arial" w:cs="Arial"/>
+                <w:bCs/>
+              </w:rPr>
+            </w:pPr>
+            <w:r>
+              <w:rPr>
+                <w:rFonts w:ascii="Arial" w:eastAsia="Calibri" w:hAnsi="Arial" w:cs="Arial"/>
+                <w:bCs/>
+              </w:rPr>
+              <w:t>Devre Tatilde konaklayabilecek Maksimum Kişi Sayısı</w:t>
+            </w:r>
+          </w:p>
+          <w:p>
+            <w:pPr>
+              <w:widowControl w:val="0"/>
+              <w:spacing w:line="276" w:lineRule="auto"/>
+              <w:rPr>
+                <w:rFonts w:ascii="Arial" w:eastAsia="Calibri" w:hAnsi="Arial" w:cs="Arial"/>
+                <w:b/>
+              </w:rPr>
+            </w:pPr>
+            <w:r>
+              <w:rPr>
+                <w:rFonts w:ascii="Arial" w:eastAsia="Calibri" w:hAnsi="Arial" w:cs="Arial"/>
+                <w:b/>
+              </w:rPr>
+              <w:t xml:space="preserve">Devre Tatil Süresi </w:t>
+            </w:r>
+          </w:p>
+        </w:tc>
+        <w:tc>
+          <w:tcPr>
+            <w:tcW w:w="236" w:type="dxa"/>
+          </w:tcPr>
+          <w:p>
+            <w:pPr>
+              <w:widowControl w:val="0"/>
+              <w:spacing w:line="276" w:lineRule="auto"/>
+              <w:rPr>
+                <w:rFonts w:ascii="Arial" w:hAnsi="Arial" w:cs="Arial"/>
+                <w:b/>
+              </w:rPr>
+            </w:pPr>
+          </w:p>
+          <w:p>
+            <w:pPr>
+              <w:widowControl w:val="0"/>
+              <w:spacing w:line="276" w:lineRule="auto"/>
+              <w:rPr>
+                <w:rFonts w:ascii="Arial" w:hAnsi="Arial" w:cs="Arial"/>
+                <w:b/>
+              </w:rPr>
+            </w:pPr>
+            <w:r>
+              <w:rPr>
+                <w:rFonts w:ascii="Arial" w:hAnsi="Arial" w:cs="Arial"/>
+                <w:b/>
+              </w:rPr>
+              <w:t>:</w:t>
+            </w:r>
+          </w:p>
+          <w:p>
+            <w:pPr>
+              <w:widowControl w:val="0"/>
+              <w:spacing w:line="276" w:lineRule="auto"/>
+              <w:rPr>
+                <w:rFonts w:ascii="Arial" w:hAnsi="Arial" w:cs="Arial"/>
+                <w:b/>
+              </w:rPr>
+            </w:pPr>
+            <w:r>
+              <w:rPr>
+                <w:rFonts w:ascii="Arial" w:hAnsi="Arial" w:cs="Arial"/>
+                <w:b/>
+              </w:rPr>
+              <w:t>:</w:t>
+            </w:r>
+          </w:p>
+          <w:p>
+            <w:pPr>
+              <w:widowControl w:val="0"/>
+              <w:spacing w:line="276" w:lineRule="auto"/>
+              <w:rPr>
+                <w:rFonts w:ascii="Arial" w:hAnsi="Arial" w:cs="Arial"/>
+                <w:b/>
+              </w:rPr>
+            </w:pPr>
+            <w:r>
+              <w:rPr>
+                <w:rFonts w:ascii="Arial" w:hAnsi="Arial" w:cs="Arial"/>
+                <w:b/>
+              </w:rPr>
+              <w:t xml:space="preserve"> </w:t>
+            </w:r>
+          </w:p>
+        </w:tc>
+        <w:tc>
+          <w:tcPr>
+            <w:tcW w:w="5893" w:type="dxa"/>
+          </w:tcPr>
+          <w:p>
+            <w:pPr>
+              <w:widowControl w:val="0"/>
+              <w:spacing w:line="276" w:lineRule="auto"/>
+              <w:rPr>
+                <w:rFonts w:ascii="Arial" w:hAnsi="Arial" w:cs="Arial"/>
+                <w:bCs/>
+              </w:rPr>
+            </w:pPr>
+          </w:p>
+          <w:p>
+            <w:pPr>
+              <w:widowControl w:val="0"/>
+              <w:spacing w:line="276" w:lineRule="auto"/>
+              <w:rPr>
+                <w:rFonts w:ascii="Arial" w:hAnsi="Arial" w:cs="Arial"/>
+              </w:rPr>
+            </w:pPr>
+            <w:r>
+              <w:rPr>
+                <w:rFonts w:ascii="Arial" w:hAnsi="Arial" w:cs="Arial"/>
+              </w:rPr>
+              <w:t>{{</w:t>
+            </w:r>
+            <w:r>
+              <w:rPr>
+                <w:rFonts w:ascii="Arial" w:hAnsi="Arial" w:cs="Arial"/>
+                <w:noProof/>
+              </w:rPr>
+              <w:t>NumberOfPeopleStay</w:t>
+            </w:r>
+            <w:r>
+              <w:rPr>
+                <w:rFonts w:ascii="Arial" w:hAnsi="Arial" w:cs="Arial"/>
+              </w:rPr>
+              <w:t>}}</w:t>
+            </w:r>
+          </w:p>
+          <w:p>
+            <w:pPr>
+              <w:widowControl w:val="0"/>
+              <w:spacing w:line="276" w:lineRule="auto"/>
+              <w:rPr>
+                <w:rFonts w:ascii="Arial" w:hAnsi="Arial" w:cs="Arial"/>
+                <w:bCs/>
+              </w:rPr>
+            </w:pPr>
+            <w:r>
+              <w:rPr>
+                <w:rFonts w:ascii="Arial" w:hAnsi="Arial" w:cs="Arial"/>
+              </w:rPr>
+              <w:t xml:space="preserve">10 </w:t>
+            </w:r>
+            <w:r>
+              <w:rPr>
+                <w:rFonts w:ascii="Arial" w:hAnsi="Arial" w:cs="Arial"/>
+                <w:bCs/>
+              </w:rPr>
+              <w:t>yıl</w:t>
+            </w:r>
+          </w:p>
+        </w:tc>
+      </w:tr>
+      <w:tr>
+        <w:tc>
+          <w:tcPr>
+            <w:tcW w:w="4219" w:type="dxa"/>
+          </w:tcPr>
+          <w:p>
+            <w:pPr>
+              <w:widowControl w:val="0"/>
+              <w:spacing w:line="276" w:lineRule="auto"/>
+              <w:rPr>
+                <w:rFonts w:ascii="Arial" w:hAnsi="Arial" w:cs="Arial"/>
+                <w:b/>
+              </w:rPr>
+            </w:pPr>
+            <w:r>
+              <w:rPr>
+                <w:rFonts w:ascii="Arial" w:hAnsi="Arial" w:cs="Arial"/>
+                <w:bCs/>
+                <w:lang w:val="en-US"/>
+              </w:rPr>
+              <w:t>Sözleşme Tarihi</w:t>
+            </w:r>
+          </w:p>
+          <w:p>
+            <w:pPr>
+              <w:widowControl w:val="0"/>
+              <w:spacing w:line="276" w:lineRule="auto"/>
+              <w:rPr>
+                <w:rFonts w:ascii="Arial" w:hAnsi="Arial" w:cs="Arial"/>
+              </w:rPr>
+            </w:pPr>
+            <w:r>
+              <w:rPr>
+                <w:rFonts w:ascii="Arial" w:hAnsi="Arial" w:cs="Arial"/>
+              </w:rPr>
               <w:lastRenderedPageBreak/>
-              <w:t xml:space="preserve">                                                       </w:t>
+              <w:t>KDV Oranı</w:t>
+            </w:r>
+          </w:p>
+          <w:p>
+            <w:pPr>
+              <w:widowControl w:val="0"/>
+              <w:spacing w:line="276" w:lineRule="auto"/>
+              <w:rPr>
+                <w:rFonts w:ascii="Arial" w:eastAsia="Calibri" w:hAnsi="Arial" w:cs="Arial"/>
+                <w:bCs/>
+              </w:rPr>
+            </w:pPr>
+            <w:r>
+              <w:rPr>
+                <w:rFonts w:ascii="Arial" w:hAnsi="Arial" w:cs="Arial"/>
+              </w:rPr>
+              <w:t xml:space="preserve">Projenin Devreye Alınacağı Tarih          </w:t>
             </w:r>
           </w:p>
         </w:tc>
@@ -5062,6 +2182,41 @@
               <w:t>:</w:t>
             </w:r>
           </w:p>
+          <w:p>
+            <w:pPr>
+              <w:widowControl w:val="0"/>
+              <w:spacing w:line="276" w:lineRule="auto"/>
+              <w:rPr>
+                <w:rFonts w:ascii="Arial" w:hAnsi="Arial" w:cs="Arial"/>
+                <w:b/>
+              </w:rPr>
+            </w:pPr>
+            <w:r>
+              <w:rPr>
+                <w:rFonts w:ascii="Arial" w:hAnsi="Arial" w:cs="Arial"/>
+                <w:b/>
+              </w:rPr>
+              <w:lastRenderedPageBreak/>
+              <w:t>:</w:t>
+            </w:r>
+          </w:p>
+          <w:p>
+            <w:pPr>
+              <w:widowControl w:val="0"/>
+              <w:spacing w:line="276" w:lineRule="auto"/>
+              <w:rPr>
+                <w:rFonts w:ascii="Arial" w:hAnsi="Arial" w:cs="Arial"/>
+                <w:b/>
+              </w:rPr>
+            </w:pPr>
+            <w:r>
+              <w:rPr>
+                <w:rFonts w:ascii="Arial" w:hAnsi="Arial" w:cs="Arial"/>
+                <w:b/>
+              </w:rPr>
+              <w:t xml:space="preserve">: </w:t>
+            </w:r>
+          </w:p>
         </w:tc>
         <w:tc>
           <w:tcPr>
@@ -5079,611 +2234,56 @@
               <w:rPr>
                 <w:rFonts w:ascii="Arial" w:hAnsi="Arial" w:cs="Arial"/>
               </w:rPr>
-              <w:fldChar w:fldCharType="begin"/>
-            </w:r>
-            <w:r>
-              <w:rPr>
-                <w:rFonts w:ascii="Arial" w:hAnsi="Arial" w:cs="Arial"/>
-              </w:rPr>
-              <w:instrText xml:space="preserve"> MERGEFIELD  FREE_PART_UNIT_TYPE  \* MERGEFORMAT </w:instrText>
-            </w:r>
-            <w:r>
-              <w:rPr>
-                <w:rFonts w:ascii="Arial" w:hAnsi="Arial" w:cs="Arial"/>
-              </w:rPr>
-              <w:fldChar w:fldCharType="separate"/>
+              <w:lastRenderedPageBreak/>
+              <w:t>{{</w:t>
+            </w:r>
+            <w:r>
+              <w:rPr>
+                <w:rFonts w:ascii="Arial" w:hAnsi="Arial" w:cs="Arial"/>
+              </w:rPr>
+              <w:t>CustomerSignDate</w:t>
+            </w:r>
+            <w:r>
+              <w:rPr>
+                <w:rFonts w:ascii="Arial" w:hAnsi="Arial" w:cs="Arial"/>
+              </w:rPr>
+              <w:t>}}</w:t>
+            </w:r>
+          </w:p>
+          <w:p>
+            <w:pPr>
+              <w:widowControl w:val="0"/>
+              <w:spacing w:line="276" w:lineRule="auto"/>
+              <w:rPr>
+                <w:rFonts w:ascii="Arial" w:hAnsi="Arial" w:cs="Arial"/>
+                <w:bCs/>
+              </w:rPr>
+            </w:pPr>
+            <w:r>
+              <w:rPr>
+                <w:rFonts w:ascii="Arial" w:hAnsi="Arial" w:cs="Arial"/>
+              </w:rPr>
+              <w:lastRenderedPageBreak/>
+              <w:t xml:space="preserve">% </w:t>
+            </w:r>
+            <w:r>
+              <w:rPr>
+                <w:rFonts w:ascii="Arial" w:hAnsi="Arial" w:cs="Arial"/>
+              </w:rPr>
+              <w:t>{{</w:t>
             </w:r>
             <w:r>
               <w:rPr>
                 <w:rFonts w:ascii="Arial" w:hAnsi="Arial" w:cs="Arial"/>
                 <w:noProof/>
               </w:rPr>
-              <w:t>«FREE_PART_UNIT_TYPE»</w:t>
-            </w:r>
-            <w:r>
-              <w:rPr>
-                <w:rFonts w:ascii="Arial" w:hAnsi="Arial" w:cs="Arial"/>
-              </w:rPr>
-              <w:fldChar w:fldCharType="end"/>
-            </w:r>
-            <w:r>
-              <w:rPr>
-                <w:rFonts w:ascii="Arial" w:hAnsi="Arial" w:cs="Arial"/>
-              </w:rPr>
-              <w:t xml:space="preserve"> </w:t>
-            </w:r>
-            <w:r>
-              <w:rPr>
-                <w:rFonts w:ascii="Arial" w:hAnsi="Arial" w:cs="Arial"/>
-              </w:rPr>
-              <w:lastRenderedPageBreak/>
-              <w:fldChar w:fldCharType="begin"/>
-            </w:r>
-            <w:r>
-              <w:rPr>
-                <w:rFonts w:ascii="Arial" w:hAnsi="Arial" w:cs="Arial"/>
-              </w:rPr>
-              <w:instrText xml:space="preserve"> MERGEFIELD  ApartmentTypeName  \* MERGEFORMAT </w:instrText>
-            </w:r>
-            <w:r>
-              <w:rPr>
-                <w:rFonts w:ascii="Arial" w:hAnsi="Arial" w:cs="Arial"/>
-              </w:rPr>
-              <w:fldChar w:fldCharType="separate"/>
-            </w:r>
-            <w:r>
-              <w:rPr>
-                <w:rFonts w:ascii="Arial" w:hAnsi="Arial" w:cs="Arial"/>
-                <w:noProof/>
-              </w:rPr>
-              <w:t>«ApartmentTypeName»</w:t>
-            </w:r>
-            <w:r>
-              <w:rPr>
-                <w:rFonts w:ascii="Arial" w:hAnsi="Arial" w:cs="Arial"/>
-              </w:rPr>
-              <w:fldChar w:fldCharType="end"/>
-            </w:r>
-            <w:r>
-              <w:rPr>
-                <w:rFonts w:ascii="Arial" w:hAnsi="Arial" w:cs="Arial"/>
-              </w:rPr>
-              <w:t xml:space="preserve"> </w:t>
-            </w:r>
-            <w:r>
-              <w:rPr>
-                <w:rFonts w:ascii="Arial" w:hAnsi="Arial" w:cs="Arial"/>
-              </w:rPr>
-              <w:t>– (</w:t>
-            </w:r>
-            <w:r>
-              <w:rPr>
-                <w:rFonts w:ascii="Arial" w:hAnsi="Arial" w:cs="Arial"/>
-              </w:rPr>
-              <w:fldChar w:fldCharType="begin"/>
-            </w:r>
-            <w:r>
-              <w:rPr>
-                <w:rFonts w:ascii="Arial" w:hAnsi="Arial" w:cs="Arial"/>
-              </w:rPr>
-              <w:instrText xml:space="preserve"> MERGEFIELD  FREE_VALIDATION_PERIOD_TEXT  \* MERGEFORMAT </w:instrText>
-            </w:r>
-            <w:r>
-              <w:rPr>
-                <w:rFonts w:ascii="Arial" w:hAnsi="Arial" w:cs="Arial"/>
-              </w:rPr>
-              <w:fldChar w:fldCharType="separate"/>
-            </w:r>
-            <w:r>
-              <w:rPr>
-                <w:rFonts w:ascii="Arial" w:hAnsi="Arial" w:cs="Arial"/>
-                <w:noProof/>
-              </w:rPr>
-              <w:t>«FREE_VALIDATION_PERIOD_TEXT»</w:t>
-            </w:r>
-            <w:r>
-              <w:rPr>
-                <w:rFonts w:ascii="Arial" w:hAnsi="Arial" w:cs="Arial"/>
-              </w:rPr>
-              <w:fldChar w:fldCharType="end"/>
-            </w:r>
-            <w:r>
-              <w:rPr>
-                <w:rFonts w:ascii="Arial" w:hAnsi="Arial" w:cs="Arial"/>
-              </w:rPr>
-              <w:t>)</w:t>
-            </w:r>
-          </w:p>
-          <w:p>
-            <w:pPr>
-              <w:widowControl w:val="0"/>
-              <w:spacing w:line="276" w:lineRule="auto"/>
-              <w:jc w:val="center"/>
-              <w:rPr>
-                <w:rFonts w:ascii="Arial" w:hAnsi="Arial" w:cs="Arial"/>
-              </w:rPr>
-            </w:pPr>
-          </w:p>
-        </w:tc>
-      </w:tr>
-      <w:tr>
-        <w:tc>
-          <w:tcPr>
-            <w:tcW w:w="4219" w:type="dxa"/>
-          </w:tcPr>
-          <w:p>
-            <w:pPr>
-              <w:widowControl w:val="0"/>
-              <w:spacing w:line="276" w:lineRule="auto"/>
-              <w:rPr>
-                <w:rFonts w:ascii="Arial" w:hAnsi="Arial" w:cs="Arial"/>
-                <w:b/>
-              </w:rPr>
-            </w:pPr>
-            <w:r>
-              <w:rPr>
-                <w:rFonts w:ascii="Arial" w:eastAsia="Calibri" w:hAnsi="Arial" w:cs="Arial"/>
-                <w:b/>
-              </w:rPr>
-              <w:lastRenderedPageBreak/>
-              <w:t>Devre Tatil dönemi</w:t>
-            </w:r>
-          </w:p>
-        </w:tc>
-        <w:tc>
-          <w:tcPr>
-            <w:tcW w:w="236" w:type="dxa"/>
-          </w:tcPr>
-          <w:p>
-            <w:pPr>
-              <w:widowControl w:val="0"/>
-              <w:spacing w:line="276" w:lineRule="auto"/>
-              <w:rPr>
-                <w:rFonts w:ascii="Arial" w:hAnsi="Arial" w:cs="Arial"/>
-                <w:b/>
-              </w:rPr>
-            </w:pPr>
-            <w:r>
-              <w:rPr>
-                <w:rFonts w:ascii="Arial" w:hAnsi="Arial" w:cs="Arial"/>
-                <w:b/>
-              </w:rPr>
-              <w:t>:</w:t>
-            </w:r>
-          </w:p>
-        </w:tc>
-        <w:tc>
-          <w:tcPr>
-            <w:tcW w:w="5893" w:type="dxa"/>
-          </w:tcPr>
-          <w:p>
-            <w:pPr>
-              <w:widowControl w:val="0"/>
-              <w:spacing w:line="276" w:lineRule="auto"/>
-              <w:rPr>
-                <w:rFonts w:ascii="Arial" w:hAnsi="Arial" w:cs="Arial"/>
-              </w:rPr>
-            </w:pPr>
-            <w:r>
-              <w:rPr>
-                <w:rFonts w:ascii="Arial" w:hAnsi="Arial" w:cs="Arial"/>
-              </w:rPr>
-              <w:fldChar w:fldCharType="begin"/>
-            </w:r>
-            <w:r>
-              <w:rPr>
-                <w:rFonts w:ascii="Arial" w:hAnsi="Arial" w:cs="Arial"/>
-              </w:rPr>
-              <w:instrText xml:space="preserve"> MERGEFIELD  TimeSharePeriodPartText  \* MERGEFORMAT </w:instrText>
-            </w:r>
-            <w:r>
-              <w:rPr>
-                <w:rFonts w:ascii="Arial" w:hAnsi="Arial" w:cs="Arial"/>
-              </w:rPr>
-              <w:fldChar w:fldCharType="separate"/>
-            </w:r>
-            <w:r>
-              <w:rPr>
-                <w:rFonts w:ascii="Arial" w:hAnsi="Arial" w:cs="Arial"/>
-                <w:noProof/>
-              </w:rPr>
-              <w:t>«TimeSharePeriodPartText»</w:t>
-            </w:r>
-            <w:r>
-              <w:rPr>
-                <w:rFonts w:ascii="Arial" w:hAnsi="Arial" w:cs="Arial"/>
-              </w:rPr>
-              <w:fldChar w:fldCharType="end"/>
-            </w:r>
-          </w:p>
-        </w:tc>
-      </w:tr>
-      <w:tr>
-        <w:tc>
-          <w:tcPr>
-            <w:tcW w:w="4219" w:type="dxa"/>
-          </w:tcPr>
-          <w:p>
-            <w:pPr>
-              <w:widowControl w:val="0"/>
-              <w:spacing w:line="276" w:lineRule="auto"/>
-              <w:rPr>
-                <w:rFonts w:ascii="Arial" w:eastAsia="Calibri" w:hAnsi="Arial" w:cs="Arial"/>
-                <w:bCs/>
-              </w:rPr>
-            </w:pPr>
-            <w:r>
-              <w:rPr>
-                <w:rFonts w:ascii="Arial" w:eastAsia="Calibri" w:hAnsi="Arial" w:cs="Arial"/>
-                <w:bCs/>
-              </w:rPr>
-              <w:t>Devre Tatilde konaklayabilecek Maksimum Kişi Sayısı</w:t>
-            </w:r>
-          </w:p>
-          <w:p>
-            <w:pPr>
-              <w:widowControl w:val="0"/>
-              <w:spacing w:line="276" w:lineRule="auto"/>
-              <w:rPr>
-                <w:rFonts w:ascii="Arial" w:eastAsia="Calibri" w:hAnsi="Arial" w:cs="Arial"/>
-                <w:b/>
-              </w:rPr>
-            </w:pPr>
-            <w:r>
-              <w:rPr>
-                <w:rFonts w:ascii="Arial" w:eastAsia="Calibri" w:hAnsi="Arial" w:cs="Arial"/>
-                <w:b/>
-              </w:rPr>
-              <w:t xml:space="preserve">Devre Tatil Süresi </w:t>
-            </w:r>
-          </w:p>
-        </w:tc>
-        <w:tc>
-          <w:tcPr>
-            <w:tcW w:w="236" w:type="dxa"/>
-          </w:tcPr>
-          <w:p>
-            <w:pPr>
-              <w:widowControl w:val="0"/>
-              <w:spacing w:line="276" w:lineRule="auto"/>
-              <w:rPr>
-                <w:rFonts w:ascii="Arial" w:hAnsi="Arial" w:cs="Arial"/>
-                <w:b/>
-              </w:rPr>
-            </w:pPr>
-          </w:p>
-          <w:p>
-            <w:pPr>
-              <w:widowControl w:val="0"/>
-              <w:spacing w:line="276" w:lineRule="auto"/>
-              <w:rPr>
-                <w:rFonts w:ascii="Arial" w:hAnsi="Arial" w:cs="Arial"/>
-                <w:b/>
-              </w:rPr>
-            </w:pPr>
-            <w:r>
-              <w:rPr>
-                <w:rFonts w:ascii="Arial" w:hAnsi="Arial" w:cs="Arial"/>
-                <w:b/>
-              </w:rPr>
-              <w:t>:</w:t>
-            </w:r>
-          </w:p>
-          <w:p>
-            <w:pPr>
-              <w:widowControl w:val="0"/>
-              <w:spacing w:line="276" w:lineRule="auto"/>
-              <w:rPr>
-                <w:rFonts w:ascii="Arial" w:hAnsi="Arial" w:cs="Arial"/>
-                <w:b/>
-              </w:rPr>
-            </w:pPr>
-            <w:r>
-              <w:rPr>
-                <w:rFonts w:ascii="Arial" w:hAnsi="Arial" w:cs="Arial"/>
-                <w:b/>
-              </w:rPr>
-              <w:t>:</w:t>
-            </w:r>
-          </w:p>
-          <w:p>
-            <w:pPr>
-              <w:widowControl w:val="0"/>
-              <w:spacing w:line="276" w:lineRule="auto"/>
-              <w:rPr>
-                <w:rFonts w:ascii="Arial" w:hAnsi="Arial" w:cs="Arial"/>
-                <w:b/>
-              </w:rPr>
-            </w:pPr>
-            <w:r>
-              <w:rPr>
-                <w:rFonts w:ascii="Arial" w:hAnsi="Arial" w:cs="Arial"/>
-                <w:b/>
-              </w:rPr>
-              <w:t xml:space="preserve"> </w:t>
-            </w:r>
-          </w:p>
-        </w:tc>
-        <w:tc>
-          <w:tcPr>
-            <w:tcW w:w="5893" w:type="dxa"/>
-          </w:tcPr>
-          <w:p>
-            <w:pPr>
-              <w:widowControl w:val="0"/>
-              <w:spacing w:line="276" w:lineRule="auto"/>
-              <w:rPr>
-                <w:rFonts w:ascii="Arial" w:hAnsi="Arial" w:cs="Arial"/>
-                <w:bCs/>
-              </w:rPr>
-            </w:pPr>
-          </w:p>
-          <w:p>
-            <w:pPr>
-              <w:widowControl w:val="0"/>
-              <w:spacing w:line="276" w:lineRule="auto"/>
-              <w:rPr>
-                <w:rFonts w:ascii="Arial" w:hAnsi="Arial" w:cs="Arial"/>
-                <w:bCs/>
-              </w:rPr>
-            </w:pPr>
-            <w:r>
-              <w:rPr>
-                <w:rFonts w:ascii="Arial" w:hAnsi="Arial" w:cs="Arial"/>
-              </w:rPr>
-              <w:fldChar w:fldCharType="begin"/>
-            </w:r>
-            <w:r>
-              <w:rPr>
-                <w:rFonts w:ascii="Arial" w:hAnsi="Arial" w:cs="Arial"/>
-              </w:rPr>
-              <w:instrText xml:space="preserve"> MERGEFIELD  NumberOfPeopleStay  \* MERGEFORMAT </w:instrText>
-            </w:r>
-            <w:r>
-              <w:rPr>
-                <w:rFonts w:ascii="Arial" w:hAnsi="Arial" w:cs="Arial"/>
-              </w:rPr>
-              <w:fldChar w:fldCharType="separate"/>
-            </w:r>
-            <w:r>
-              <w:rPr>
-                <w:rFonts w:ascii="Arial" w:hAnsi="Arial" w:cs="Arial"/>
-                <w:noProof/>
-              </w:rPr>
-              <w:t>«NumberOfPeopleStay»</w:t>
-            </w:r>
-            <w:r>
-              <w:rPr>
-                <w:rFonts w:ascii="Arial" w:hAnsi="Arial" w:cs="Arial"/>
-              </w:rPr>
-              <w:fldChar w:fldCharType="end"/>
-            </w:r>
-          </w:p>
-          <w:p>
-            <w:pPr>
-              <w:widowControl w:val="0"/>
-              <w:spacing w:line="276" w:lineRule="auto"/>
-              <w:rPr>
-                <w:rFonts w:ascii="Arial" w:hAnsi="Arial" w:cs="Arial"/>
-                <w:bCs/>
-              </w:rPr>
-            </w:pPr>
-            <w:r>
-              <w:rPr>
-                <w:rFonts w:ascii="Arial" w:hAnsi="Arial" w:cs="Arial"/>
-              </w:rPr>
-              <w:t xml:space="preserve">10 </w:t>
-            </w:r>
-            <w:r>
-              <w:rPr>
-                <w:rFonts w:ascii="Arial" w:hAnsi="Arial" w:cs="Arial"/>
-                <w:bCs/>
-              </w:rPr>
-              <w:t>yıl</w:t>
-            </w:r>
-          </w:p>
-        </w:tc>
-      </w:tr>
-      <w:tr>
-        <w:tc>
-          <w:tcPr>
-            <w:tcW w:w="4219" w:type="dxa"/>
-          </w:tcPr>
-          <w:p>
-            <w:pPr>
-              <w:widowControl w:val="0"/>
-              <w:spacing w:line="276" w:lineRule="auto"/>
-              <w:rPr>
-                <w:rFonts w:ascii="Arial" w:hAnsi="Arial" w:cs="Arial"/>
-                <w:b/>
-              </w:rPr>
-            </w:pPr>
-            <w:r>
-              <w:rPr>
-                <w:rFonts w:ascii="Arial" w:hAnsi="Arial" w:cs="Arial"/>
-                <w:bCs/>
-                <w:lang w:val="en-US"/>
-              </w:rPr>
-              <w:t>Sözleşme Tarihi</w:t>
-            </w:r>
-          </w:p>
-          <w:p>
-            <w:pPr>
-              <w:widowControl w:val="0"/>
-              <w:spacing w:line="276" w:lineRule="auto"/>
-              <w:rPr>
-                <w:rFonts w:ascii="Arial" w:hAnsi="Arial" w:cs="Arial"/>
-              </w:rPr>
-            </w:pPr>
-            <w:r>
-              <w:rPr>
-                <w:rFonts w:ascii="Arial" w:hAnsi="Arial" w:cs="Arial"/>
-              </w:rPr>
-              <w:t>KDV Oranı</w:t>
-            </w:r>
-          </w:p>
-          <w:p>
-            <w:pPr>
-              <w:widowControl w:val="0"/>
-              <w:spacing w:line="276" w:lineRule="auto"/>
-              <w:rPr>
-                <w:rFonts w:ascii="Arial" w:eastAsia="Calibri" w:hAnsi="Arial" w:cs="Arial"/>
-                <w:bCs/>
-              </w:rPr>
-            </w:pPr>
-            <w:r>
-              <w:rPr>
-                <w:rFonts w:ascii="Arial" w:hAnsi="Arial" w:cs="Arial"/>
-              </w:rPr>
-              <w:t xml:space="preserve">Projenin Devreye Alınacağı Tarih          </w:t>
-            </w:r>
-          </w:p>
-        </w:tc>
-        <w:tc>
-          <w:tcPr>
-            <w:tcW w:w="236" w:type="dxa"/>
-          </w:tcPr>
-          <w:p>
-            <w:pPr>
-              <w:widowControl w:val="0"/>
-              <w:spacing w:line="276" w:lineRule="auto"/>
-              <w:rPr>
-                <w:rFonts w:ascii="Arial" w:hAnsi="Arial" w:cs="Arial"/>
-                <w:b/>
-              </w:rPr>
-            </w:pPr>
-            <w:r>
-              <w:rPr>
-                <w:rFonts w:ascii="Arial" w:hAnsi="Arial" w:cs="Arial"/>
-                <w:b/>
-              </w:rPr>
-              <w:t>:</w:t>
-            </w:r>
-          </w:p>
-          <w:p>
-            <w:pPr>
-              <w:widowControl w:val="0"/>
-              <w:spacing w:line="276" w:lineRule="auto"/>
-              <w:rPr>
-                <w:rFonts w:ascii="Arial" w:hAnsi="Arial" w:cs="Arial"/>
-                <w:b/>
-              </w:rPr>
-            </w:pPr>
-            <w:r>
-              <w:rPr>
-                <w:rFonts w:ascii="Arial" w:hAnsi="Arial" w:cs="Arial"/>
-                <w:b/>
-              </w:rPr>
-              <w:t>:</w:t>
-            </w:r>
-          </w:p>
-          <w:p>
-            <w:pPr>
-              <w:widowControl w:val="0"/>
-              <w:spacing w:line="276" w:lineRule="auto"/>
-              <w:rPr>
-                <w:rFonts w:ascii="Arial" w:hAnsi="Arial" w:cs="Arial"/>
-                <w:b/>
-              </w:rPr>
-            </w:pPr>
-            <w:r>
-              <w:rPr>
-                <w:rFonts w:ascii="Arial" w:hAnsi="Arial" w:cs="Arial"/>
-                <w:b/>
-              </w:rPr>
-              <w:t xml:space="preserve">: </w:t>
-            </w:r>
-          </w:p>
-        </w:tc>
-        <w:tc>
-          <w:tcPr>
-            <w:tcW w:w="5893" w:type="dxa"/>
-          </w:tcPr>
-          <w:p>
-            <w:pPr>
-              <w:widowControl w:val="0"/>
-              <w:spacing w:line="276" w:lineRule="auto"/>
-              <w:rPr>
-                <w:rFonts w:ascii="Arial" w:hAnsi="Arial" w:cs="Arial"/>
-              </w:rPr>
-            </w:pPr>
-            <w:r>
-              <w:rPr>
-                <w:rFonts w:ascii="Arial" w:hAnsi="Arial" w:cs="Arial"/>
-              </w:rPr>
-              <w:fldChar w:fldCharType="begin"/>
-            </w:r>
-            <w:r>
-              <w:rPr>
-                <w:rFonts w:ascii="Arial" w:hAnsi="Arial" w:cs="Arial"/>
-              </w:rPr>
-              <w:instrText xml:space="preserve"> MERGEFIELD  CUSTOMER_SIGN_DATE  \* MERGEFORMAT </w:instrText>
-            </w:r>
-            <w:r>
-              <w:rPr>
-                <w:rFonts w:ascii="Arial" w:hAnsi="Arial" w:cs="Arial"/>
-              </w:rPr>
-              <w:fldChar w:fldCharType="separate"/>
-            </w:r>
-            <w:r>
-              <w:rPr>
-                <w:rFonts w:ascii="Arial" w:hAnsi="Arial" w:cs="Arial"/>
-                <w:noProof/>
-              </w:rPr>
-              <w:t>«CUSTOMER_SIGN_DATE»</w:t>
-            </w:r>
-            <w:r>
-              <w:rPr>
-                <w:rFonts w:ascii="Arial" w:hAnsi="Arial" w:cs="Arial"/>
-              </w:rPr>
-              <w:fldChar w:fldCharType="end"/>
-            </w:r>
-          </w:p>
-          <w:p>
-            <w:pPr>
-              <w:widowControl w:val="0"/>
-              <w:spacing w:line="276" w:lineRule="auto"/>
-              <w:rPr>
-                <w:rFonts w:ascii="Arial" w:hAnsi="Arial" w:cs="Arial"/>
-                <w:bCs/>
-              </w:rPr>
-            </w:pPr>
-            <w:r>
-              <w:rPr>
-                <w:rFonts w:ascii="Arial" w:hAnsi="Arial" w:cs="Arial"/>
-              </w:rPr>
-              <w:t xml:space="preserve">% </w:t>
-            </w:r>
-            <w:r>
-              <w:rPr>
-                <w:rFonts w:ascii="Arial" w:hAnsi="Arial" w:cs="Arial"/>
-              </w:rPr>
-              <w:fldChar w:fldCharType="begin"/>
-            </w:r>
-            <w:r>
-              <w:rPr>
-                <w:rFonts w:ascii="Arial" w:hAnsi="Arial" w:cs="Arial"/>
-              </w:rPr>
-              <w:instrText xml:space="preserve"> MERGEFIELD  TaxRate  \* MERGEFORMAT </w:instrText>
-            </w:r>
-            <w:r>
-              <w:rPr>
-                <w:rFonts w:ascii="Arial" w:hAnsi="Arial" w:cs="Arial"/>
-              </w:rPr>
-              <w:fldChar w:fldCharType="separate"/>
-            </w:r>
-            <w:r>
-              <w:rPr>
-                <w:rFonts w:ascii="Arial" w:hAnsi="Arial" w:cs="Arial"/>
-                <w:noProof/>
-              </w:rPr>
-              <w:t>«TaxRate»</w:t>
-            </w:r>
-            <w:r>
-              <w:rPr>
-                <w:rFonts w:ascii="Arial" w:hAnsi="Arial" w:cs="Arial"/>
-              </w:rPr>
-              <w:fldChar w:fldCharType="end"/>
+              <w:t>TaxRate</w:t>
+            </w:r>
+            <w:r>
+              <w:rPr>
+                <w:rFonts w:ascii="Arial" w:hAnsi="Arial" w:cs="Arial"/>
+              </w:rPr>
+              <w:t>}}</w:t>
             </w:r>
           </w:p>
           <w:p>
@@ -5731,6 +2331,7 @@
                 <w:bCs/>
                 <w:lang w:val="en-US"/>
               </w:rPr>
+              <w:lastRenderedPageBreak/>
               <w:t>Devre Tatil İlk Teslim Tarihi</w:t>
             </w:r>
           </w:p>
@@ -5796,7 +2397,7 @@
                 <w:lang w:val="en-US"/>
               </w:rPr>
             </w:pPr>
-            <w:bookmarkStart w:id="7" w:name="PlannedDate1" w:colFirst="0" w:colLast="2"/>
+            <w:bookmarkStart w:id="4" w:name="PlannedDate1" w:colFirst="0" w:colLast="2"/>
             <w:r>
               <w:rPr>
                 <w:rFonts w:ascii="Arial" w:hAnsi="Arial" w:cs="Arial"/>
@@ -5845,37 +2446,24 @@
               <w:rPr>
                 <w:rFonts w:ascii="Arial" w:hAnsi="Arial" w:cs="Arial"/>
               </w:rPr>
-              <w:fldChar w:fldCharType="begin"/>
-            </w:r>
-            <w:r>
-              <w:rPr>
-                <w:rFonts w:ascii="Arial" w:hAnsi="Arial" w:cs="Arial"/>
-              </w:rPr>
-              <w:instrText xml:space="preserve"> MERGEFIELD  PLANNED_DELIVERY_DATE  \* MERGEFORMAT </w:instrText>
-            </w:r>
-            <w:r>
-              <w:rPr>
-                <w:rFonts w:ascii="Arial" w:hAnsi="Arial" w:cs="Arial"/>
-              </w:rPr>
-              <w:fldChar w:fldCharType="separate"/>
-            </w:r>
-            <w:r>
-              <w:rPr>
-                <w:rFonts w:ascii="Arial" w:hAnsi="Arial" w:cs="Arial"/>
-                <w:noProof/>
-              </w:rPr>
-              <w:t>«PLANNED_DELIVERY_DATE»</w:t>
-            </w:r>
-            <w:r>
-              <w:rPr>
-                <w:rFonts w:ascii="Arial" w:hAnsi="Arial" w:cs="Arial"/>
-              </w:rPr>
-              <w:fldChar w:fldCharType="end"/>
+              <w:t>{{</w:t>
+            </w:r>
+            <w:r>
+              <w:rPr>
+                <w:rFonts w:ascii="Arial" w:hAnsi="Arial" w:cs="Arial"/>
+              </w:rPr>
+              <w:t>PlannedDeliveryDate</w:t>
+            </w:r>
+            <w:r>
+              <w:rPr>
+                <w:rFonts w:ascii="Arial" w:hAnsi="Arial" w:cs="Arial"/>
+              </w:rPr>
+              <w:t>}}</w:t>
             </w:r>
           </w:p>
         </w:tc>
       </w:tr>
-      <w:bookmarkEnd w:id="7"/>
+      <w:bookmarkEnd w:id="4"/>
       <w:tr>
         <w:tc>
           <w:tcPr>
@@ -5935,38 +2523,13 @@
               <w:rPr>
                 <w:rFonts w:ascii="Arial" w:hAnsi="Arial" w:cs="Arial"/>
               </w:rPr>
-              <w:fldChar w:fldCharType="begin"/>
-            </w:r>
-            <w:r>
-              <w:rPr>
-                <w:rFonts w:ascii="Arial" w:hAnsi="Arial" w:cs="Arial"/>
-              </w:rPr>
-              <w:instrText xml:space="preserve"> MERGEFIELD  MATURITY  \* MERGEFORMAT </w:instrText>
-            </w:r>
-            <w:r>
-              <w:rPr>
-                <w:rFonts w:ascii="Arial" w:hAnsi="Arial" w:cs="Arial"/>
-              </w:rPr>
-              <w:fldChar w:fldCharType="separate"/>
-            </w:r>
-            <w:r>
-              <w:rPr>
-                <w:rFonts w:ascii="Arial" w:hAnsi="Arial" w:cs="Arial"/>
-                <w:noProof/>
-              </w:rPr>
-              <w:t>«MATURITY»</w:t>
-            </w:r>
-            <w:r>
-              <w:rPr>
-                <w:rFonts w:ascii="Arial" w:hAnsi="Arial" w:cs="Arial"/>
-              </w:rPr>
-              <w:fldChar w:fldCharType="end"/>
-            </w:r>
-            <w:r>
-              <w:rPr>
-                <w:rFonts w:ascii="Arial" w:hAnsi="Arial" w:cs="Arial"/>
-              </w:rPr>
-              <w:t xml:space="preserve"> Ay</w:t>
+              <w:t xml:space="preserve">{{Maturity}} </w:t>
+            </w:r>
+            <w:r>
+              <w:rPr>
+                <w:rFonts w:ascii="Arial" w:hAnsi="Arial" w:cs="Arial"/>
+              </w:rPr>
+              <w:t>Ay</w:t>
             </w:r>
           </w:p>
         </w:tc>
@@ -6086,69 +2649,20 @@
               <w:rPr>
                 <w:rFonts w:ascii="Arial" w:hAnsi="Arial" w:cs="Arial"/>
               </w:rPr>
-              <w:fldChar w:fldCharType="begin"/>
-            </w:r>
-            <w:r>
-              <w:rPr>
-                <w:rFonts w:ascii="Arial" w:hAnsi="Arial" w:cs="Arial"/>
-              </w:rPr>
-              <w:instrText xml:space="preserve"> MERGEFIELD  CASH_SALES_TOTAL_AMOUNT \# #,##0.00 \* MERGEFORMAT </w:instrText>
-            </w:r>
-            <w:r>
-              <w:rPr>
-                <w:rFonts w:ascii="Arial" w:hAnsi="Arial" w:cs="Arial"/>
-              </w:rPr>
-              <w:fldChar w:fldCharType="separate"/>
+              <w:t>{{CashSalesTotalAmount}} {{</w:t>
             </w:r>
             <w:r>
               <w:rPr>
                 <w:rFonts w:ascii="Arial" w:hAnsi="Arial" w:cs="Arial"/>
                 <w:noProof/>
               </w:rPr>
-              <w:t>«CASH_SALES_TOTAL_AMOUNT»</w:t>
-            </w:r>
-            <w:r>
-              <w:rPr>
-                <w:rFonts w:ascii="Arial" w:hAnsi="Arial" w:cs="Arial"/>
-              </w:rPr>
-              <w:fldChar w:fldCharType="end"/>
-            </w:r>
-            <w:r>
-              <w:rPr>
-                <w:rFonts w:ascii="Arial" w:hAnsi="Arial" w:cs="Arial"/>
-              </w:rPr>
-              <w:t xml:space="preserve"> </w:t>
-            </w:r>
-            <w:r>
-              <w:rPr>
-                <w:rFonts w:ascii="Arial" w:hAnsi="Arial" w:cs="Arial"/>
-              </w:rPr>
-              <w:fldChar w:fldCharType="begin"/>
-            </w:r>
-            <w:r>
-              <w:rPr>
-                <w:rFonts w:ascii="Arial" w:hAnsi="Arial" w:cs="Arial"/>
-              </w:rPr>
-              <w:instrText xml:space="preserve"> MERGEFIELD  CurrencyCode  \* MERGEFORMAT </w:instrText>
-            </w:r>
-            <w:r>
-              <w:rPr>
-                <w:rFonts w:ascii="Arial" w:hAnsi="Arial" w:cs="Arial"/>
-              </w:rPr>
-              <w:fldChar w:fldCharType="separate"/>
-            </w:r>
-            <w:r>
-              <w:rPr>
-                <w:rFonts w:ascii="Arial" w:hAnsi="Arial" w:cs="Arial"/>
-                <w:noProof/>
-              </w:rPr>
-              <w:t>«CurrencyCode»</w:t>
-            </w:r>
-            <w:r>
-              <w:rPr>
-                <w:rFonts w:ascii="Arial" w:hAnsi="Arial" w:cs="Arial"/>
-              </w:rPr>
-              <w:fldChar w:fldCharType="end"/>
+              <w:t>CurrencyCode</w:t>
+            </w:r>
+            <w:r>
+              <w:rPr>
+                <w:rFonts w:ascii="Arial" w:hAnsi="Arial" w:cs="Arial"/>
+              </w:rPr>
+              <w:t>}}</w:t>
             </w:r>
           </w:p>
         </w:tc>
@@ -6216,69 +2730,33 @@
               <w:rPr>
                 <w:rFonts w:ascii="Arial" w:hAnsi="Arial" w:cs="Arial"/>
               </w:rPr>
-              <w:fldChar w:fldCharType="begin"/>
-            </w:r>
-            <w:r>
-              <w:rPr>
-                <w:rFonts w:ascii="Arial" w:hAnsi="Arial" w:cs="Arial"/>
-              </w:rPr>
-              <w:instrText xml:space="preserve"> MERGEFIELD  LeasingAmount \# #,##0.00 \* MERGEFORMAT </w:instrText>
-            </w:r>
-            <w:r>
-              <w:rPr>
-                <w:rFonts w:ascii="Arial" w:hAnsi="Arial" w:cs="Arial"/>
-              </w:rPr>
-              <w:fldChar w:fldCharType="separate"/>
+              <w:t>{{</w:t>
             </w:r>
             <w:r>
               <w:rPr>
                 <w:rFonts w:ascii="Arial" w:hAnsi="Arial" w:cs="Arial"/>
                 <w:noProof/>
               </w:rPr>
-              <w:t>«LeasingAmount»</w:t>
-            </w:r>
-            <w:r>
-              <w:rPr>
-                <w:rFonts w:ascii="Arial" w:hAnsi="Arial" w:cs="Arial"/>
-              </w:rPr>
-              <w:fldChar w:fldCharType="end"/>
-            </w:r>
-            <w:r>
-              <w:rPr>
-                <w:rFonts w:ascii="Arial" w:hAnsi="Arial" w:cs="Arial"/>
-              </w:rPr>
-              <w:t xml:space="preserve"> </w:t>
-            </w:r>
-            <w:r>
-              <w:rPr>
-                <w:rFonts w:ascii="Arial" w:hAnsi="Arial" w:cs="Arial"/>
-              </w:rPr>
-              <w:fldChar w:fldCharType="begin"/>
-            </w:r>
-            <w:r>
-              <w:rPr>
-                <w:rFonts w:ascii="Arial" w:hAnsi="Arial" w:cs="Arial"/>
-              </w:rPr>
-              <w:instrText xml:space="preserve"> MERGEFIELD  CurrencyCode  \* MERGEFORMAT </w:instrText>
-            </w:r>
-            <w:r>
-              <w:rPr>
-                <w:rFonts w:ascii="Arial" w:hAnsi="Arial" w:cs="Arial"/>
-              </w:rPr>
-              <w:fldChar w:fldCharType="separate"/>
+              <w:t>LeasingAmount</w:t>
+            </w:r>
+            <w:r>
+              <w:rPr>
+                <w:rFonts w:ascii="Arial" w:hAnsi="Arial" w:cs="Arial"/>
+              </w:rPr>
+              <w:t>}} {{</w:t>
             </w:r>
             <w:r>
               <w:rPr>
                 <w:rFonts w:ascii="Arial" w:hAnsi="Arial" w:cs="Arial"/>
                 <w:noProof/>
               </w:rPr>
-              <w:t>«CurrencyCode»</w:t>
-            </w:r>
-            <w:r>
-              <w:rPr>
-                <w:rFonts w:ascii="Arial" w:hAnsi="Arial" w:cs="Arial"/>
-              </w:rPr>
-              <w:fldChar w:fldCharType="end"/>
+              <w:t>CurrencyCode</w:t>
+            </w:r>
+            <w:r>
+              <w:rPr>
+                <w:rFonts w:ascii="Arial" w:hAnsi="Arial" w:cs="Arial"/>
+              </w:rPr>
+              <w:t>}}</w:t>
             </w:r>
           </w:p>
         </w:tc>
@@ -6378,69 +2856,7 @@
               <w:rPr>
                 <w:rFonts w:ascii="Arial" w:hAnsi="Arial" w:cs="Arial"/>
               </w:rPr>
-              <w:fldChar w:fldCharType="begin"/>
-            </w:r>
-            <w:r>
-              <w:rPr>
-                <w:rFonts w:ascii="Arial" w:hAnsi="Arial" w:cs="Arial"/>
-              </w:rPr>
-              <w:instrText xml:space="preserve"> MERGEFIELD  CURRENT_SALE_TOTAL_AMOUNT \# #,##0.00 \* MERGEFORMAT </w:instrText>
-            </w:r>
-            <w:r>
-              <w:rPr>
-                <w:rFonts w:ascii="Arial" w:hAnsi="Arial" w:cs="Arial"/>
-              </w:rPr>
-              <w:fldChar w:fldCharType="separate"/>
-            </w:r>
-            <w:r>
-              <w:rPr>
-                <w:rFonts w:ascii="Arial" w:hAnsi="Arial" w:cs="Arial"/>
-                <w:noProof/>
-              </w:rPr>
-              <w:t>«CURRENT_SALE_TOTAL_AMOUNT»</w:t>
-            </w:r>
-            <w:r>
-              <w:rPr>
-                <w:rFonts w:ascii="Arial" w:hAnsi="Arial" w:cs="Arial"/>
-              </w:rPr>
-              <w:fldChar w:fldCharType="end"/>
-            </w:r>
-            <w:r>
-              <w:rPr>
-                <w:rFonts w:ascii="Arial" w:hAnsi="Arial" w:cs="Arial"/>
-              </w:rPr>
-              <w:t xml:space="preserve"> </w:t>
-            </w:r>
-            <w:r>
-              <w:rPr>
-                <w:rFonts w:ascii="Arial" w:hAnsi="Arial" w:cs="Arial"/>
-              </w:rPr>
-              <w:fldChar w:fldCharType="begin"/>
-            </w:r>
-            <w:r>
-              <w:rPr>
-                <w:rFonts w:ascii="Arial" w:hAnsi="Arial" w:cs="Arial"/>
-              </w:rPr>
-              <w:instrText xml:space="preserve"> MERGEFIELD  CurrencyCode  \* MERGEFORMAT </w:instrText>
-            </w:r>
-            <w:r>
-              <w:rPr>
-                <w:rFonts w:ascii="Arial" w:hAnsi="Arial" w:cs="Arial"/>
-              </w:rPr>
-              <w:fldChar w:fldCharType="separate"/>
-            </w:r>
-            <w:r>
-              <w:rPr>
-                <w:rFonts w:ascii="Arial" w:hAnsi="Arial" w:cs="Arial"/>
-                <w:noProof/>
-              </w:rPr>
-              <w:t>«CurrencyCode»</w:t>
-            </w:r>
-            <w:r>
-              <w:rPr>
-                <w:rFonts w:ascii="Arial" w:hAnsi="Arial" w:cs="Arial"/>
-              </w:rPr>
-              <w:fldChar w:fldCharType="end"/>
+              <w:t>{{CurrentSaleTotalAmount}} {{CurrencyCode}}</w:t>
             </w:r>
           </w:p>
           <w:p>
@@ -6452,8 +2868,15 @@
                 <w:bCs/>
               </w:rPr>
             </w:pPr>
-            <w:bookmarkStart w:id="8" w:name="AdvancePayment2"/>
-            <w:bookmarkEnd w:id="8"/>
+            <w:bookmarkStart w:id="5" w:name="AdvancePayment2"/>
+            <w:bookmarkEnd w:id="5"/>
+            <w:r>
+              <w:rPr>
+                <w:rFonts w:ascii="Arial" w:hAnsi="Arial" w:cs="Arial"/>
+                <w:bCs/>
+              </w:rPr>
+              <w:t>{{DownPayment}} {{CurrencyCode}}</w:t>
+            </w:r>
           </w:p>
         </w:tc>
       </w:tr>
@@ -6523,32 +2946,20 @@
               <w:rPr>
                 <w:rFonts w:ascii="Arial" w:hAnsi="Arial" w:cs="Arial"/>
               </w:rPr>
-              <w:fldChar w:fldCharType="begin"/>
-            </w:r>
-            <w:r>
-              <w:rPr>
-                <w:rFonts w:ascii="Arial" w:hAnsi="Arial" w:cs="Arial"/>
-              </w:rPr>
-              <w:instrText xml:space="preserve"> MERGEFIELD  AnnualRateMonth  \* MERGEFORMAT </w:instrText>
-            </w:r>
-            <w:r>
-              <w:rPr>
-                <w:rFonts w:ascii="Arial" w:hAnsi="Arial" w:cs="Arial"/>
-              </w:rPr>
-              <w:fldChar w:fldCharType="separate"/>
+              <w:t>{{</w:t>
             </w:r>
             <w:r>
               <w:rPr>
                 <w:rFonts w:ascii="Arial" w:hAnsi="Arial" w:cs="Arial"/>
                 <w:noProof/>
               </w:rPr>
-              <w:t>«AnnualRateMonth»</w:t>
-            </w:r>
-            <w:r>
-              <w:rPr>
-                <w:rFonts w:ascii="Arial" w:hAnsi="Arial" w:cs="Arial"/>
-              </w:rPr>
-              <w:fldChar w:fldCharType="end"/>
+              <w:t>AnnualRateMonth</w:t>
+            </w:r>
+            <w:r>
+              <w:rPr>
+                <w:rFonts w:ascii="Arial" w:hAnsi="Arial" w:cs="Arial"/>
+              </w:rPr>
+              <w:t>}}</w:t>
             </w:r>
           </w:p>
         </w:tc>
@@ -6651,32 +3062,20 @@
               <w:rPr>
                 <w:rFonts w:ascii="Arial" w:hAnsi="Arial" w:cs="Arial"/>
               </w:rPr>
-              <w:fldChar w:fldCharType="begin"/>
-            </w:r>
-            <w:r>
-              <w:rPr>
-                <w:rFonts w:ascii="Arial" w:hAnsi="Arial" w:cs="Arial"/>
-              </w:rPr>
-              <w:instrText xml:space="preserve"> MERGEFIELD  AnnualRate  \* MERGEFORMAT </w:instrText>
-            </w:r>
-            <w:r>
-              <w:rPr>
-                <w:rFonts w:ascii="Arial" w:hAnsi="Arial" w:cs="Arial"/>
-              </w:rPr>
-              <w:fldChar w:fldCharType="separate"/>
+              <w:t>{{</w:t>
             </w:r>
             <w:r>
               <w:rPr>
                 <w:rFonts w:ascii="Arial" w:hAnsi="Arial" w:cs="Arial"/>
                 <w:noProof/>
               </w:rPr>
-              <w:t>«AnnualRate»</w:t>
-            </w:r>
-            <w:r>
-              <w:rPr>
-                <w:rFonts w:ascii="Arial" w:hAnsi="Arial" w:cs="Arial"/>
-              </w:rPr>
-              <w:fldChar w:fldCharType="end"/>
+              <w:t>AnnualRate</w:t>
+            </w:r>
+            <w:r>
+              <w:rPr>
+                <w:rFonts w:ascii="Arial" w:hAnsi="Arial" w:cs="Arial"/>
+              </w:rPr>
+              <w:t>}}</w:t>
             </w:r>
           </w:p>
           <w:p>
@@ -6697,32 +3096,20 @@
               <w:rPr>
                 <w:rFonts w:ascii="Arial" w:hAnsi="Arial" w:cs="Arial"/>
               </w:rPr>
-              <w:fldChar w:fldCharType="begin"/>
-            </w:r>
-            <w:r>
-              <w:rPr>
-                <w:rFonts w:ascii="Arial" w:hAnsi="Arial" w:cs="Arial"/>
-              </w:rPr>
-              <w:instrText xml:space="preserve"> MERGEFIELD  OperationBaseIRR  \* MERGEFORMAT </w:instrText>
-            </w:r>
-            <w:r>
-              <w:rPr>
-                <w:rFonts w:ascii="Arial" w:hAnsi="Arial" w:cs="Arial"/>
-              </w:rPr>
-              <w:fldChar w:fldCharType="separate"/>
+              <w:t>{{</w:t>
             </w:r>
             <w:r>
               <w:rPr>
                 <w:rFonts w:ascii="Arial" w:hAnsi="Arial" w:cs="Arial"/>
                 <w:noProof/>
               </w:rPr>
-              <w:t>«OperationBaseIRR»</w:t>
-            </w:r>
-            <w:r>
-              <w:rPr>
-                <w:rFonts w:ascii="Arial" w:hAnsi="Arial" w:cs="Arial"/>
-              </w:rPr>
-              <w:fldChar w:fldCharType="end"/>
+              <w:t>OperationBaseIRR</w:t>
+            </w:r>
+            <w:r>
+              <w:rPr>
+                <w:rFonts w:ascii="Arial" w:hAnsi="Arial" w:cs="Arial"/>
+              </w:rPr>
+              <w:t>}}</w:t>
             </w:r>
           </w:p>
         </w:tc>
@@ -6769,7 +3156,7 @@
           </w:p>
         </w:tc>
       </w:tr>
-      <w:bookmarkEnd w:id="4"/>
+      <w:bookmarkEnd w:id="1"/>
     </w:tbl>
     <w:p>
       <w:pPr>
@@ -6857,14 +3244,7 @@
         <w:rPr>
           <w:rFonts w:ascii="Arial" w:hAnsi="Arial" w:cs="Arial"/>
         </w:rPr>
-        <w:t xml:space="preserve">Müşterinin, bu sözleşme kapsamında  bir hak talebinde bulunabilmesi için, talep tarihine kadar olan  tüm edimlerini zamanında ve tam olarak ifa etmiş olması şarttır. Müşteri, bu sözleşmede belirlenen edimlerini belirlenen zamanda ve şekilde ifasından kaçınmak için Arı Leasing’e ödemezlik def’i ileri süremez. Sözleşme, müşterinin iş bu sözleşmede belirtilmiş ödeme planında yer alan son ödemesini eksiksiz ve zamanında yapması, devre tatile konu hakkın Sağlayıcı tarafından Müşteriye </w:t>
-      </w:r>
-      <w:r>
-        <w:rPr>
-          <w:rFonts w:ascii="Arial" w:hAnsi="Arial" w:cs="Arial"/>
-        </w:rPr>
-        <w:lastRenderedPageBreak/>
-        <w:t>teslimi ile devre tatil süresinin tamamlanması ile sona erer.</w:t>
+        <w:t>Müşterinin, bu sözleşme kapsamında  bir hak talebinde bulunabilmesi için, talep tarihine kadar olan  tüm edimlerini zamanında ve tam olarak ifa etmiş olması şarttır. Müşteri, bu sözleşmede belirlenen edimlerini belirlenen zamanda ve şekilde ifasından kaçınmak için Arı Leasing’e ödemezlik def’i ileri süremez. Sözleşme, müşterinin iş bu sözleşmede belirtilmiş ödeme planında yer alan son ödemesini eksiksiz ve zamanında yapması, devre tatile konu hakkın Sağlayıcı tarafından Müşteriye teslimi ile devre tatil süresinin tamamlanması ile sona erer.</w:t>
       </w:r>
       <w:r>
         <w:rPr>
@@ -6912,7 +3292,14 @@
         <w:rPr>
           <w:rFonts w:ascii="Arial" w:hAnsi="Arial" w:cs="Arial"/>
         </w:rPr>
-        <w:t xml:space="preserve">Müşteri, devre tatilin içinde bulunduğu projeyi, Kızılbük Kuşgölü Gayrimenkul Yatırımları Anonim Şirketi’nin mülkiyetinde olup üzerinde Balıkesir Kasaba Gayrimenkul Satış Pazarlama İşletme Hizmetleri A.Ş. adına intifa hakkı tesis edilmiş olan ana gayrimenkulün tapu kayıtlarını, parselini, parsel sınırlarını, imar planını, vaziyet planını incelemiş, devre tatile ait tesisin yerini de incelemiş projenin mevcut haline muttali olarak bu sözleşmeyi imzalamıştır. Sağlayıcı projeye konu ana gayrimenkulde ayni hakka sahip olup, tapuda buna ilişkin kayıtlar mevcuttur. Sözleşmeye konusu devre tatilin içinde bulunduğu proje ve yapıların bu sözleşme ve eklerine göre imal edilmesinden ve Müşteri’ye döneminde teslim edilmesinden Sağlayıcı sorumludur. Müşteri, devre tatil hakkını bu sözleşmede belirlenen döneminde, bu sözleşme ve eklerine uygun olarak Sağlayıcı’ dan veya onun yetkilendireceği işletme şirketinden teslim alır. Devre tatile konu projenin inşa ve ikmali ile işletme şirketine teslimine ve devre tatil hakkının müşteriye teslimine ilişkin düzenlemeler bu sözleşmenin ekinde bulunan ek-2 şartnamesinde belirlenmiştir. Devre tatilin ve/veya bu hakkın içinde bulunduğu tesisin fiziki koşullarına ve ek-2’de belirtilen genel esaslara göre yürütülecek hizmete, tesis ve teçhizatın durumuna ve işletme koşul ve kurallarına , bu ve benzerinden kaynaklanacak eksik ifa ve/veya ayıp iddialarına ilişkin Arı Leasing’in Müşteri’ye karşı bir sorumluluğu yoktur. Devre tatile konu tesis ve tesiste sunulan hizmet ve işletme şartları hakkında müşteri şikayet ve önerileri, sağlayıcı veya işletme şirketine yönlendirilir. Müşteri ile Sağlayıcı arasındaki muhtemel anlaşmazlıkların tarafı Arı Leasing olmadığından, her ne sebeple olursa olsun finansal kiralama bedellerinin ödenmemesi, tenzil edilmesi veya geç ve eksik ödenmesi yoluna gidilemez. </w:t>
+        <w:t xml:space="preserve">Müşteri, devre tatilin içinde bulunduğu projeyi, Kızılbük Kuşgölü Gayrimenkul Yatırımları Anonim Şirketi’nin mülkiyetinde olup üzerinde Balıkesir Kasaba Gayrimenkul Satış Pazarlama İşletme Hizmetleri A.Ş. adına intifa hakkı tesis edilmiş olan ana gayrimenkulün tapu kayıtlarını, parselini, parsel sınırlarını, imar planını, vaziyet planını incelemiş, devre tatile ait tesisin yerini de incelemiş projenin mevcut haline muttali olarak bu sözleşmeyi imzalamıştır. Sağlayıcı projeye konu ana gayrimenkulde ayni hakka sahip olup, tapuda buna ilişkin kayıtlar mevcuttur. Sözleşmeye konusu devre tatilin içinde bulunduğu proje ve yapıların bu sözleşme ve eklerine göre imal </w:t>
+      </w:r>
+      <w:r>
+        <w:rPr>
+          <w:rFonts w:ascii="Arial" w:hAnsi="Arial" w:cs="Arial"/>
+        </w:rPr>
+        <w:lastRenderedPageBreak/>
+        <w:t xml:space="preserve">edilmesinden ve Müşteri’ye döneminde teslim edilmesinden Sağlayıcı sorumludur. Müşteri, devre tatil hakkını bu sözleşmede belirlenen döneminde, bu sözleşme ve eklerine uygun olarak Sağlayıcı’ dan veya onun yetkilendireceği işletme şirketinden teslim alır. Devre tatile konu projenin inşa ve ikmali ile işletme şirketine teslimine ve devre tatil hakkının müşteriye teslimine ilişkin düzenlemeler bu sözleşmenin ekinde bulunan ek-2 şartnamesinde belirlenmiştir. Devre tatilin ve/veya bu hakkın içinde bulunduğu tesisin fiziki koşullarına ve ek-2’de belirtilen genel esaslara göre yürütülecek hizmete, tesis ve teçhizatın durumuna ve işletme koşul ve kurallarına , bu ve benzerinden kaynaklanacak eksik ifa ve/veya ayıp iddialarına ilişkin Arı Leasing’in Müşteri’ye karşı bir sorumluluğu yoktur. Devre tatile konu tesis ve tesiste sunulan hizmet ve işletme şartları hakkında müşteri şikayet ve önerileri, sağlayıcı veya işletme şirketine yönlendirilir. Müşteri ile Sağlayıcı arasındaki muhtemel anlaşmazlıkların tarafı Arı Leasing olmadığından, her ne sebeple olursa olsun finansal kiralama bedellerinin ödenmemesi, tenzil edilmesi veya geç ve eksik ödenmesi yoluna gidilemez. </w:t>
       </w:r>
     </w:p>
     <w:p>
@@ -7001,23 +3388,23 @@
         <w:rPr>
           <w:rFonts w:ascii="Arial" w:hAnsi="Arial" w:cs="Arial"/>
         </w:rPr>
-        <w:t xml:space="preserve">Arı Leasing ile müşteri arasında gerek bu sözleşme, gerekse bu sözleşme dışında mevcut veya müstakbel sair sözleşmeler veya herhangi başka bir sebeple birden çok borç alacak ilişkisi olması halinde; Arı Leasing dilerse, söz konusu borç ve alacaklar için bünyesinde müşteriye ilişkin olarak tuttuğu cari hesap kapsamında ayrıca bir ihtar veya ihbar keşide etmeye, beyanda bulunmaya gerek olmaksızın doğrudan takas/mahsup hakkını kullanabilir. Arı Leasing, alacaklarını bu surette </w:t>
+        <w:t>Arı Leasing ile müşteri arasında gerek bu sözleşme, gerekse bu sözleşme dışında mevcut veya müstakbel sair sözleşmeler veya herhangi başka bir sebeple birden çok borç alacak ilişkisi olması halinde; Arı Leasing dilerse, söz konusu borç ve alacaklar için bünyesinde müşteriye ilişkin olarak tuttuğu cari hesap kapsamında ayrıca bir ihtar veya ihbar keşide etmeye, beyanda bulunmaya gerek olmaksızın doğrudan takas/mahsup hakkını kullanabilir. Arı Leasing, alacaklarını bu surette cari hesap üzerinden de tahsil edebilir. Arı Leasing ayrıca dilerse müşteri ile gerek bu sözleşme gerekse bu sözleşme dışında mevcut veya müstakbel sair sözleşmeler veya herhangi başka bir sebeple doğan/doğacak borç ve alacakları tek bir cari hesapta takip edebilir. Arı Leasing’in borç alacak ilişkisini tek bir cari hesapta takip etmesi, hiçbir şekilde Arı Leasing’in gerek bu sözleşme gerekse sair sözleşme, hukuki ve mali ilişkiler kapsamında sahip olduğu veya olacağı hakların kullanılması bakımından bir kısıtlama oluşturmaz. Arı Leasing, sözleşmelerden doğan bütün haklarını dilediği şekilde kullanabilir. Arı Leasing’in bu madde de belirtildiği şekilde bir cari hesap uygulaması yapması Arı Leasing’in hak ve alacaklarının tahsil zamanında bir öteleme anlamına gelmediği gibi faiz ve gecikme cezası veya tahsilata ilişkin sair haklarında da bir kısıtlama oluşturmaz.</w:t>
+      </w:r>
+      <w:r>
+        <w:t xml:space="preserve"> </w:t>
+      </w:r>
+      <w:r>
+        <w:rPr>
+          <w:rFonts w:ascii="Arial" w:hAnsi="Arial" w:cs="Arial"/>
+        </w:rPr>
+        <w:t>Devre tatil hakkının iktisabı işbu sözleşmede belirtilenler dışında herhangi bir ek ödemeye ve yükümlülüğe yol açmaz. Devre tatil hakkının kullanılması hakkında genel şartlar (Ek-</w:t>
       </w:r>
       <w:r>
         <w:rPr>
           <w:rFonts w:ascii="Arial" w:hAnsi="Arial" w:cs="Arial"/>
         </w:rPr>
         <w:lastRenderedPageBreak/>
-        <w:t>cari hesap üzerinden de tahsil edebilir. Arı Leasing ayrıca dilerse müşteri ile gerek bu sözleşme gerekse bu sözleşme dışında mevcut veya müstakbel sair sözleşmeler veya herhangi başka bir sebeple doğan/doğacak borç ve alacakları tek bir cari hesapta takip edebilir. Arı Leasing’in borç alacak ilişkisini tek bir cari hesapta takip etmesi, hiçbir şekilde Arı Leasing’in gerek bu sözleşme gerekse sair sözleşme, hukuki ve mali ilişkiler kapsamında sahip olduğu veya olacağı hakların kullanılması bakımından bir kısıtlama oluşturmaz. Arı Leasing, sözleşmelerden doğan bütün haklarını dilediği şekilde kullanabilir. Arı Leasing’in bu madde de belirtildiği şekilde bir cari hesap uygulaması yapması Arı Leasing’in hak ve alacaklarının tahsil zamanında bir öteleme anlamına gelmediği gibi faiz ve gecikme cezası veya tahsilata ilişkin sair haklarında da bir kısıtlama oluşturmaz.</w:t>
-      </w:r>
-      <w:r>
-        <w:t xml:space="preserve"> </w:t>
-      </w:r>
-      <w:r>
-        <w:rPr>
-          <w:rFonts w:ascii="Arial" w:hAnsi="Arial" w:cs="Arial"/>
-        </w:rPr>
-        <w:t>Devre tatil hakkının iktisabı işbu sözleşmede belirtilenler dışında herhangi bir ek ödemeye ve yükümlülüğe yol açmaz. Devre tatil hakkının kullanılması hakkında genel şartlar (Ek-2) hükümleri saklıdır.</w:t>
+        <w:t>2) hükümleri saklıdır.</w:t>
       </w:r>
     </w:p>
     <w:p>
@@ -7199,28 +3586,21 @@
           <w:rFonts w:ascii="Arial" w:hAnsi="Arial" w:cs="Arial"/>
         </w:rPr>
       </w:pPr>
-      <w:bookmarkStart w:id="9" w:name="ForeignCurrencyText"/>
-    </w:p>
-    <w:p>
-      <w:pPr>
-        <w:spacing w:line="276" w:lineRule="auto"/>
-        <w:jc w:val="both"/>
-        <w:rPr>
-          <w:rFonts w:ascii="Arial" w:hAnsi="Arial" w:cs="Arial"/>
-        </w:rPr>
-      </w:pPr>
-      <w:r>
-        <w:rPr>
-          <w:rFonts w:ascii="Arial" w:hAnsi="Arial" w:cs="Arial"/>
-        </w:rPr>
-        <w:t xml:space="preserve">Müşterinin taksit vade tarihindeki ödemelerini Türk Lirası olarak gönderilmesi durumunda; taksit tutarı sözleşmede belirtilen Amerikan Doları (USD) kurundan daha az bir tutar olamaz. Şöyle ki; taksit tutarı Türk Lirası olarak ödendiği günün Merkez Bankası’nca açıklanan efektif satış kuru üzerinden hesaplanacaktır. Ancak, Merkez Bankası’nca açıklanan efektif satış kuru sözleşme </w:t>
-      </w:r>
-      <w:r>
-        <w:rPr>
-          <w:rFonts w:ascii="Arial" w:hAnsi="Arial" w:cs="Arial"/>
-        </w:rPr>
-        <w:lastRenderedPageBreak/>
-        <w:t>tarihindeki belirlenen Amerikan Doları (USD) kurundan daha düşük bir tutar olur ise sözleşmeyle belirlenen kur dikkate alınacaktır. Döviz alım belgesi düzenlemesi aşamasında oluşacak her türlü kur zararı ve di</w:t>
+      <w:bookmarkStart w:id="6" w:name="ForeignCurrencyText"/>
+    </w:p>
+    <w:p>
+      <w:pPr>
+        <w:spacing w:line="276" w:lineRule="auto"/>
+        <w:jc w:val="both"/>
+        <w:rPr>
+          <w:rFonts w:ascii="Arial" w:hAnsi="Arial" w:cs="Arial"/>
+        </w:rPr>
+      </w:pPr>
+      <w:r>
+        <w:rPr>
+          <w:rFonts w:ascii="Arial" w:hAnsi="Arial" w:cs="Arial"/>
+        </w:rPr>
+        <w:t>Müşterinin taksit vade tarihindeki ödemelerini Türk Lirası olarak gönderilmesi durumunda; taksit tutarı sözleşmede belirtilen Amerikan Doları (USD) kurundan daha az bir tutar olamaz. Şöyle ki; taksit tutarı Türk Lirası olarak ödendiği günün Merkez Bankası’nca açıklanan efektif satış kuru üzerinden hesaplanacaktır. Ancak, Merkez Bankası’nca açıklanan efektif satış kuru sözleşme tarihindeki belirlenen Amerikan Doları (USD) kurundan daha düşük bir tutar olur ise sözleşmeyle belirlenen kur dikkate alınacaktır. Döviz alım belgesi düzenlemesi aşamasında oluşacak her türlü kur zararı ve di</w:t>
       </w:r>
       <w:r>
         <w:rPr>
@@ -7229,7 +3609,7 @@
         <w:t>ğer masraflar müşteriye aittir.</w:t>
       </w:r>
     </w:p>
-    <w:bookmarkEnd w:id="9"/>
+    <w:bookmarkEnd w:id="6"/>
     <w:p>
       <w:pPr>
         <w:rPr>
@@ -7268,7 +3648,14 @@
         <w:rPr>
           <w:rFonts w:ascii="Arial" w:hAnsi="Arial" w:cs="Arial"/>
         </w:rPr>
-        <w:t>Müşteri, devre tatil hakkına istinaden kendisine dönemsel kullanım için teslim edilen ünite ve alanlarda hiçbir değişiklik, onarım, tadilat vb. gibi işleri yapmayacaktır. Bu gibi işlemlerin Sağlayıcı tarafından tespiti halinde ise; Arı Leasing, taraflar arasında akdedilen tüm sözleşmeleri haklı sebeplerden dolayı (sözleşmeden kaynaklı tüm hakları saklı kalmak kaydı ile) tek taraflı feshetme hakkına sahip olacaktır. Müşteri, yapmış olduğu değişiklikleri, Arı Leasing ve/veya Sağlayıcı’ nın ilk talebi ile birlikte derhal (tüm masraflar kendisine ait olmak üzere) eski hale getirecektir. Arı Leasing/Sağlayıcı dilerse, bunları eski hale getirerek bedelini Müşteriden de tahsil edebilir. Müşteri, devre tatili, sözleşmedeki tahsis amacına uygun şekilde, genel örf, adet ve yasalara uygun surette kullanacağını, ek-2 genel şartnamedeki düzenlemelere ve tesisin işletme kurallarına riayet edeceğini taahhüt eder.</w:t>
+        <w:t xml:space="preserve">Müşteri, devre tatil hakkına istinaden kendisine dönemsel kullanım için teslim edilen ünite ve alanlarda hiçbir değişiklik, onarım, tadilat vb. gibi işleri yapmayacaktır. Bu gibi işlemlerin Sağlayıcı tarafından tespiti halinde ise; Arı Leasing, taraflar arasında akdedilen tüm sözleşmeleri haklı sebeplerden dolayı (sözleşmeden kaynaklı tüm hakları saklı kalmak kaydı ile) tek taraflı feshetme hakkına sahip olacaktır. Müşteri, yapmış olduğu değişiklikleri, Arı Leasing ve/veya Sağlayıcı’ nın ilk talebi ile birlikte derhal (tüm masraflar kendisine ait olmak üzere) eski hale getirecektir. Arı Leasing/Sağlayıcı dilerse, bunları eski hale getirerek bedelini Müşteriden de tahsil </w:t>
+      </w:r>
+      <w:r>
+        <w:rPr>
+          <w:rFonts w:ascii="Arial" w:hAnsi="Arial" w:cs="Arial"/>
+        </w:rPr>
+        <w:lastRenderedPageBreak/>
+        <w:t>edebilir. Müşteri, devre tatili, sözleşmedeki tahsis amacına uygun şekilde, genel örf, adet ve yasalara uygun surette kullanacağını, ek-2 genel şartnamedeki düzenlemelere ve tesisin işletme kurallarına riayet edeceğini taahhüt eder.</w:t>
       </w:r>
     </w:p>
     <w:p>
@@ -7364,7 +3751,7 @@
         </w:rPr>
         <w:t>MADDE 10-</w:t>
       </w:r>
-      <w:bookmarkStart w:id="10" w:name="_Hlk153906191"/>
+      <w:bookmarkStart w:id="7" w:name="_Hlk153906191"/>
       <w:r>
         <w:rPr>
           <w:rFonts w:ascii="Arial" w:hAnsi="Arial" w:cs="Arial"/>
@@ -7380,7 +3767,7 @@
         </w:rPr>
         <w:t xml:space="preserve">Müşteri devre tatil teslim zamanında, o tarihe kadar olan hesap işlemlerine ilişkin Arı Leasing’e borcu olmadığını gösteren- hesap mutabakatını da içeren Teslim Onay Formunu devre tatil döneminde Sağlayıcıya ibraz ederek devre tatili teslim alır. Devre tatil hakkının teslimi öncesinde ve sözleşmenin devamı süresince, yangın, hırsızlık, cam kırılması, deprem, yer kayması, iç ve dış nedenlerle su baskını, komşuluk haklarından doğan mali mesuliyetler, dekorasyon, hasar nedeni ile değiştirme masrafları, enkaz kaldırma masrafları ve benzer nedenlerden doğabilecek zararlara karşı, Sağlayıcı veya Arı Leasing tarafından yaptırılacak zorunlu doğal afet sigortası,yangın, bina ve eşya sigortalarını yaptırılması ve bu sigorta işlemlerinden doğacak bütün mali yükümlülüklerinden payına düşeni ödemeyi Müşteri kabul ve beyan etmiştir. </w:t>
       </w:r>
-      <w:bookmarkEnd w:id="10"/>
+      <w:bookmarkEnd w:id="7"/>
     </w:p>
     <w:p>
       <w:pPr>
@@ -7428,15 +3815,7 @@
           <w:rFonts w:ascii="Arial" w:hAnsi="Arial" w:cs="Arial"/>
           <w:color w:val="000000"/>
         </w:rPr>
-        <w:t xml:space="preserve">Müşteri 1. maddede belirtilmiş kep adresini ve yazışma adresinin ikisini de tebligat adresi olarak kabul eder. Kep adresine yapılan tebligatın geçerli bir tebligat olduğunu taraflar şimdiden kabul, beyan ve taahhüt ederler. Bu adreslerden birine gönderilecek tebligatın usulünce </w:t>
-      </w:r>
-      <w:r>
-        <w:rPr>
-          <w:rFonts w:ascii="Arial" w:hAnsi="Arial" w:cs="Arial"/>
-          <w:color w:val="000000"/>
-        </w:rPr>
-        <w:lastRenderedPageBreak/>
-        <w:t>tebliğ edildiği taraflarca kabul edilir. Müşteri Sözleşme süresi boyunca kep veya yazışma adresi değişikliğinde bulunması halinde bu yeni adresi derhal noter aracılığı ile Arı Leasing’e ve Sağlayıcıya bildirmeyi, bildirmedikleri takdirde bu sözleşmede belirtilen kep veya yazışma adreslerine ya da kayıtlı elektronik posta adreslerine 7201 sayılı Tebligat Kanunu’nun 7, 10. ve devamı hükümlerinde yer alan usule göre gönderilecek her türlü tebligatın, kendilerine tebliğ edilmiş sayılacağını kabul ve taahhüt ederler. Müşteri’nin göstereceği adresin Türkiye Cumhuriyeti sınırları içinde bulunması gerekmektedir. Eğer Müşteri, yabancı bir ülkede ikamet ediyor ise; resmi tebligat zorluğu dolayısıyla, Türkiye’de bir tebligat adresi göstermek zorunda olup, ayrıca Tesis İşletme Şirketine yapılacak tebligatın kendisine yapılmış sayılacağını kabul eder.</w:t>
+        <w:t>Müşteri 1. maddede belirtilmiş kep adresini ve yazışma adresinin ikisini de tebligat adresi olarak kabul eder. Kep adresine yapılan tebligatın geçerli bir tebligat olduğunu taraflar şimdiden kabul, beyan ve taahhüt ederler. Bu adreslerden birine gönderilecek tebligatın usulünce tebliğ edildiği taraflarca kabul edilir. Müşteri Sözleşme süresi boyunca kep veya yazışma adresi değişikliğinde bulunması halinde bu yeni adresi derhal noter aracılığı ile Arı Leasing’e ve Sağlayıcıya bildirmeyi, bildirmedikleri takdirde bu sözleşmede belirtilen kep veya yazışma adreslerine ya da kayıtlı elektronik posta adreslerine 7201 sayılı Tebligat Kanunu’nun 7, 10. ve devamı hükümlerinde yer alan usule göre gönderilecek her türlü tebligatın, kendilerine tebliğ edilmiş sayılacağını kabul ve taahhüt ederler. Müşteri’nin göstereceği adresin Türkiye Cumhuriyeti sınırları içinde bulunması gerekmektedir. Eğer Müşteri, yabancı bir ülkede ikamet ediyor ise; resmi tebligat zorluğu dolayısıyla, Türkiye’de bir tebligat adresi göstermek zorunda olup, ayrıca Tesis İşletme Şirketine yapılacak tebligatın kendisine yapılmış sayılacağını kabul eder.</w:t>
       </w:r>
     </w:p>
     <w:p>
@@ -7467,6 +3846,7 @@
           <w:iCs/>
           <w:lang w:val="en-US"/>
         </w:rPr>
+        <w:lastRenderedPageBreak/>
         <w:t>MADDE 12-</w:t>
       </w:r>
       <w:r>
@@ -7627,7 +4007,6 @@
           <w:iCs/>
           <w:lang w:val="en-US"/>
         </w:rPr>
-        <w:lastRenderedPageBreak/>
         <w:t>Müşterinin temerrüt hallerinde Arı Leasing’in Borçlar Kanunu, Finansal Kiralama Kanunu ve Tüketici Kanunu’nun ilgili hükümlerinden doğan dönme ve/veya fesih hakkı ile sair hakları ayrıca saklıdır.</w:t>
       </w:r>
     </w:p>
@@ -7667,7 +4046,15 @@
           <w:rFonts w:ascii="Arial" w:hAnsi="Arial" w:cs="Arial"/>
           <w:lang w:val="en-US"/>
         </w:rPr>
-        <w:t xml:space="preserve"> Müşteri, Arı Leasing, Sağlayıcı  ve diğer grup şirketlerinin faaliyetleri, çalışanları, yöneticileri, hissedarları ve bunların yakınları, projeleri, akdi ilişkileri ve benzeri durumlarla ilgili olarak doğrudan veya dolaylı şekilde kamuoyunda, sosyal medyada, her türlü iletişim mecrası, internet sitelerinde, sosyal paylaşım site ve ağlarında veya herhangi bir ortamda ilgili şirketlerin veya projelerinin imaj ve itibarını zedeleyecek, karalayacak veya haksız rekabet oluşturan söz, davranış ve eylemlerde bulunması, böylelikle projelerin ve bu proje ve şirketlere yatırım yapmış üçüncü kişilerin menfaatlerine zarar verdiği kabul edilir ve bu zararın ispatlanması aranmaksızın Arı Leasing bu sözleşmeyi 13. maddeye göre haklı sebeplerle fesih edebilir.</w:t>
+        <w:t xml:space="preserve"> Müşteri, Arı Leasing, Sağlayıcı  ve diğer grup şirketlerinin faaliyetleri, çalışanları, yöneticileri, hissedarları ve bunların yakınları, projeleri, akdi ilişkileri ve benzeri durumlarla ilgili olarak doğrudan veya dolaylı şekilde kamuoyunda, sosyal medyada, her türlü iletişim mecrası, internet sitelerinde, sosyal paylaşım site ve ağlarında veya herhangi bir ortamda ilgili şirketlerin veya projelerinin imaj ve itibarını zedeleyecek, karalayacak veya haksız rekabet oluşturan söz, davranış ve eylemlerde bulunması, böylelikle projelerin ve bu proje ve şirketlere yatırım yapmış </w:t>
+      </w:r>
+      <w:r>
+        <w:rPr>
+          <w:rFonts w:ascii="Arial" w:hAnsi="Arial" w:cs="Arial"/>
+          <w:lang w:val="en-US"/>
+        </w:rPr>
+        <w:lastRenderedPageBreak/>
+        <w:t>üçüncü kişilerin menfaatlerine zarar verdiği kabul edilir ve bu zararın ispatlanması aranmaksızın Arı Leasing bu sözleşmeyi 13. maddeye göre haklı sebeplerle fesih edebilir.</w:t>
       </w:r>
     </w:p>
     <w:p>
@@ -7771,21 +4158,14 @@
         </w:rPr>
         <w:t xml:space="preserve"> </w:t>
       </w:r>
-      <w:bookmarkStart w:id="11" w:name="_Hlk153906311"/>
-      <w:r>
-        <w:rPr>
-          <w:rFonts w:ascii="Arial" w:hAnsi="Arial" w:cs="Arial"/>
-        </w:rPr>
-        <w:t xml:space="preserve">Müşterinin, bu sözleşmeye konu kira bedellerini ödemek üzere,  Arı  veya Sağlayıcının  kredi kurumuna kefalet ya da garanti sağladığı bir kredi kullanmış ve  bu kredi nedeniyle kredi kurumuna olan borçlarını kısmen ve tamamen ödemeyerek  temerrüde düşmüş olması halinde,  Arı Leasing ayrıca müşteriye hiçbir ihtar, ihbar yapmaya veya muvafakat almaya gerek olmaksızın  sağladığı kefalet yada garanti sebebi ile kredi kurumunca kendisine ödenen kredi tutarının gecikme tutarını veya kredi kurumunca bildirilen kapama bakiyesini kredi kurumuna geri ödeyebilir. Arı tarafından bu şekilde yapılan ödemeler, iş bu finansal kiralama sözleşme gereğince müşteri veya müşteri adına kredi kurumundan Arı’ ya yapılmış ödemelerden indirilerek bu miktarca ödeme müşteri tarafından Arı’ya yapılmamış sayılır. Arı bu durumda ayrıca, fesih ve/veya temerrüt hükümlerini uygulayabileceği gibi, dilerse kredi kurumuna ödediği tutarlar nedeniyle eksilen ve ödenmemiş sayılan tutarları müşteriden nakden ve defaten talep edebilir. Müşterinin bu bedelleri ödememesi halinde iş bu sözleşmede düzenlenen temerrüt ve/veya fesih hükümleri uygulanır. Bu </w:t>
-      </w:r>
-      <w:r>
-        <w:rPr>
-          <w:rFonts w:ascii="Arial" w:hAnsi="Arial" w:cs="Arial"/>
-        </w:rPr>
-        <w:lastRenderedPageBreak/>
-        <w:t>halde sözleşmeden kaynaklanan finansal kiralama bedelleri, takip tahsil, gecikme cezası, vade farkı vb. bedeller ayrıca tahsil edilir.</w:t>
-      </w:r>
-      <w:bookmarkEnd w:id="11"/>
+      <w:bookmarkStart w:id="8" w:name="_Hlk153906311"/>
+      <w:r>
+        <w:rPr>
+          <w:rFonts w:ascii="Arial" w:hAnsi="Arial" w:cs="Arial"/>
+        </w:rPr>
+        <w:t>Müşterinin, bu sözleşmeye konu kira bedellerini ödemek üzere,  Arı  veya Sağlayıcının  kredi kurumuna kefalet ya da garanti sağladığı bir kredi kullanmış ve  bu kredi nedeniyle kredi kurumuna olan borçlarını kısmen ve tamamen ödemeyerek  temerrüde düşmüş olması halinde,  Arı Leasing ayrıca müşteriye hiçbir ihtar, ihbar yapmaya veya muvafakat almaya gerek olmaksızın  sağladığı kefalet yada garanti sebebi ile kredi kurumunca kendisine ödenen kredi tutarının gecikme tutarını veya kredi kurumunca bildirilen kapama bakiyesini kredi kurumuna geri ödeyebilir. Arı tarafından bu şekilde yapılan ödemeler, iş bu finansal kiralama sözleşme gereğince müşteri veya müşteri adına kredi kurumundan Arı’ ya yapılmış ödemelerden indirilerek bu miktarca ödeme müşteri tarafından Arı’ya yapılmamış sayılır. Arı bu durumda ayrıca, fesih ve/veya temerrüt hükümlerini uygulayabileceği gibi, dilerse kredi kurumuna ödediği tutarlar nedeniyle eksilen ve ödenmemiş sayılan tutarları müşteriden nakden ve defaten talep edebilir. Müşterinin bu bedelleri ödememesi halinde iş bu sözleşmede düzenlenen temerrüt ve/veya fesih hükümleri uygulanır. Bu halde sözleşmeden kaynaklanan finansal kiralama bedelleri, takip tahsil, gecikme cezası, vade farkı vb. bedeller ayrıca tahsil edilir.</w:t>
+      </w:r>
+      <w:bookmarkEnd w:id="8"/>
     </w:p>
     <w:p>
       <w:pPr>
@@ -7881,7 +4261,14 @@
           <w:rFonts w:ascii="Arial" w:hAnsi="Arial" w:cs="Arial"/>
         </w:rPr>
         <w:tab/>
-        <w:t>Değişken finansal kiralama geliri oranı: Endeks oranlarına finansman kuruluşunca uygulanacak marj oranı eklenerek bulunan finansal kiralama geliri oranını ifade eder. Kredinin finansal kiralama gelir oranı, finansal kiralama gelir oranının sözleşmede belirlenen değişim sıklığına göre değişim tarihlerinde endeks+marj değişimi yansıtacak şekilde güncellenir. Endekste artış görülmesi halinde, kredinin finansal kiralama gelir oranı da artacaktır.</w:t>
+        <w:t xml:space="preserve">Değişken finansal kiralama geliri oranı: Endeks oranlarına finansman kuruluşunca uygulanacak marj oranı eklenerek bulunan finansal kiralama geliri oranını ifade eder. Kredinin finansal kiralama </w:t>
+      </w:r>
+      <w:r>
+        <w:rPr>
+          <w:rFonts w:ascii="Arial" w:hAnsi="Arial" w:cs="Arial"/>
+        </w:rPr>
+        <w:lastRenderedPageBreak/>
+        <w:t>gelir oranı, finansal kiralama gelir oranının sözleşmede belirlenen değişim sıklığına göre değişim tarihlerinde endeks+marj değişimi yansıtacak şekilde güncellenir. Endekste artış görülmesi halinde, kredinin finansal kiralama gelir oranı da artacaktır.</w:t>
       </w:r>
     </w:p>
     <w:p>
@@ -8043,14 +4430,7 @@
         <w:rPr>
           <w:rFonts w:ascii="Arial" w:hAnsi="Arial" w:cs="Arial"/>
         </w:rPr>
-        <w:t xml:space="preserve">Taraflar, bu sözleşmeden doğan her türlü uyuşmazlıklarda, Arı Leasing’in belge ve kayıtlarının, bilgisayar ve elektronik ortam haberleşme kayıtlarının geçerli delil teşkil edeceğini, H.M.K’ nın 193. Maddesi hükmü uyarınca kabul etmektedirler. Sözleşme taraflarının, sözleşmeden doğan borç ve taahhütlerinin ifa yeri, aksi kararlaştırılmadıkça Arı Leasing’in ticaret merkezi, </w:t>
-      </w:r>
-      <w:r>
-        <w:rPr>
-          <w:rFonts w:ascii="Arial" w:hAnsi="Arial" w:cs="Arial"/>
-        </w:rPr>
-        <w:lastRenderedPageBreak/>
-        <w:t>yerleşim yeridir. Bu sözleşmeden doğan bütün ihtilafların çözümünde  İstanbul (Çağlayan) Mahkemeleri ve İcra - İflas Müdürlükleri yetkilidir.</w:t>
+        <w:t>Taraflar, bu sözleşmeden doğan her türlü uyuşmazlıklarda, Arı Leasing’in belge ve kayıtlarının, bilgisayar ve elektronik ortam haberleşme kayıtlarının geçerli delil teşkil edeceğini, H.M.K’ nın 193. Maddesi hükmü uyarınca kabul etmektedirler. Sözleşme taraflarının, sözleşmeden doğan borç ve taahhütlerinin ifa yeri, aksi kararlaştırılmadıkça Arı Leasing’in ticaret merkezi, yerleşim yeridir. Bu sözleşmeden doğan bütün ihtilafların çözümünde  İstanbul (Çağlayan) Mahkemeleri ve İcra - İflas Müdürlükleri yetkilidir.</w:t>
       </w:r>
       <w:r>
         <w:t xml:space="preserve"> </w:t>
@@ -8095,7 +4475,14 @@
         <w:rPr>
           <w:rFonts w:ascii="Arial" w:hAnsi="Arial" w:cs="Arial"/>
         </w:rPr>
-        <w:t>Müşteri, kendisinin, temsilcilerinin, vekillerinin ve Müteselsil Kefil/Kefilleri’nin, Arı Leasing’a, Sağlayıcı’ya veya ilgili tüm resmi kurum ve kuruluşlar ile üçüncü kişilere sahte ve/veya tahrif edilmiş belge, vekaletname, kimlik, sirküler veya diğer herhangi sair bir belge ibraz ve tevdi etmesinden, bu tür belgeler ile kendi nam ve hesabına ya da Arı Leasing’ı temsilen yapacağı işlemlerin sonuçlarından, belgelerin, bilgi ve beyanların gerçeği yansıtmamasından doğan her türlü mali, hukuki ve tüm sorumlulukların kendisine ait olduğunu kabul ve taahhüt eder. Müşteri, Arı Leasing ile arasında yapılan ve yapılacak olan tüm işlemlerde, talep aşamasında kalmış olsa bile, kendi nam ve hesabına hareket ettiğini ve/veya edeceğini, bir başkası hesabına işlem yapmadığını, yapılmayacağını, Arı Leasing tarafından ilgili mevzuatın gerekleri hakkında bilgilendirildiğini ve böyle bir durum olması ve/veya 5549 sayılı Suç Gelirlerinin Aklanmasına Dair Kanun’a ve/veya bununla ilgili yürürlükteki mevzuata herhangi bir aykırılığın olması halinde ise Arı Leasing’a bildireceğini beyan ve taahhüt etmektedir.</w:t>
+        <w:t xml:space="preserve">Müşteri, kendisinin, temsilcilerinin, vekillerinin ve Müteselsil Kefil/Kefilleri’nin, Arı Leasing’a, Sağlayıcı’ya veya ilgili tüm resmi kurum ve kuruluşlar ile üçüncü kişilere sahte ve/veya tahrif edilmiş belge, vekaletname, kimlik, sirküler veya diğer herhangi sair bir belge ibraz ve tevdi etmesinden, bu tür belgeler ile kendi nam ve hesabına ya da Arı Leasing’ı temsilen yapacağı işlemlerin sonuçlarından, belgelerin, bilgi ve beyanların gerçeği yansıtmamasından doğan her türlü mali, hukuki ve tüm sorumlulukların kendisine ait olduğunu kabul ve taahhüt eder. Müşteri, Arı Leasing ile arasında yapılan ve yapılacak olan tüm işlemlerde, talep aşamasında kalmış olsa bile, </w:t>
+      </w:r>
+      <w:r>
+        <w:rPr>
+          <w:rFonts w:ascii="Arial" w:hAnsi="Arial" w:cs="Arial"/>
+        </w:rPr>
+        <w:lastRenderedPageBreak/>
+        <w:t>kendi nam ve hesabına hareket ettiğini ve/veya edeceğini, bir başkası hesabına işlem yapmadığını, yapılmayacağını, Arı Leasing tarafından ilgili mevzuatın gerekleri hakkında bilgilendirildiğini ve böyle bir durum olması ve/veya 5549 sayılı Suç Gelirlerinin Aklanmasına Dair Kanun’a ve/veya bununla ilgili yürürlükteki mevzuata herhangi bir aykırılığın olması halinde ise Arı Leasing’a bildireceğini beyan ve taahhüt etmektedir.</w:t>
       </w:r>
     </w:p>
     <w:p>
@@ -8265,8 +4652,8 @@
           <w:bCs/>
         </w:rPr>
       </w:pPr>
-      <w:bookmarkStart w:id="12" w:name="EKBelge"/>
-      <w:bookmarkEnd w:id="12"/>
+      <w:bookmarkStart w:id="9" w:name="EKBelge"/>
+      <w:bookmarkEnd w:id="9"/>
     </w:p>
     <w:p>
       <w:pPr>
@@ -8470,8 +4857,8 @@
       </w:r>
     </w:p>
     <w:sectPr>
-      <w:headerReference w:type="default" r:id="rId10"/>
-      <w:footerReference w:type="default" r:id="rId11"/>
+      <w:headerReference w:type="default" r:id="rId9"/>
+      <w:footerReference w:type="default" r:id="rId10"/>
       <w:pgSz w:w="11906" w:h="16838"/>
       <w:pgMar w:top="284" w:right="709" w:bottom="1077" w:left="851" w:header="0" w:footer="709" w:gutter="0"/>
       <w:cols w:space="708"/>
@@ -9385,7 +5772,7 @@
   <w:style w:type="paragraph" w:default="1" w:styleId="Normal">
     <w:name w:val="Normal"/>
     <w:qFormat/>
-    <w:rsid w:val="00AE6053"/>
+    <w:rsid w:val="005A7916"/>
     <w:rPr>
       <w:rFonts w:ascii="Times New Roman" w:eastAsia="Times New Roman" w:hAnsi="Times New Roman"/>
       <w:sz w:val="24"/>
@@ -9396,7 +5783,6 @@
   <w:style w:type="character" w:default="1" w:styleId="VarsaylanParagrafYazTipi">
     <w:name w:val="Default Paragraph Font"/>
     <w:uiPriority w:val="1"/>
-    <w:semiHidden/>
     <w:unhideWhenUsed/>
   </w:style>
   <w:style w:type="table" w:default="1" w:styleId="NormalTablo">
